--- a/docs/Automacao_Projetos_Corporativos_To_Be_Power_Automate.docx
+++ b/docs/Automacao_Projetos_Corporativos_To_Be_Power_Automate.docx
@@ -480,7 +480,7 @@
                 <w:sz w:val="19"/>
                 <w:szCs w:val="19"/>
               </w:rPr>
-              <w:t xml:space="preserve">1.0, aguardando aprovação do Itaú</w:t>
+              <w:t xml:space="preserve">1.1, aguardando aprovação do Itaú</w:t>
             </w:r>
           </w:p>
         </w:tc>
@@ -550,6 +550,77 @@
                 <w:szCs w:val="19"/>
               </w:rPr>
               <w:t xml:space="preserve">28/10/2026</w:t>
+            </w:r>
+          </w:p>
+        </w:tc>
+      </w:tr>
+      <w:tr>
+        <w:trPr>
+          <w:cantSplit/>
+        </w:trPr>
+        <w:tc>
+          <w:tcPr>
+            <w:tcW w:type="dxa" w:w="3200"/>
+            <w:tcBorders>
+              <w:top w:val="single" w:color="808080" w:sz="4"/>
+              <w:left w:val="single" w:color="808080" w:sz="4"/>
+              <w:bottom w:val="single" w:color="808080" w:sz="4"/>
+              <w:right w:val="single" w:color="808080" w:sz="4"/>
+            </w:tcBorders>
+            <w:shd w:fill="E9EEF7" w:color="auto" w:val="clear"/>
+            <w:tcMar>
+              <w:top w:type="dxa" w:w="60"/>
+              <w:left w:type="dxa" w:w="100"/>
+              <w:bottom w:type="dxa" w:w="60"/>
+              <w:right w:type="dxa" w:w="100"/>
+            </w:tcMar>
+          </w:tcPr>
+          <w:p>
+            <w:pPr>
+              <w:spacing w:after="30"/>
+            </w:pPr>
+            <w:r>
+              <w:rPr>
+                <w:rFonts w:ascii="Calibri" w:cs="Calibri" w:eastAsia="Calibri" w:hAnsi="Calibri"/>
+                <w:b/>
+                <w:bCs/>
+                <w:sz w:val="19"/>
+                <w:szCs w:val="19"/>
+              </w:rPr>
+              <w:t xml:space="preserve">Meta de entrada em produção</w:t>
+            </w:r>
+          </w:p>
+        </w:tc>
+        <w:tc>
+          <w:tcPr>
+            <w:tcW w:type="dxa" w:w="6438"/>
+            <w:tcBorders>
+              <w:top w:val="single" w:color="808080" w:sz="4"/>
+              <w:left w:val="single" w:color="808080" w:sz="4"/>
+              <w:bottom w:val="single" w:color="808080" w:sz="4"/>
+              <w:right w:val="single" w:color="808080" w:sz="4"/>
+            </w:tcBorders>
+            <w:shd w:fill="E9EEF7" w:color="auto" w:val="clear"/>
+            <w:tcMar>
+              <w:top w:type="dxa" w:w="60"/>
+              <w:left w:type="dxa" w:w="100"/>
+              <w:bottom w:type="dxa" w:w="60"/>
+              <w:right w:type="dxa" w:w="100"/>
+            </w:tcMar>
+          </w:tcPr>
+          <w:p>
+            <w:pPr>
+              <w:spacing w:after="30"/>
+            </w:pPr>
+            <w:r>
+              <w:rPr>
+                <w:rFonts w:ascii="Calibri" w:cs="Calibri" w:eastAsia="Calibri" w:hAnsi="Calibri"/>
+                <w:b w:val="false"/>
+                <w:bCs w:val="false"/>
+                <w:sz w:val="19"/>
+                <w:szCs w:val="19"/>
+              </w:rPr>
+              <w:t xml:space="preserve">26/02/2027 (cronograma macro na seção 12)</w:t>
             </w:r>
           </w:p>
         </w:tc>
@@ -644,7 +715,7 @@
                 <w:sz w:val="21"/>
                 <w:szCs w:val="21"/>
               </w:rPr>
-              <w:t xml:space="preserve">Ponto de atenção: a automação não muda a regra de negócio do As Is. Ela coloca as mesmas regras (aprovações, versões, aceite formal, bloqueios) dentro de um workflow com registro único, alertas e rastreabilidade. O que o Itaú precisa aprovar está na seção 13.</w:t>
+              <w:t xml:space="preserve">Ponto de atenção: a automação não muda a regra de negócio do As Is. Ela coloca as mesmas regras (aprovações, versões, aceite formal, bloqueios) dentro de um workflow com registro único, alertas e rastreabilidade. O que o Itaú precisa aprovar está na seção 13, e o cronograma macro até o final de fevereiro de 2027 está na seção 12.</w:t>
             </w:r>
           </w:p>
         </w:tc>
@@ -13735,7 +13806,7 @@
           <w:sz w:val="30"/>
           <w:szCs w:val="30"/>
         </w:rPr>
-        <w:t xml:space="preserve">12. Plano de implantação</w:t>
+        <w:t xml:space="preserve">12. Plano de implantação e cronograma macro</w:t>
       </w:r>
     </w:p>
     <w:p>
@@ -13748,7 +13819,7 @@
           <w:sz w:val="21"/>
           <w:szCs w:val="21"/>
         </w:rPr>
-        <w:t xml:space="preserve">A proposta é entregar em fases, para que o Itaú valide cada bloco e comece a colher resultado cedo. O cronograma com datas será fechado depois da aprovação deste documento e da validação dos pontos da seção 13.</w:t>
+        <w:t xml:space="preserve">A proposta é entregar em fases, para que o Itaú valide cada bloco e comece a colher resultado cedo. O cronograma abaixo é macro: ele mostra a sequência e as datas-alvo para a entrada em produção no final de fevereiro de 2027 (go-live em 26/02/2027). O detalhamento por atividade será feito depois da aprovação deste documento.</w:t>
       </w:r>
     </w:p>
     <w:tbl>
@@ -13764,9 +13835,79 @@
         </w:tblBorders>
       </w:tblPr>
       <w:tblGrid>
-        <w:gridCol w:w="2400"/>
-        <w:gridCol w:w="5638"/>
-        <w:gridCol w:w="1600"/>
+        <w:gridCol w:w="9638"/>
+      </w:tblGrid>
+      <w:tr>
+        <w:tc>
+          <w:tcPr>
+            <w:tcW w:type="dxa" w:w="9638"/>
+            <w:tcBorders>
+              <w:top w:val="single" w:color="808080" w:sz="4"/>
+              <w:left w:val="single" w:color="808080" w:sz="4"/>
+              <w:bottom w:val="single" w:color="808080" w:sz="4"/>
+              <w:right w:val="single" w:color="808080" w:sz="4"/>
+            </w:tcBorders>
+            <w:shd w:fill="FFF2CC" w:color="auto" w:val="clear"/>
+            <w:tcMar>
+              <w:top w:type="dxa" w:w="100"/>
+              <w:left w:type="dxa" w:w="140"/>
+              <w:bottom w:type="dxa" w:w="100"/>
+              <w:right w:type="dxa" w:w="140"/>
+            </w:tcMar>
+          </w:tcPr>
+          <w:p>
+            <w:r>
+              <w:rPr>
+                <w:rFonts w:ascii="Calibri" w:cs="Calibri" w:eastAsia="Calibri" w:hAnsi="Calibri"/>
+                <w:sz w:val="21"/>
+                <w:szCs w:val="21"/>
+              </w:rPr>
+              <w:t xml:space="preserve">Ponto de atenção: o prazo só se sustenta se este documento e as respostas da seção 13 forem aprovados até 20/11/2026, e se as fases 2 a 5 forem desenvolvidas em paralelo, com homologação do Itaú em até 3 dias úteis a cada entrega. Atraso nesses dois pontos desloca o go-live na mesma proporção.</w:t>
+            </w:r>
+          </w:p>
+        </w:tc>
+      </w:tr>
+    </w:tbl>
+    <w:p>
+      <w:pPr>
+        <w:spacing w:after="80"/>
+      </w:pPr>
+    </w:p>
+    <w:p>
+      <w:pPr>
+        <w:pStyle w:val="Heading2"/>
+        <w:keepNext/>
+        <w:spacing w:after="100" w:before="240"/>
+      </w:pPr>
+      <w:r>
+        <w:rPr>
+          <w:rFonts w:ascii="Calibri" w:cs="Calibri" w:eastAsia="Calibri" w:hAnsi="Calibri"/>
+          <w:b/>
+          <w:bCs/>
+          <w:color w:val="2E5597"/>
+          <w:sz w:val="26"/>
+          <w:szCs w:val="26"/>
+        </w:rPr>
+        <w:t xml:space="preserve">12.1 Fases e datas-alvo</w:t>
+      </w:r>
+    </w:p>
+    <w:tbl>
+      <w:tblPr>
+        <w:tblW w:type="dxa" w:w="9638"/>
+        <w:tblBorders>
+          <w:top w:val="single" w:color="auto" w:sz="4"/>
+          <w:left w:val="single" w:color="auto" w:sz="4"/>
+          <w:bottom w:val="single" w:color="auto" w:sz="4"/>
+          <w:right w:val="single" w:color="auto" w:sz="4"/>
+          <w:insideH w:val="single" w:color="auto" w:sz="4"/>
+          <w:insideV w:val="single" w:color="auto" w:sz="4"/>
+        </w:tblBorders>
+      </w:tblPr>
+      <w:tblGrid>
+        <w:gridCol w:w="2300"/>
+        <w:gridCol w:w="4238"/>
+        <w:gridCol w:w="1300"/>
+        <w:gridCol w:w="1800"/>
       </w:tblGrid>
       <w:tr>
         <w:trPr>
@@ -13774,7 +13915,7 @@
         </w:trPr>
         <w:tc>
           <w:tcPr>
-            <w:tcW w:type="dxa" w:w="2400"/>
+            <w:tcW w:type="dxa" w:w="2300"/>
             <w:tcBorders>
               <w:top w:val="single" w:color="808080" w:sz="4"/>
               <w:left w:val="single" w:color="808080" w:sz="4"/>
@@ -13808,7 +13949,7 @@
         </w:tc>
         <w:tc>
           <w:tcPr>
-            <w:tcW w:type="dxa" w:w="5638"/>
+            <w:tcW w:type="dxa" w:w="4238"/>
             <w:tcBorders>
               <w:top w:val="single" w:color="808080" w:sz="4"/>
               <w:left w:val="single" w:color="808080" w:sz="4"/>
@@ -13842,7 +13983,7 @@
         </w:tc>
         <w:tc>
           <w:tcPr>
-            <w:tcW w:type="dxa" w:w="1600"/>
+            <w:tcW w:type="dxa" w:w="1300"/>
             <w:tcBorders>
               <w:top w:val="single" w:color="808080" w:sz="4"/>
               <w:left w:val="single" w:color="808080" w:sz="4"/>
@@ -13871,6 +14012,40 @@
                 <w:szCs w:val="19"/>
               </w:rPr>
               <w:t xml:space="preserve">Fluxos</w:t>
+            </w:r>
+          </w:p>
+        </w:tc>
+        <w:tc>
+          <w:tcPr>
+            <w:tcW w:type="dxa" w:w="1800"/>
+            <w:tcBorders>
+              <w:top w:val="single" w:color="808080" w:sz="4"/>
+              <w:left w:val="single" w:color="808080" w:sz="4"/>
+              <w:bottom w:val="single" w:color="808080" w:sz="4"/>
+              <w:right w:val="single" w:color="808080" w:sz="4"/>
+            </w:tcBorders>
+            <w:shd w:fill="1F3864" w:color="auto" w:val="clear"/>
+            <w:tcMar>
+              <w:top w:type="dxa" w:w="60"/>
+              <w:left w:type="dxa" w:w="100"/>
+              <w:bottom w:type="dxa" w:w="60"/>
+              <w:right w:type="dxa" w:w="100"/>
+            </w:tcMar>
+          </w:tcPr>
+          <w:p>
+            <w:pPr>
+              <w:spacing w:after="30"/>
+            </w:pPr>
+            <w:r>
+              <w:rPr>
+                <w:rFonts w:ascii="Calibri" w:cs="Calibri" w:eastAsia="Calibri" w:hAnsi="Calibri"/>
+                <w:b/>
+                <w:bCs/>
+                <w:color w:val="FFFFFF"/>
+                <w:sz w:val="19"/>
+                <w:szCs w:val="19"/>
+              </w:rPr>
+              <w:t xml:space="preserve">Período</w:t>
             </w:r>
           </w:p>
         </w:tc>
@@ -13881,97 +14056,129 @@
         </w:trPr>
         <w:tc>
           <w:tcPr>
-            <w:tcW w:type="dxa" w:w="2400"/>
-            <w:tcBorders>
-              <w:top w:val="single" w:color="808080" w:sz="4"/>
-              <w:left w:val="single" w:color="808080" w:sz="4"/>
-              <w:bottom w:val="single" w:color="808080" w:sz="4"/>
-              <w:right w:val="single" w:color="808080" w:sz="4"/>
-            </w:tcBorders>
-            <w:tcMar>
-              <w:top w:type="dxa" w:w="60"/>
-              <w:left w:type="dxa" w:w="100"/>
-              <w:bottom w:type="dxa" w:w="60"/>
-              <w:right w:type="dxa" w:w="100"/>
-            </w:tcMar>
-          </w:tcPr>
-          <w:p>
-            <w:pPr>
-              <w:spacing w:after="30"/>
-            </w:pPr>
-            <w:r>
-              <w:rPr>
-                <w:rFonts w:ascii="Calibri" w:cs="Calibri" w:eastAsia="Calibri" w:hAnsi="Calibri"/>
-                <w:b w:val="false"/>
-                <w:bCs w:val="false"/>
-                <w:sz w:val="19"/>
-                <w:szCs w:val="19"/>
-              </w:rPr>
-              <w:t xml:space="preserve">1. Fundação</w:t>
-            </w:r>
-          </w:p>
-        </w:tc>
-        <w:tc>
-          <w:tcPr>
-            <w:tcW w:type="dxa" w:w="5638"/>
-            <w:tcBorders>
-              <w:top w:val="single" w:color="808080" w:sz="4"/>
-              <w:left w:val="single" w:color="808080" w:sz="4"/>
-              <w:bottom w:val="single" w:color="808080" w:sz="4"/>
-              <w:right w:val="single" w:color="808080" w:sz="4"/>
-            </w:tcBorders>
-            <w:tcMar>
-              <w:top w:type="dxa" w:w="60"/>
-              <w:left w:type="dxa" w:w="100"/>
-              <w:bottom w:type="dxa" w:w="60"/>
-              <w:right w:type="dxa" w:w="100"/>
-            </w:tcMar>
-          </w:tcPr>
-          <w:p>
-            <w:pPr>
-              <w:spacing w:after="30"/>
-            </w:pPr>
-            <w:r>
-              <w:rPr>
-                <w:rFonts w:ascii="Calibri" w:cs="Calibri" w:eastAsia="Calibri" w:hAnsi="Calibri"/>
-                <w:b w:val="false"/>
-                <w:bCs w:val="false"/>
-                <w:sz w:val="19"/>
-                <w:szCs w:val="19"/>
-              </w:rPr>
-              <w:t xml:space="preserve">Ambientes, listas, biblioteca, formulário de entrada, registro automático, pasta padrão e alertas básicos</w:t>
-            </w:r>
-          </w:p>
-        </w:tc>
-        <w:tc>
-          <w:tcPr>
-            <w:tcW w:type="dxa" w:w="1600"/>
-            <w:tcBorders>
-              <w:top w:val="single" w:color="808080" w:sz="4"/>
-              <w:left w:val="single" w:color="808080" w:sz="4"/>
-              <w:bottom w:val="single" w:color="808080" w:sz="4"/>
-              <w:right w:val="single" w:color="808080" w:sz="4"/>
-            </w:tcBorders>
-            <w:tcMar>
-              <w:top w:type="dxa" w:w="60"/>
-              <w:left w:type="dxa" w:w="100"/>
-              <w:bottom w:type="dxa" w:w="60"/>
-              <w:right w:type="dxa" w:w="100"/>
-            </w:tcMar>
-          </w:tcPr>
-          <w:p>
-            <w:pPr>
-              <w:spacing w:after="30"/>
-            </w:pPr>
-            <w:r>
-              <w:rPr>
-                <w:rFonts w:ascii="Calibri" w:cs="Calibri" w:eastAsia="Calibri" w:hAnsi="Calibri"/>
-                <w:b w:val="false"/>
-                <w:bCs w:val="false"/>
-                <w:sz w:val="19"/>
-                <w:szCs w:val="19"/>
-              </w:rPr>
-              <w:t xml:space="preserve">F1, F9 (básico)</w:t>
+            <w:tcW w:type="dxa" w:w="2300"/>
+            <w:tcBorders>
+              <w:top w:val="single" w:color="808080" w:sz="4"/>
+              <w:left w:val="single" w:color="808080" w:sz="4"/>
+              <w:bottom w:val="single" w:color="808080" w:sz="4"/>
+              <w:right w:val="single" w:color="808080" w:sz="4"/>
+            </w:tcBorders>
+            <w:tcMar>
+              <w:top w:type="dxa" w:w="60"/>
+              <w:left w:type="dxa" w:w="100"/>
+              <w:bottom w:type="dxa" w:w="60"/>
+              <w:right w:type="dxa" w:w="100"/>
+            </w:tcMar>
+          </w:tcPr>
+          <w:p>
+            <w:pPr>
+              <w:spacing w:after="30"/>
+            </w:pPr>
+            <w:r>
+              <w:rPr>
+                <w:rFonts w:ascii="Calibri" w:cs="Calibri" w:eastAsia="Calibri" w:hAnsi="Calibri"/>
+                <w:b w:val="false"/>
+                <w:bCs w:val="false"/>
+                <w:sz w:val="19"/>
+                <w:szCs w:val="19"/>
+              </w:rPr>
+              <w:t xml:space="preserve">0. Aprovação e mobilização</w:t>
+            </w:r>
+          </w:p>
+        </w:tc>
+        <w:tc>
+          <w:tcPr>
+            <w:tcW w:type="dxa" w:w="4238"/>
+            <w:tcBorders>
+              <w:top w:val="single" w:color="808080" w:sz="4"/>
+              <w:left w:val="single" w:color="808080" w:sz="4"/>
+              <w:bottom w:val="single" w:color="808080" w:sz="4"/>
+              <w:right w:val="single" w:color="808080" w:sz="4"/>
+            </w:tcBorders>
+            <w:tcMar>
+              <w:top w:type="dxa" w:w="60"/>
+              <w:left w:type="dxa" w:w="100"/>
+              <w:bottom w:type="dxa" w:w="60"/>
+              <w:right w:type="dxa" w:w="100"/>
+            </w:tcMar>
+          </w:tcPr>
+          <w:p>
+            <w:pPr>
+              <w:spacing w:after="30"/>
+            </w:pPr>
+            <w:r>
+              <w:rPr>
+                <w:rFonts w:ascii="Calibri" w:cs="Calibri" w:eastAsia="Calibri" w:hAnsi="Calibri"/>
+                <w:b w:val="false"/>
+                <w:bCs w:val="false"/>
+                <w:sz w:val="19"/>
+                <w:szCs w:val="19"/>
+              </w:rPr>
+              <w:t xml:space="preserve">Aprovação deste documento, respostas da seção 13, acessos, ambientes e licenças</w:t>
+            </w:r>
+          </w:p>
+        </w:tc>
+        <w:tc>
+          <w:tcPr>
+            <w:tcW w:type="dxa" w:w="1300"/>
+            <w:tcBorders>
+              <w:top w:val="single" w:color="808080" w:sz="4"/>
+              <w:left w:val="single" w:color="808080" w:sz="4"/>
+              <w:bottom w:val="single" w:color="808080" w:sz="4"/>
+              <w:right w:val="single" w:color="808080" w:sz="4"/>
+            </w:tcBorders>
+            <w:tcMar>
+              <w:top w:type="dxa" w:w="60"/>
+              <w:left w:type="dxa" w:w="100"/>
+              <w:bottom w:type="dxa" w:w="60"/>
+              <w:right w:type="dxa" w:w="100"/>
+            </w:tcMar>
+          </w:tcPr>
+          <w:p>
+            <w:pPr>
+              <w:spacing w:after="30"/>
+            </w:pPr>
+            <w:r>
+              <w:rPr>
+                <w:rFonts w:ascii="Calibri" w:cs="Calibri" w:eastAsia="Calibri" w:hAnsi="Calibri"/>
+                <w:b w:val="false"/>
+                <w:bCs w:val="false"/>
+                <w:sz w:val="19"/>
+                <w:szCs w:val="19"/>
+              </w:rPr>
+              <w:t xml:space="preserve">-</w:t>
+            </w:r>
+          </w:p>
+        </w:tc>
+        <w:tc>
+          <w:tcPr>
+            <w:tcW w:type="dxa" w:w="1800"/>
+            <w:tcBorders>
+              <w:top w:val="single" w:color="808080" w:sz="4"/>
+              <w:left w:val="single" w:color="808080" w:sz="4"/>
+              <w:bottom w:val="single" w:color="808080" w:sz="4"/>
+              <w:right w:val="single" w:color="808080" w:sz="4"/>
+            </w:tcBorders>
+            <w:tcMar>
+              <w:top w:type="dxa" w:w="60"/>
+              <w:left w:type="dxa" w:w="100"/>
+              <w:bottom w:type="dxa" w:w="60"/>
+              <w:right w:type="dxa" w:w="100"/>
+            </w:tcMar>
+          </w:tcPr>
+          <w:p>
+            <w:pPr>
+              <w:spacing w:after="30"/>
+            </w:pPr>
+            <w:r>
+              <w:rPr>
+                <w:rFonts w:ascii="Calibri" w:cs="Calibri" w:eastAsia="Calibri" w:hAnsi="Calibri"/>
+                <w:b w:val="false"/>
+                <w:bCs w:val="false"/>
+                <w:sz w:val="19"/>
+                <w:szCs w:val="19"/>
+              </w:rPr>
+              <w:t xml:space="preserve">02/11 a 04/12/2026</w:t>
             </w:r>
           </w:p>
         </w:tc>
@@ -13982,7 +14189,7 @@
         </w:trPr>
         <w:tc>
           <w:tcPr>
-            <w:tcW w:type="dxa" w:w="2400"/>
+            <w:tcW w:type="dxa" w:w="2300"/>
             <w:tcBorders>
               <w:top w:val="single" w:color="808080" w:sz="4"/>
               <w:left w:val="single" w:color="808080" w:sz="4"/>
@@ -14009,13 +14216,13 @@
                 <w:sz w:val="19"/>
                 <w:szCs w:val="19"/>
               </w:rPr>
-              <w:t xml:space="preserve">2. Projeto e aprovação</w:t>
-            </w:r>
-          </w:p>
-        </w:tc>
-        <w:tc>
-          <w:tcPr>
-            <w:tcW w:type="dxa" w:w="5638"/>
+              <w:t xml:space="preserve">1. Fundação</w:t>
+            </w:r>
+          </w:p>
+        </w:tc>
+        <w:tc>
+          <w:tcPr>
+            <w:tcW w:type="dxa" w:w="4238"/>
             <w:tcBorders>
               <w:top w:val="single" w:color="808080" w:sz="4"/>
               <w:left w:val="single" w:color="808080" w:sz="4"/>
@@ -14042,13 +14249,13 @@
                 <w:sz w:val="19"/>
                 <w:szCs w:val="19"/>
               </w:rPr>
-              <w:t xml:space="preserve">Ciclo de layout e preditivo, aprovações com versão e reabertura de etapas</w:t>
-            </w:r>
-          </w:p>
-        </w:tc>
-        <w:tc>
-          <w:tcPr>
-            <w:tcW w:type="dxa" w:w="1600"/>
+              <w:t xml:space="preserve">Listas, biblioteca, formulário de entrada, registro automático, pasta padrão e alertas básicos</w:t>
+            </w:r>
+          </w:p>
+        </w:tc>
+        <w:tc>
+          <w:tcPr>
+            <w:tcW w:type="dxa" w:w="1300"/>
             <w:tcBorders>
               <w:top w:val="single" w:color="808080" w:sz="4"/>
               <w:left w:val="single" w:color="808080" w:sz="4"/>
@@ -14075,7 +14282,40 @@
                 <w:sz w:val="19"/>
                 <w:szCs w:val="19"/>
               </w:rPr>
-              <w:t xml:space="preserve">F2, F3</w:t>
+              <w:t xml:space="preserve">F1, F9 (básico)</w:t>
+            </w:r>
+          </w:p>
+        </w:tc>
+        <w:tc>
+          <w:tcPr>
+            <w:tcW w:type="dxa" w:w="1800"/>
+            <w:tcBorders>
+              <w:top w:val="single" w:color="808080" w:sz="4"/>
+              <w:left w:val="single" w:color="808080" w:sz="4"/>
+              <w:bottom w:val="single" w:color="808080" w:sz="4"/>
+              <w:right w:val="single" w:color="808080" w:sz="4"/>
+            </w:tcBorders>
+            <w:shd w:fill="E9EEF7" w:color="auto" w:val="clear"/>
+            <w:tcMar>
+              <w:top w:type="dxa" w:w="60"/>
+              <w:left w:type="dxa" w:w="100"/>
+              <w:bottom w:type="dxa" w:w="60"/>
+              <w:right w:type="dxa" w:w="100"/>
+            </w:tcMar>
+          </w:tcPr>
+          <w:p>
+            <w:pPr>
+              <w:spacing w:after="30"/>
+            </w:pPr>
+            <w:r>
+              <w:rPr>
+                <w:rFonts w:ascii="Calibri" w:cs="Calibri" w:eastAsia="Calibri" w:hAnsi="Calibri"/>
+                <w:b w:val="false"/>
+                <w:bCs w:val="false"/>
+                <w:sz w:val="19"/>
+                <w:szCs w:val="19"/>
+              </w:rPr>
+              <w:t xml:space="preserve">30/11 a 18/12/2026</w:t>
             </w:r>
           </w:p>
         </w:tc>
@@ -14086,97 +14326,129 @@
         </w:trPr>
         <w:tc>
           <w:tcPr>
-            <w:tcW w:type="dxa" w:w="2400"/>
-            <w:tcBorders>
-              <w:top w:val="single" w:color="808080" w:sz="4"/>
-              <w:left w:val="single" w:color="808080" w:sz="4"/>
-              <w:bottom w:val="single" w:color="808080" w:sz="4"/>
-              <w:right w:val="single" w:color="808080" w:sz="4"/>
-            </w:tcBorders>
-            <w:tcMar>
-              <w:top w:type="dxa" w:w="60"/>
-              <w:left w:type="dxa" w:w="100"/>
-              <w:bottom w:type="dxa" w:w="60"/>
-              <w:right w:type="dxa" w:w="100"/>
-            </w:tcMar>
-          </w:tcPr>
-          <w:p>
-            <w:pPr>
-              <w:spacing w:after="30"/>
-            </w:pPr>
-            <w:r>
-              <w:rPr>
-                <w:rFonts w:ascii="Calibri" w:cs="Calibri" w:eastAsia="Calibri" w:hAnsi="Calibri"/>
-                <w:b w:val="false"/>
-                <w:bCs w:val="false"/>
-                <w:sz w:val="19"/>
-                <w:szCs w:val="19"/>
-              </w:rPr>
-              <w:t xml:space="preserve">3. Execução</w:t>
-            </w:r>
-          </w:p>
-        </w:tc>
-        <w:tc>
-          <w:tcPr>
-            <w:tcW w:type="dxa" w:w="5638"/>
-            <w:tcBorders>
-              <w:top w:val="single" w:color="808080" w:sz="4"/>
-              <w:left w:val="single" w:color="808080" w:sz="4"/>
-              <w:bottom w:val="single" w:color="808080" w:sz="4"/>
-              <w:right w:val="single" w:color="808080" w:sz="4"/>
-            </w:tcBorders>
-            <w:tcMar>
-              <w:top w:type="dxa" w:w="60"/>
-              <w:left w:type="dxa" w:w="100"/>
-              <w:bottom w:type="dxa" w:w="60"/>
-              <w:right w:type="dxa" w:w="100"/>
-            </w:tcMar>
-          </w:tcPr>
-          <w:p>
-            <w:pPr>
-              <w:spacing w:after="30"/>
-            </w:pPr>
-            <w:r>
-              <w:rPr>
-                <w:rFonts w:ascii="Calibri" w:cs="Calibri" w:eastAsia="Calibri" w:hAnsi="Calibri"/>
-                <w:b w:val="false"/>
-                <w:bCs w:val="false"/>
-                <w:sz w:val="19"/>
-                <w:szCs w:val="19"/>
-              </w:rPr>
-              <w:t xml:space="preserve">Compras, dependências, implantação, testes e aceite formal</w:t>
-            </w:r>
-          </w:p>
-        </w:tc>
-        <w:tc>
-          <w:tcPr>
-            <w:tcW w:type="dxa" w:w="1600"/>
-            <w:tcBorders>
-              <w:top w:val="single" w:color="808080" w:sz="4"/>
-              <w:left w:val="single" w:color="808080" w:sz="4"/>
-              <w:bottom w:val="single" w:color="808080" w:sz="4"/>
-              <w:right w:val="single" w:color="808080" w:sz="4"/>
-            </w:tcBorders>
-            <w:tcMar>
-              <w:top w:type="dxa" w:w="60"/>
-              <w:left w:type="dxa" w:w="100"/>
-              <w:bottom w:type="dxa" w:w="60"/>
-              <w:right w:type="dxa" w:w="100"/>
-            </w:tcMar>
-          </w:tcPr>
-          <w:p>
-            <w:pPr>
-              <w:spacing w:after="30"/>
-            </w:pPr>
-            <w:r>
-              <w:rPr>
-                <w:rFonts w:ascii="Calibri" w:cs="Calibri" w:eastAsia="Calibri" w:hAnsi="Calibri"/>
-                <w:b w:val="false"/>
-                <w:bCs w:val="false"/>
-                <w:sz w:val="19"/>
-                <w:szCs w:val="19"/>
-              </w:rPr>
-              <w:t xml:space="preserve">F4, F5, F6</w:t>
+            <w:tcW w:type="dxa" w:w="2300"/>
+            <w:tcBorders>
+              <w:top w:val="single" w:color="808080" w:sz="4"/>
+              <w:left w:val="single" w:color="808080" w:sz="4"/>
+              <w:bottom w:val="single" w:color="808080" w:sz="4"/>
+              <w:right w:val="single" w:color="808080" w:sz="4"/>
+            </w:tcBorders>
+            <w:tcMar>
+              <w:top w:type="dxa" w:w="60"/>
+              <w:left w:type="dxa" w:w="100"/>
+              <w:bottom w:type="dxa" w:w="60"/>
+              <w:right w:type="dxa" w:w="100"/>
+            </w:tcMar>
+          </w:tcPr>
+          <w:p>
+            <w:pPr>
+              <w:spacing w:after="30"/>
+            </w:pPr>
+            <w:r>
+              <w:rPr>
+                <w:rFonts w:ascii="Calibri" w:cs="Calibri" w:eastAsia="Calibri" w:hAnsi="Calibri"/>
+                <w:b w:val="false"/>
+                <w:bCs w:val="false"/>
+                <w:sz w:val="19"/>
+                <w:szCs w:val="19"/>
+              </w:rPr>
+              <w:t xml:space="preserve">2. Projeto e aprovação</w:t>
+            </w:r>
+          </w:p>
+        </w:tc>
+        <w:tc>
+          <w:tcPr>
+            <w:tcW w:type="dxa" w:w="4238"/>
+            <w:tcBorders>
+              <w:top w:val="single" w:color="808080" w:sz="4"/>
+              <w:left w:val="single" w:color="808080" w:sz="4"/>
+              <w:bottom w:val="single" w:color="808080" w:sz="4"/>
+              <w:right w:val="single" w:color="808080" w:sz="4"/>
+            </w:tcBorders>
+            <w:tcMar>
+              <w:top w:type="dxa" w:w="60"/>
+              <w:left w:type="dxa" w:w="100"/>
+              <w:bottom w:type="dxa" w:w="60"/>
+              <w:right w:type="dxa" w:w="100"/>
+            </w:tcMar>
+          </w:tcPr>
+          <w:p>
+            <w:pPr>
+              <w:spacing w:after="30"/>
+            </w:pPr>
+            <w:r>
+              <w:rPr>
+                <w:rFonts w:ascii="Calibri" w:cs="Calibri" w:eastAsia="Calibri" w:hAnsi="Calibri"/>
+                <w:b w:val="false"/>
+                <w:bCs w:val="false"/>
+                <w:sz w:val="19"/>
+                <w:szCs w:val="19"/>
+              </w:rPr>
+              <w:t xml:space="preserve">Ciclo de layout e preditivo, aprovações com versão e reabertura de etapas</w:t>
+            </w:r>
+          </w:p>
+        </w:tc>
+        <w:tc>
+          <w:tcPr>
+            <w:tcW w:type="dxa" w:w="1300"/>
+            <w:tcBorders>
+              <w:top w:val="single" w:color="808080" w:sz="4"/>
+              <w:left w:val="single" w:color="808080" w:sz="4"/>
+              <w:bottom w:val="single" w:color="808080" w:sz="4"/>
+              <w:right w:val="single" w:color="808080" w:sz="4"/>
+            </w:tcBorders>
+            <w:tcMar>
+              <w:top w:type="dxa" w:w="60"/>
+              <w:left w:type="dxa" w:w="100"/>
+              <w:bottom w:type="dxa" w:w="60"/>
+              <w:right w:type="dxa" w:w="100"/>
+            </w:tcMar>
+          </w:tcPr>
+          <w:p>
+            <w:pPr>
+              <w:spacing w:after="30"/>
+            </w:pPr>
+            <w:r>
+              <w:rPr>
+                <w:rFonts w:ascii="Calibri" w:cs="Calibri" w:eastAsia="Calibri" w:hAnsi="Calibri"/>
+                <w:b w:val="false"/>
+                <w:bCs w:val="false"/>
+                <w:sz w:val="19"/>
+                <w:szCs w:val="19"/>
+              </w:rPr>
+              <w:t xml:space="preserve">F2, F3</w:t>
+            </w:r>
+          </w:p>
+        </w:tc>
+        <w:tc>
+          <w:tcPr>
+            <w:tcW w:type="dxa" w:w="1800"/>
+            <w:tcBorders>
+              <w:top w:val="single" w:color="808080" w:sz="4"/>
+              <w:left w:val="single" w:color="808080" w:sz="4"/>
+              <w:bottom w:val="single" w:color="808080" w:sz="4"/>
+              <w:right w:val="single" w:color="808080" w:sz="4"/>
+            </w:tcBorders>
+            <w:tcMar>
+              <w:top w:type="dxa" w:w="60"/>
+              <w:left w:type="dxa" w:w="100"/>
+              <w:bottom w:type="dxa" w:w="60"/>
+              <w:right w:type="dxa" w:w="100"/>
+            </w:tcMar>
+          </w:tcPr>
+          <w:p>
+            <w:pPr>
+              <w:spacing w:after="30"/>
+            </w:pPr>
+            <w:r>
+              <w:rPr>
+                <w:rFonts w:ascii="Calibri" w:cs="Calibri" w:eastAsia="Calibri" w:hAnsi="Calibri"/>
+                <w:b w:val="false"/>
+                <w:bCs w:val="false"/>
+                <w:sz w:val="19"/>
+                <w:szCs w:val="19"/>
+              </w:rPr>
+              <w:t xml:space="preserve">14/12/2026 a 22/01/2027</w:t>
             </w:r>
           </w:p>
         </w:tc>
@@ -14187,7 +14459,7 @@
         </w:trPr>
         <w:tc>
           <w:tcPr>
-            <w:tcW w:type="dxa" w:w="2400"/>
+            <w:tcW w:type="dxa" w:w="2300"/>
             <w:tcBorders>
               <w:top w:val="single" w:color="808080" w:sz="4"/>
               <w:left w:val="single" w:color="808080" w:sz="4"/>
@@ -14214,13 +14486,13 @@
                 <w:sz w:val="19"/>
                 <w:szCs w:val="19"/>
               </w:rPr>
-              <w:t xml:space="preserve">4. Financeiro e encerramento</w:t>
-            </w:r>
-          </w:p>
-        </w:tc>
-        <w:tc>
-          <w:tcPr>
-            <w:tcW w:type="dxa" w:w="5638"/>
+              <w:t xml:space="preserve">3. Execução</w:t>
+            </w:r>
+          </w:p>
+        </w:tc>
+        <w:tc>
+          <w:tcPr>
+            <w:tcW w:type="dxa" w:w="4238"/>
             <w:tcBorders>
               <w:top w:val="single" w:color="808080" w:sz="4"/>
               <w:left w:val="single" w:color="808080" w:sz="4"/>
@@ -14247,13 +14519,13 @@
                 <w:sz w:val="19"/>
                 <w:szCs w:val="19"/>
               </w:rPr>
-              <w:t xml:space="preserve">Conferência de medição, acompanhamento de pagamento, dossiê e atualização de ativos</w:t>
-            </w:r>
-          </w:p>
-        </w:tc>
-        <w:tc>
-          <w:tcPr>
-            <w:tcW w:type="dxa" w:w="1600"/>
+              <w:t xml:space="preserve">Compras, dependências, implantação, testes e aceite formal</w:t>
+            </w:r>
+          </w:p>
+        </w:tc>
+        <w:tc>
+          <w:tcPr>
+            <w:tcW w:type="dxa" w:w="1300"/>
             <w:tcBorders>
               <w:top w:val="single" w:color="808080" w:sz="4"/>
               <w:left w:val="single" w:color="808080" w:sz="4"/>
@@ -14280,7 +14552,40 @@
                 <w:sz w:val="19"/>
                 <w:szCs w:val="19"/>
               </w:rPr>
-              <w:t xml:space="preserve">F7, F8</w:t>
+              <w:t xml:space="preserve">F4, F5, F6</w:t>
+            </w:r>
+          </w:p>
+        </w:tc>
+        <w:tc>
+          <w:tcPr>
+            <w:tcW w:type="dxa" w:w="1800"/>
+            <w:tcBorders>
+              <w:top w:val="single" w:color="808080" w:sz="4"/>
+              <w:left w:val="single" w:color="808080" w:sz="4"/>
+              <w:bottom w:val="single" w:color="808080" w:sz="4"/>
+              <w:right w:val="single" w:color="808080" w:sz="4"/>
+            </w:tcBorders>
+            <w:shd w:fill="E9EEF7" w:color="auto" w:val="clear"/>
+            <w:tcMar>
+              <w:top w:type="dxa" w:w="60"/>
+              <w:left w:type="dxa" w:w="100"/>
+              <w:bottom w:type="dxa" w:w="60"/>
+              <w:right w:type="dxa" w:w="100"/>
+            </w:tcMar>
+          </w:tcPr>
+          <w:p>
+            <w:pPr>
+              <w:spacing w:after="30"/>
+            </w:pPr>
+            <w:r>
+              <w:rPr>
+                <w:rFonts w:ascii="Calibri" w:cs="Calibri" w:eastAsia="Calibri" w:hAnsi="Calibri"/>
+                <w:b w:val="false"/>
+                <w:bCs w:val="false"/>
+                <w:sz w:val="19"/>
+                <w:szCs w:val="19"/>
+              </w:rPr>
+              <w:t xml:space="preserve">04/01 a 05/02/2027</w:t>
             </w:r>
           </w:p>
         </w:tc>
@@ -14291,77 +14596,213 @@
         </w:trPr>
         <w:tc>
           <w:tcPr>
-            <w:tcW w:type="dxa" w:w="2400"/>
-            <w:tcBorders>
-              <w:top w:val="single" w:color="808080" w:sz="4"/>
-              <w:left w:val="single" w:color="808080" w:sz="4"/>
-              <w:bottom w:val="single" w:color="808080" w:sz="4"/>
-              <w:right w:val="single" w:color="808080" w:sz="4"/>
-            </w:tcBorders>
-            <w:tcMar>
-              <w:top w:type="dxa" w:w="60"/>
-              <w:left w:type="dxa" w:w="100"/>
-              <w:bottom w:type="dxa" w:w="60"/>
-              <w:right w:type="dxa" w:w="100"/>
-            </w:tcMar>
-          </w:tcPr>
-          <w:p>
-            <w:pPr>
-              <w:spacing w:after="30"/>
-            </w:pPr>
-            <w:r>
-              <w:rPr>
-                <w:rFonts w:ascii="Calibri" w:cs="Calibri" w:eastAsia="Calibri" w:hAnsi="Calibri"/>
-                <w:b w:val="false"/>
-                <w:bCs w:val="false"/>
-                <w:sz w:val="19"/>
-                <w:szCs w:val="19"/>
-              </w:rPr>
-              <w:t xml:space="preserve">5. Indicadores e go-live</w:t>
-            </w:r>
-          </w:p>
-        </w:tc>
-        <w:tc>
-          <w:tcPr>
-            <w:tcW w:type="dxa" w:w="5638"/>
-            <w:tcBorders>
-              <w:top w:val="single" w:color="808080" w:sz="4"/>
-              <w:left w:val="single" w:color="808080" w:sz="4"/>
-              <w:bottom w:val="single" w:color="808080" w:sz="4"/>
-              <w:right w:val="single" w:color="808080" w:sz="4"/>
-            </w:tcBorders>
-            <w:tcMar>
-              <w:top w:type="dxa" w:w="60"/>
-              <w:left w:type="dxa" w:w="100"/>
-              <w:bottom w:type="dxa" w:w="60"/>
-              <w:right w:type="dxa" w:w="100"/>
-            </w:tcMar>
-          </w:tcPr>
-          <w:p>
-            <w:pPr>
-              <w:spacing w:after="30"/>
-            </w:pPr>
-            <w:r>
-              <w:rPr>
-                <w:rFonts w:ascii="Calibri" w:cs="Calibri" w:eastAsia="Calibri" w:hAnsi="Calibri"/>
-                <w:b w:val="false"/>
-                <w:bCs w:val="false"/>
-                <w:sz w:val="19"/>
-                <w:szCs w:val="19"/>
-              </w:rPr>
-              <w:t xml:space="preserve">Painel Power BI, ajustes finais, treinamento e acompanhamento pós-implantação</w:t>
-            </w:r>
-          </w:p>
-        </w:tc>
-        <w:tc>
-          <w:tcPr>
-            <w:tcW w:type="dxa" w:w="1600"/>
-            <w:tcBorders>
-              <w:top w:val="single" w:color="808080" w:sz="4"/>
-              <w:left w:val="single" w:color="808080" w:sz="4"/>
-              <w:bottom w:val="single" w:color="808080" w:sz="4"/>
-              <w:right w:val="single" w:color="808080" w:sz="4"/>
-            </w:tcBorders>
+            <w:tcW w:type="dxa" w:w="2300"/>
+            <w:tcBorders>
+              <w:top w:val="single" w:color="808080" w:sz="4"/>
+              <w:left w:val="single" w:color="808080" w:sz="4"/>
+              <w:bottom w:val="single" w:color="808080" w:sz="4"/>
+              <w:right w:val="single" w:color="808080" w:sz="4"/>
+            </w:tcBorders>
+            <w:tcMar>
+              <w:top w:type="dxa" w:w="60"/>
+              <w:left w:type="dxa" w:w="100"/>
+              <w:bottom w:type="dxa" w:w="60"/>
+              <w:right w:type="dxa" w:w="100"/>
+            </w:tcMar>
+          </w:tcPr>
+          <w:p>
+            <w:pPr>
+              <w:spacing w:after="30"/>
+            </w:pPr>
+            <w:r>
+              <w:rPr>
+                <w:rFonts w:ascii="Calibri" w:cs="Calibri" w:eastAsia="Calibri" w:hAnsi="Calibri"/>
+                <w:b w:val="false"/>
+                <w:bCs w:val="false"/>
+                <w:sz w:val="19"/>
+                <w:szCs w:val="19"/>
+              </w:rPr>
+              <w:t xml:space="preserve">4. Financeiro e encerramento</w:t>
+            </w:r>
+          </w:p>
+        </w:tc>
+        <w:tc>
+          <w:tcPr>
+            <w:tcW w:type="dxa" w:w="4238"/>
+            <w:tcBorders>
+              <w:top w:val="single" w:color="808080" w:sz="4"/>
+              <w:left w:val="single" w:color="808080" w:sz="4"/>
+              <w:bottom w:val="single" w:color="808080" w:sz="4"/>
+              <w:right w:val="single" w:color="808080" w:sz="4"/>
+            </w:tcBorders>
+            <w:tcMar>
+              <w:top w:type="dxa" w:w="60"/>
+              <w:left w:type="dxa" w:w="100"/>
+              <w:bottom w:type="dxa" w:w="60"/>
+              <w:right w:type="dxa" w:w="100"/>
+            </w:tcMar>
+          </w:tcPr>
+          <w:p>
+            <w:pPr>
+              <w:spacing w:after="30"/>
+            </w:pPr>
+            <w:r>
+              <w:rPr>
+                <w:rFonts w:ascii="Calibri" w:cs="Calibri" w:eastAsia="Calibri" w:hAnsi="Calibri"/>
+                <w:b w:val="false"/>
+                <w:bCs w:val="false"/>
+                <w:sz w:val="19"/>
+                <w:szCs w:val="19"/>
+              </w:rPr>
+              <w:t xml:space="preserve">Conferência de medição, acompanhamento de pagamento, dossiê e atualização de ativos</w:t>
+            </w:r>
+          </w:p>
+        </w:tc>
+        <w:tc>
+          <w:tcPr>
+            <w:tcW w:type="dxa" w:w="1300"/>
+            <w:tcBorders>
+              <w:top w:val="single" w:color="808080" w:sz="4"/>
+              <w:left w:val="single" w:color="808080" w:sz="4"/>
+              <w:bottom w:val="single" w:color="808080" w:sz="4"/>
+              <w:right w:val="single" w:color="808080" w:sz="4"/>
+            </w:tcBorders>
+            <w:tcMar>
+              <w:top w:type="dxa" w:w="60"/>
+              <w:left w:type="dxa" w:w="100"/>
+              <w:bottom w:type="dxa" w:w="60"/>
+              <w:right w:type="dxa" w:w="100"/>
+            </w:tcMar>
+          </w:tcPr>
+          <w:p>
+            <w:pPr>
+              <w:spacing w:after="30"/>
+            </w:pPr>
+            <w:r>
+              <w:rPr>
+                <w:rFonts w:ascii="Calibri" w:cs="Calibri" w:eastAsia="Calibri" w:hAnsi="Calibri"/>
+                <w:b w:val="false"/>
+                <w:bCs w:val="false"/>
+                <w:sz w:val="19"/>
+                <w:szCs w:val="19"/>
+              </w:rPr>
+              <w:t xml:space="preserve">F7, F8</w:t>
+            </w:r>
+          </w:p>
+        </w:tc>
+        <w:tc>
+          <w:tcPr>
+            <w:tcW w:type="dxa" w:w="1800"/>
+            <w:tcBorders>
+              <w:top w:val="single" w:color="808080" w:sz="4"/>
+              <w:left w:val="single" w:color="808080" w:sz="4"/>
+              <w:bottom w:val="single" w:color="808080" w:sz="4"/>
+              <w:right w:val="single" w:color="808080" w:sz="4"/>
+            </w:tcBorders>
+            <w:tcMar>
+              <w:top w:type="dxa" w:w="60"/>
+              <w:left w:type="dxa" w:w="100"/>
+              <w:bottom w:type="dxa" w:w="60"/>
+              <w:right w:type="dxa" w:w="100"/>
+            </w:tcMar>
+          </w:tcPr>
+          <w:p>
+            <w:pPr>
+              <w:spacing w:after="30"/>
+            </w:pPr>
+            <w:r>
+              <w:rPr>
+                <w:rFonts w:ascii="Calibri" w:cs="Calibri" w:eastAsia="Calibri" w:hAnsi="Calibri"/>
+                <w:b w:val="false"/>
+                <w:bCs w:val="false"/>
+                <w:sz w:val="19"/>
+                <w:szCs w:val="19"/>
+              </w:rPr>
+              <w:t xml:space="preserve">18/01 a 12/02/2027</w:t>
+            </w:r>
+          </w:p>
+        </w:tc>
+      </w:tr>
+      <w:tr>
+        <w:trPr>
+          <w:cantSplit/>
+        </w:trPr>
+        <w:tc>
+          <w:tcPr>
+            <w:tcW w:type="dxa" w:w="2300"/>
+            <w:tcBorders>
+              <w:top w:val="single" w:color="808080" w:sz="4"/>
+              <w:left w:val="single" w:color="808080" w:sz="4"/>
+              <w:bottom w:val="single" w:color="808080" w:sz="4"/>
+              <w:right w:val="single" w:color="808080" w:sz="4"/>
+            </w:tcBorders>
+            <w:shd w:fill="E9EEF7" w:color="auto" w:val="clear"/>
+            <w:tcMar>
+              <w:top w:type="dxa" w:w="60"/>
+              <w:left w:type="dxa" w:w="100"/>
+              <w:bottom w:type="dxa" w:w="60"/>
+              <w:right w:type="dxa" w:w="100"/>
+            </w:tcMar>
+          </w:tcPr>
+          <w:p>
+            <w:pPr>
+              <w:spacing w:after="30"/>
+            </w:pPr>
+            <w:r>
+              <w:rPr>
+                <w:rFonts w:ascii="Calibri" w:cs="Calibri" w:eastAsia="Calibri" w:hAnsi="Calibri"/>
+                <w:b w:val="false"/>
+                <w:bCs w:val="false"/>
+                <w:sz w:val="19"/>
+                <w:szCs w:val="19"/>
+              </w:rPr>
+              <w:t xml:space="preserve">5. Indicadores</w:t>
+            </w:r>
+          </w:p>
+        </w:tc>
+        <w:tc>
+          <w:tcPr>
+            <w:tcW w:type="dxa" w:w="4238"/>
+            <w:tcBorders>
+              <w:top w:val="single" w:color="808080" w:sz="4"/>
+              <w:left w:val="single" w:color="808080" w:sz="4"/>
+              <w:bottom w:val="single" w:color="808080" w:sz="4"/>
+              <w:right w:val="single" w:color="808080" w:sz="4"/>
+            </w:tcBorders>
+            <w:shd w:fill="E9EEF7" w:color="auto" w:val="clear"/>
+            <w:tcMar>
+              <w:top w:type="dxa" w:w="60"/>
+              <w:left w:type="dxa" w:w="100"/>
+              <w:bottom w:type="dxa" w:w="60"/>
+              <w:right w:type="dxa" w:w="100"/>
+            </w:tcMar>
+          </w:tcPr>
+          <w:p>
+            <w:pPr>
+              <w:spacing w:after="30"/>
+            </w:pPr>
+            <w:r>
+              <w:rPr>
+                <w:rFonts w:ascii="Calibri" w:cs="Calibri" w:eastAsia="Calibri" w:hAnsi="Calibri"/>
+                <w:b w:val="false"/>
+                <w:bCs w:val="false"/>
+                <w:sz w:val="19"/>
+                <w:szCs w:val="19"/>
+              </w:rPr>
+              <w:t xml:space="preserve">Painel Power BI ligado às listas e alertas completos</w:t>
+            </w:r>
+          </w:p>
+        </w:tc>
+        <w:tc>
+          <w:tcPr>
+            <w:tcW w:type="dxa" w:w="1300"/>
+            <w:tcBorders>
+              <w:top w:val="single" w:color="808080" w:sz="4"/>
+              <w:left w:val="single" w:color="808080" w:sz="4"/>
+              <w:bottom w:val="single" w:color="808080" w:sz="4"/>
+              <w:right w:val="single" w:color="808080" w:sz="4"/>
+            </w:tcBorders>
+            <w:shd w:fill="E9EEF7" w:color="auto" w:val="clear"/>
             <w:tcMar>
               <w:top w:type="dxa" w:w="60"/>
               <w:left w:type="dxa" w:w="100"/>
@@ -14382,11 +14823,7958 @@
                 <w:szCs w:val="19"/>
               </w:rPr>
               <w:t xml:space="preserve">F9 (completo)</w:t>
+            </w:r>
+          </w:p>
+        </w:tc>
+        <w:tc>
+          <w:tcPr>
+            <w:tcW w:type="dxa" w:w="1800"/>
+            <w:tcBorders>
+              <w:top w:val="single" w:color="808080" w:sz="4"/>
+              <w:left w:val="single" w:color="808080" w:sz="4"/>
+              <w:bottom w:val="single" w:color="808080" w:sz="4"/>
+              <w:right w:val="single" w:color="808080" w:sz="4"/>
+            </w:tcBorders>
+            <w:shd w:fill="E9EEF7" w:color="auto" w:val="clear"/>
+            <w:tcMar>
+              <w:top w:type="dxa" w:w="60"/>
+              <w:left w:type="dxa" w:w="100"/>
+              <w:bottom w:type="dxa" w:w="60"/>
+              <w:right w:type="dxa" w:w="100"/>
+            </w:tcMar>
+          </w:tcPr>
+          <w:p>
+            <w:pPr>
+              <w:spacing w:after="30"/>
+            </w:pPr>
+            <w:r>
+              <w:rPr>
+                <w:rFonts w:ascii="Calibri" w:cs="Calibri" w:eastAsia="Calibri" w:hAnsi="Calibri"/>
+                <w:b w:val="false"/>
+                <w:bCs w:val="false"/>
+                <w:sz w:val="19"/>
+                <w:szCs w:val="19"/>
+              </w:rPr>
+              <w:t xml:space="preserve">25/01 a 19/02/2027</w:t>
+            </w:r>
+          </w:p>
+        </w:tc>
+      </w:tr>
+      <w:tr>
+        <w:trPr>
+          <w:cantSplit/>
+        </w:trPr>
+        <w:tc>
+          <w:tcPr>
+            <w:tcW w:type="dxa" w:w="2300"/>
+            <w:tcBorders>
+              <w:top w:val="single" w:color="808080" w:sz="4"/>
+              <w:left w:val="single" w:color="808080" w:sz="4"/>
+              <w:bottom w:val="single" w:color="808080" w:sz="4"/>
+              <w:right w:val="single" w:color="808080" w:sz="4"/>
+            </w:tcBorders>
+            <w:tcMar>
+              <w:top w:type="dxa" w:w="60"/>
+              <w:left w:type="dxa" w:w="100"/>
+              <w:bottom w:type="dxa" w:w="60"/>
+              <w:right w:type="dxa" w:w="100"/>
+            </w:tcMar>
+          </w:tcPr>
+          <w:p>
+            <w:pPr>
+              <w:spacing w:after="30"/>
+            </w:pPr>
+            <w:r>
+              <w:rPr>
+                <w:rFonts w:ascii="Calibri" w:cs="Calibri" w:eastAsia="Calibri" w:hAnsi="Calibri"/>
+                <w:b w:val="false"/>
+                <w:bCs w:val="false"/>
+                <w:sz w:val="19"/>
+                <w:szCs w:val="19"/>
+              </w:rPr>
+              <w:t xml:space="preserve">6. Homologação integrada e treinamento</w:t>
+            </w:r>
+          </w:p>
+        </w:tc>
+        <w:tc>
+          <w:tcPr>
+            <w:tcW w:type="dxa" w:w="4238"/>
+            <w:tcBorders>
+              <w:top w:val="single" w:color="808080" w:sz="4"/>
+              <w:left w:val="single" w:color="808080" w:sz="4"/>
+              <w:bottom w:val="single" w:color="808080" w:sz="4"/>
+              <w:right w:val="single" w:color="808080" w:sz="4"/>
+            </w:tcBorders>
+            <w:tcMar>
+              <w:top w:type="dxa" w:w="60"/>
+              <w:left w:type="dxa" w:w="100"/>
+              <w:bottom w:type="dxa" w:w="60"/>
+              <w:right w:type="dxa" w:w="100"/>
+            </w:tcMar>
+          </w:tcPr>
+          <w:p>
+            <w:pPr>
+              <w:spacing w:after="30"/>
+            </w:pPr>
+            <w:r>
+              <w:rPr>
+                <w:rFonts w:ascii="Calibri" w:cs="Calibri" w:eastAsia="Calibri" w:hAnsi="Calibri"/>
+                <w:b w:val="false"/>
+                <w:bCs w:val="false"/>
+                <w:sz w:val="19"/>
+                <w:szCs w:val="19"/>
+              </w:rPr>
+              <w:t xml:space="preserve">Teste de ponta a ponta com o Itaú, ajustes, treinamento e preparação da virada</w:t>
+            </w:r>
+          </w:p>
+        </w:tc>
+        <w:tc>
+          <w:tcPr>
+            <w:tcW w:type="dxa" w:w="1300"/>
+            <w:tcBorders>
+              <w:top w:val="single" w:color="808080" w:sz="4"/>
+              <w:left w:val="single" w:color="808080" w:sz="4"/>
+              <w:bottom w:val="single" w:color="808080" w:sz="4"/>
+              <w:right w:val="single" w:color="808080" w:sz="4"/>
+            </w:tcBorders>
+            <w:tcMar>
+              <w:top w:type="dxa" w:w="60"/>
+              <w:left w:type="dxa" w:w="100"/>
+              <w:bottom w:type="dxa" w:w="60"/>
+              <w:right w:type="dxa" w:w="100"/>
+            </w:tcMar>
+          </w:tcPr>
+          <w:p>
+            <w:pPr>
+              <w:spacing w:after="30"/>
+            </w:pPr>
+            <w:r>
+              <w:rPr>
+                <w:rFonts w:ascii="Calibri" w:cs="Calibri" w:eastAsia="Calibri" w:hAnsi="Calibri"/>
+                <w:b w:val="false"/>
+                <w:bCs w:val="false"/>
+                <w:sz w:val="19"/>
+                <w:szCs w:val="19"/>
+              </w:rPr>
+              <w:t xml:space="preserve">Todos</w:t>
+            </w:r>
+          </w:p>
+        </w:tc>
+        <w:tc>
+          <w:tcPr>
+            <w:tcW w:type="dxa" w:w="1800"/>
+            <w:tcBorders>
+              <w:top w:val="single" w:color="808080" w:sz="4"/>
+              <w:left w:val="single" w:color="808080" w:sz="4"/>
+              <w:bottom w:val="single" w:color="808080" w:sz="4"/>
+              <w:right w:val="single" w:color="808080" w:sz="4"/>
+            </w:tcBorders>
+            <w:tcMar>
+              <w:top w:type="dxa" w:w="60"/>
+              <w:left w:type="dxa" w:w="100"/>
+              <w:bottom w:type="dxa" w:w="60"/>
+              <w:right w:type="dxa" w:w="100"/>
+            </w:tcMar>
+          </w:tcPr>
+          <w:p>
+            <w:pPr>
+              <w:spacing w:after="30"/>
+            </w:pPr>
+            <w:r>
+              <w:rPr>
+                <w:rFonts w:ascii="Calibri" w:cs="Calibri" w:eastAsia="Calibri" w:hAnsi="Calibri"/>
+                <w:b w:val="false"/>
+                <w:bCs w:val="false"/>
+                <w:sz w:val="19"/>
+                <w:szCs w:val="19"/>
+              </w:rPr>
+              <w:t xml:space="preserve">08/02 a 25/02/2027</w:t>
+            </w:r>
+          </w:p>
+        </w:tc>
+      </w:tr>
+      <w:tr>
+        <w:trPr>
+          <w:cantSplit/>
+        </w:trPr>
+        <w:tc>
+          <w:tcPr>
+            <w:tcW w:type="dxa" w:w="2300"/>
+            <w:tcBorders>
+              <w:top w:val="single" w:color="808080" w:sz="4"/>
+              <w:left w:val="single" w:color="808080" w:sz="4"/>
+              <w:bottom w:val="single" w:color="808080" w:sz="4"/>
+              <w:right w:val="single" w:color="808080" w:sz="4"/>
+            </w:tcBorders>
+            <w:shd w:fill="E9EEF7" w:color="auto" w:val="clear"/>
+            <w:tcMar>
+              <w:top w:type="dxa" w:w="60"/>
+              <w:left w:type="dxa" w:w="100"/>
+              <w:bottom w:type="dxa" w:w="60"/>
+              <w:right w:type="dxa" w:w="100"/>
+            </w:tcMar>
+          </w:tcPr>
+          <w:p>
+            <w:pPr>
+              <w:spacing w:after="30"/>
+            </w:pPr>
+            <w:r>
+              <w:rPr>
+                <w:rFonts w:ascii="Calibri" w:cs="Calibri" w:eastAsia="Calibri" w:hAnsi="Calibri"/>
+                <w:b w:val="false"/>
+                <w:bCs w:val="false"/>
+                <w:sz w:val="19"/>
+                <w:szCs w:val="19"/>
+              </w:rPr>
+              <w:t xml:space="preserve">7. Go-live</w:t>
+            </w:r>
+          </w:p>
+        </w:tc>
+        <w:tc>
+          <w:tcPr>
+            <w:tcW w:type="dxa" w:w="4238"/>
+            <w:tcBorders>
+              <w:top w:val="single" w:color="808080" w:sz="4"/>
+              <w:left w:val="single" w:color="808080" w:sz="4"/>
+              <w:bottom w:val="single" w:color="808080" w:sz="4"/>
+              <w:right w:val="single" w:color="808080" w:sz="4"/>
+            </w:tcBorders>
+            <w:shd w:fill="E9EEF7" w:color="auto" w:val="clear"/>
+            <w:tcMar>
+              <w:top w:type="dxa" w:w="60"/>
+              <w:left w:type="dxa" w:w="100"/>
+              <w:bottom w:type="dxa" w:w="60"/>
+              <w:right w:type="dxa" w:w="100"/>
+            </w:tcMar>
+          </w:tcPr>
+          <w:p>
+            <w:pPr>
+              <w:spacing w:after="30"/>
+            </w:pPr>
+            <w:r>
+              <w:rPr>
+                <w:rFonts w:ascii="Calibri" w:cs="Calibri" w:eastAsia="Calibri" w:hAnsi="Calibri"/>
+                <w:b w:val="false"/>
+                <w:bCs w:val="false"/>
+                <w:sz w:val="19"/>
+                <w:szCs w:val="19"/>
+              </w:rPr>
+              <w:t xml:space="preserve">Entrada em produção</w:t>
+            </w:r>
+          </w:p>
+        </w:tc>
+        <w:tc>
+          <w:tcPr>
+            <w:tcW w:type="dxa" w:w="1300"/>
+            <w:tcBorders>
+              <w:top w:val="single" w:color="808080" w:sz="4"/>
+              <w:left w:val="single" w:color="808080" w:sz="4"/>
+              <w:bottom w:val="single" w:color="808080" w:sz="4"/>
+              <w:right w:val="single" w:color="808080" w:sz="4"/>
+            </w:tcBorders>
+            <w:shd w:fill="E9EEF7" w:color="auto" w:val="clear"/>
+            <w:tcMar>
+              <w:top w:type="dxa" w:w="60"/>
+              <w:left w:type="dxa" w:w="100"/>
+              <w:bottom w:type="dxa" w:w="60"/>
+              <w:right w:type="dxa" w:w="100"/>
+            </w:tcMar>
+          </w:tcPr>
+          <w:p>
+            <w:pPr>
+              <w:spacing w:after="30"/>
+            </w:pPr>
+            <w:r>
+              <w:rPr>
+                <w:rFonts w:ascii="Calibri" w:cs="Calibri" w:eastAsia="Calibri" w:hAnsi="Calibri"/>
+                <w:b w:val="false"/>
+                <w:bCs w:val="false"/>
+                <w:sz w:val="19"/>
+                <w:szCs w:val="19"/>
+              </w:rPr>
+              <w:t xml:space="preserve">Todos</w:t>
+            </w:r>
+          </w:p>
+        </w:tc>
+        <w:tc>
+          <w:tcPr>
+            <w:tcW w:type="dxa" w:w="1800"/>
+            <w:tcBorders>
+              <w:top w:val="single" w:color="808080" w:sz="4"/>
+              <w:left w:val="single" w:color="808080" w:sz="4"/>
+              <w:bottom w:val="single" w:color="808080" w:sz="4"/>
+              <w:right w:val="single" w:color="808080" w:sz="4"/>
+            </w:tcBorders>
+            <w:shd w:fill="E9EEF7" w:color="auto" w:val="clear"/>
+            <w:tcMar>
+              <w:top w:type="dxa" w:w="60"/>
+              <w:left w:type="dxa" w:w="100"/>
+              <w:bottom w:type="dxa" w:w="60"/>
+              <w:right w:type="dxa" w:w="100"/>
+            </w:tcMar>
+          </w:tcPr>
+          <w:p>
+            <w:pPr>
+              <w:spacing w:after="30"/>
+            </w:pPr>
+            <w:r>
+              <w:rPr>
+                <w:rFonts w:ascii="Calibri" w:cs="Calibri" w:eastAsia="Calibri" w:hAnsi="Calibri"/>
+                <w:b w:val="false"/>
+                <w:bCs w:val="false"/>
+                <w:sz w:val="19"/>
+                <w:szCs w:val="19"/>
+              </w:rPr>
+              <w:t xml:space="preserve">26/02/2027</w:t>
             </w:r>
           </w:p>
         </w:tc>
       </w:tr>
     </w:tbl>
+    <w:p>
+      <w:pPr>
+        <w:spacing w:after="80"/>
+      </w:pPr>
+    </w:p>
+    <w:p>
+      <w:pPr>
+        <w:pStyle w:val="Heading2"/>
+        <w:keepNext/>
+        <w:spacing w:after="100" w:before="240"/>
+      </w:pPr>
+      <w:r>
+        <w:rPr>
+          <w:rFonts w:ascii="Calibri" w:cs="Calibri" w:eastAsia="Calibri" w:hAnsi="Calibri"/>
+          <w:b/>
+          <w:bCs/>
+          <w:color w:val="2E5597"/>
+          <w:sz w:val="26"/>
+          <w:szCs w:val="26"/>
+        </w:rPr>
+        <w:t xml:space="preserve">12.2 Visão em linha do tempo (semanas)</w:t>
+      </w:r>
+    </w:p>
+    <w:p>
+      <w:pPr>
+        <w:spacing w:after="100" w:line="276"/>
+      </w:pPr>
+      <w:r>
+        <w:rPr>
+          <w:rFonts w:ascii="Calibri" w:cs="Calibri" w:eastAsia="Calibri" w:hAnsi="Calibri"/>
+          <w:sz w:val="21"/>
+          <w:szCs w:val="21"/>
+        </w:rPr>
+        <w:t xml:space="preserve">Cada coluna é uma semana, indicada pela data da segunda-feira. As células cinzas marcam períodos sem atividade considerados no plano (recesso de fim de ano e Carnaval).</w:t>
+      </w:r>
+    </w:p>
+    <w:tbl>
+      <w:tblPr>
+        <w:tblW w:type="dxa" w:w="9638"/>
+        <w:tblBorders>
+          <w:top w:val="single" w:color="auto" w:sz="4"/>
+          <w:left w:val="single" w:color="auto" w:sz="4"/>
+          <w:bottom w:val="single" w:color="auto" w:sz="4"/>
+          <w:right w:val="single" w:color="auto" w:sz="4"/>
+          <w:insideH w:val="single" w:color="auto" w:sz="4"/>
+          <w:insideV w:val="single" w:color="auto" w:sz="4"/>
+        </w:tblBorders>
+      </w:tblPr>
+      <w:tblGrid>
+        <w:gridCol w:w="1988"/>
+        <w:gridCol w:w="450"/>
+        <w:gridCol w:w="450"/>
+        <w:gridCol w:w="450"/>
+        <w:gridCol w:w="450"/>
+        <w:gridCol w:w="450"/>
+        <w:gridCol w:w="450"/>
+        <w:gridCol w:w="450"/>
+        <w:gridCol w:w="450"/>
+        <w:gridCol w:w="450"/>
+        <w:gridCol w:w="450"/>
+        <w:gridCol w:w="450"/>
+        <w:gridCol w:w="450"/>
+        <w:gridCol w:w="450"/>
+        <w:gridCol w:w="450"/>
+        <w:gridCol w:w="450"/>
+        <w:gridCol w:w="450"/>
+        <w:gridCol w:w="450"/>
+      </w:tblGrid>
+      <w:tr>
+        <w:trPr>
+          <w:tblHeader/>
+        </w:trPr>
+        <w:tc>
+          <w:tcPr>
+            <w:tcW w:type="dxa" w:w="1988"/>
+            <w:tcBorders>
+              <w:top w:val="single" w:color="808080" w:sz="4"/>
+              <w:left w:val="single" w:color="808080" w:sz="4"/>
+              <w:bottom w:val="single" w:color="808080" w:sz="4"/>
+              <w:right w:val="single" w:color="808080" w:sz="4"/>
+            </w:tcBorders>
+            <w:shd w:fill="1F3864" w:color="auto" w:val="clear"/>
+            <w:tcMar>
+              <w:top w:type="dxa" w:w="60"/>
+              <w:left w:type="dxa" w:w="100"/>
+              <w:bottom w:type="dxa" w:w="60"/>
+              <w:right w:type="dxa" w:w="100"/>
+            </w:tcMar>
+          </w:tcPr>
+          <w:p>
+            <w:pPr>
+              <w:spacing w:after="30"/>
+            </w:pPr>
+            <w:r>
+              <w:rPr>
+                <w:rFonts w:ascii="Calibri" w:cs="Calibri" w:eastAsia="Calibri" w:hAnsi="Calibri"/>
+                <w:b/>
+                <w:bCs/>
+                <w:color w:val="FFFFFF"/>
+                <w:sz w:val="17"/>
+                <w:szCs w:val="17"/>
+              </w:rPr>
+              <w:t xml:space="preserve">Fase</w:t>
+            </w:r>
+          </w:p>
+        </w:tc>
+        <w:tc>
+          <w:tcPr>
+            <w:tcW w:type="dxa" w:w="450"/>
+            <w:tcBorders>
+              <w:top w:val="single" w:color="808080" w:sz="4"/>
+              <w:left w:val="single" w:color="808080" w:sz="4"/>
+              <w:bottom w:val="single" w:color="808080" w:sz="4"/>
+              <w:right w:val="single" w:color="808080" w:sz="4"/>
+            </w:tcBorders>
+            <w:shd w:fill="1F3864" w:color="auto" w:val="clear"/>
+            <w:tcMar>
+              <w:top w:type="dxa" w:w="60"/>
+              <w:left w:type="dxa" w:w="20"/>
+              <w:bottom w:type="dxa" w:w="60"/>
+              <w:right w:type="dxa" w:w="20"/>
+            </w:tcMar>
+          </w:tcPr>
+          <w:p>
+            <w:pPr>
+              <w:spacing w:after="30"/>
+              <w:jc w:val="center"/>
+            </w:pPr>
+            <w:r>
+              <w:rPr>
+                <w:rFonts w:ascii="Calibri" w:cs="Calibri" w:eastAsia="Calibri" w:hAnsi="Calibri"/>
+                <w:b/>
+                <w:bCs/>
+                <w:color w:val="FFFFFF"/>
+                <w:sz w:val="12"/>
+                <w:szCs w:val="12"/>
+              </w:rPr>
+              <w:t xml:space="preserve">02/11</w:t>
+            </w:r>
+          </w:p>
+        </w:tc>
+        <w:tc>
+          <w:tcPr>
+            <w:tcW w:type="dxa" w:w="450"/>
+            <w:tcBorders>
+              <w:top w:val="single" w:color="808080" w:sz="4"/>
+              <w:left w:val="single" w:color="808080" w:sz="4"/>
+              <w:bottom w:val="single" w:color="808080" w:sz="4"/>
+              <w:right w:val="single" w:color="808080" w:sz="4"/>
+            </w:tcBorders>
+            <w:shd w:fill="1F3864" w:color="auto" w:val="clear"/>
+            <w:tcMar>
+              <w:top w:type="dxa" w:w="60"/>
+              <w:left w:type="dxa" w:w="20"/>
+              <w:bottom w:type="dxa" w:w="60"/>
+              <w:right w:type="dxa" w:w="20"/>
+            </w:tcMar>
+          </w:tcPr>
+          <w:p>
+            <w:pPr>
+              <w:spacing w:after="30"/>
+              <w:jc w:val="center"/>
+            </w:pPr>
+            <w:r>
+              <w:rPr>
+                <w:rFonts w:ascii="Calibri" w:cs="Calibri" w:eastAsia="Calibri" w:hAnsi="Calibri"/>
+                <w:b/>
+                <w:bCs/>
+                <w:color w:val="FFFFFF"/>
+                <w:sz w:val="12"/>
+                <w:szCs w:val="12"/>
+              </w:rPr>
+              <w:t xml:space="preserve">09/11</w:t>
+            </w:r>
+          </w:p>
+        </w:tc>
+        <w:tc>
+          <w:tcPr>
+            <w:tcW w:type="dxa" w:w="450"/>
+            <w:tcBorders>
+              <w:top w:val="single" w:color="808080" w:sz="4"/>
+              <w:left w:val="single" w:color="808080" w:sz="4"/>
+              <w:bottom w:val="single" w:color="808080" w:sz="4"/>
+              <w:right w:val="single" w:color="808080" w:sz="4"/>
+            </w:tcBorders>
+            <w:shd w:fill="1F3864" w:color="auto" w:val="clear"/>
+            <w:tcMar>
+              <w:top w:type="dxa" w:w="60"/>
+              <w:left w:type="dxa" w:w="20"/>
+              <w:bottom w:type="dxa" w:w="60"/>
+              <w:right w:type="dxa" w:w="20"/>
+            </w:tcMar>
+          </w:tcPr>
+          <w:p>
+            <w:pPr>
+              <w:spacing w:after="30"/>
+              <w:jc w:val="center"/>
+            </w:pPr>
+            <w:r>
+              <w:rPr>
+                <w:rFonts w:ascii="Calibri" w:cs="Calibri" w:eastAsia="Calibri" w:hAnsi="Calibri"/>
+                <w:b/>
+                <w:bCs/>
+                <w:color w:val="FFFFFF"/>
+                <w:sz w:val="12"/>
+                <w:szCs w:val="12"/>
+              </w:rPr>
+              <w:t xml:space="preserve">16/11</w:t>
+            </w:r>
+          </w:p>
+        </w:tc>
+        <w:tc>
+          <w:tcPr>
+            <w:tcW w:type="dxa" w:w="450"/>
+            <w:tcBorders>
+              <w:top w:val="single" w:color="808080" w:sz="4"/>
+              <w:left w:val="single" w:color="808080" w:sz="4"/>
+              <w:bottom w:val="single" w:color="808080" w:sz="4"/>
+              <w:right w:val="single" w:color="808080" w:sz="4"/>
+            </w:tcBorders>
+            <w:shd w:fill="1F3864" w:color="auto" w:val="clear"/>
+            <w:tcMar>
+              <w:top w:type="dxa" w:w="60"/>
+              <w:left w:type="dxa" w:w="20"/>
+              <w:bottom w:type="dxa" w:w="60"/>
+              <w:right w:type="dxa" w:w="20"/>
+            </w:tcMar>
+          </w:tcPr>
+          <w:p>
+            <w:pPr>
+              <w:spacing w:after="30"/>
+              <w:jc w:val="center"/>
+            </w:pPr>
+            <w:r>
+              <w:rPr>
+                <w:rFonts w:ascii="Calibri" w:cs="Calibri" w:eastAsia="Calibri" w:hAnsi="Calibri"/>
+                <w:b/>
+                <w:bCs/>
+                <w:color w:val="FFFFFF"/>
+                <w:sz w:val="12"/>
+                <w:szCs w:val="12"/>
+              </w:rPr>
+              <w:t xml:space="preserve">23/11</w:t>
+            </w:r>
+          </w:p>
+        </w:tc>
+        <w:tc>
+          <w:tcPr>
+            <w:tcW w:type="dxa" w:w="450"/>
+            <w:tcBorders>
+              <w:top w:val="single" w:color="808080" w:sz="4"/>
+              <w:left w:val="single" w:color="808080" w:sz="4"/>
+              <w:bottom w:val="single" w:color="808080" w:sz="4"/>
+              <w:right w:val="single" w:color="808080" w:sz="4"/>
+            </w:tcBorders>
+            <w:shd w:fill="1F3864" w:color="auto" w:val="clear"/>
+            <w:tcMar>
+              <w:top w:type="dxa" w:w="60"/>
+              <w:left w:type="dxa" w:w="20"/>
+              <w:bottom w:type="dxa" w:w="60"/>
+              <w:right w:type="dxa" w:w="20"/>
+            </w:tcMar>
+          </w:tcPr>
+          <w:p>
+            <w:pPr>
+              <w:spacing w:after="30"/>
+              <w:jc w:val="center"/>
+            </w:pPr>
+            <w:r>
+              <w:rPr>
+                <w:rFonts w:ascii="Calibri" w:cs="Calibri" w:eastAsia="Calibri" w:hAnsi="Calibri"/>
+                <w:b/>
+                <w:bCs/>
+                <w:color w:val="FFFFFF"/>
+                <w:sz w:val="12"/>
+                <w:szCs w:val="12"/>
+              </w:rPr>
+              <w:t xml:space="preserve">30/11</w:t>
+            </w:r>
+          </w:p>
+        </w:tc>
+        <w:tc>
+          <w:tcPr>
+            <w:tcW w:type="dxa" w:w="450"/>
+            <w:tcBorders>
+              <w:top w:val="single" w:color="808080" w:sz="4"/>
+              <w:left w:val="single" w:color="808080" w:sz="4"/>
+              <w:bottom w:val="single" w:color="808080" w:sz="4"/>
+              <w:right w:val="single" w:color="808080" w:sz="4"/>
+            </w:tcBorders>
+            <w:shd w:fill="1F3864" w:color="auto" w:val="clear"/>
+            <w:tcMar>
+              <w:top w:type="dxa" w:w="60"/>
+              <w:left w:type="dxa" w:w="20"/>
+              <w:bottom w:type="dxa" w:w="60"/>
+              <w:right w:type="dxa" w:w="20"/>
+            </w:tcMar>
+          </w:tcPr>
+          <w:p>
+            <w:pPr>
+              <w:spacing w:after="30"/>
+              <w:jc w:val="center"/>
+            </w:pPr>
+            <w:r>
+              <w:rPr>
+                <w:rFonts w:ascii="Calibri" w:cs="Calibri" w:eastAsia="Calibri" w:hAnsi="Calibri"/>
+                <w:b/>
+                <w:bCs/>
+                <w:color w:val="FFFFFF"/>
+                <w:sz w:val="12"/>
+                <w:szCs w:val="12"/>
+              </w:rPr>
+              <w:t xml:space="preserve">07/12</w:t>
+            </w:r>
+          </w:p>
+        </w:tc>
+        <w:tc>
+          <w:tcPr>
+            <w:tcW w:type="dxa" w:w="450"/>
+            <w:tcBorders>
+              <w:top w:val="single" w:color="808080" w:sz="4"/>
+              <w:left w:val="single" w:color="808080" w:sz="4"/>
+              <w:bottom w:val="single" w:color="808080" w:sz="4"/>
+              <w:right w:val="single" w:color="808080" w:sz="4"/>
+            </w:tcBorders>
+            <w:shd w:fill="1F3864" w:color="auto" w:val="clear"/>
+            <w:tcMar>
+              <w:top w:type="dxa" w:w="60"/>
+              <w:left w:type="dxa" w:w="20"/>
+              <w:bottom w:type="dxa" w:w="60"/>
+              <w:right w:type="dxa" w:w="20"/>
+            </w:tcMar>
+          </w:tcPr>
+          <w:p>
+            <w:pPr>
+              <w:spacing w:after="30"/>
+              <w:jc w:val="center"/>
+            </w:pPr>
+            <w:r>
+              <w:rPr>
+                <w:rFonts w:ascii="Calibri" w:cs="Calibri" w:eastAsia="Calibri" w:hAnsi="Calibri"/>
+                <w:b/>
+                <w:bCs/>
+                <w:color w:val="FFFFFF"/>
+                <w:sz w:val="12"/>
+                <w:szCs w:val="12"/>
+              </w:rPr>
+              <w:t xml:space="preserve">14/12</w:t>
+            </w:r>
+          </w:p>
+        </w:tc>
+        <w:tc>
+          <w:tcPr>
+            <w:tcW w:type="dxa" w:w="450"/>
+            <w:tcBorders>
+              <w:top w:val="single" w:color="808080" w:sz="4"/>
+              <w:left w:val="single" w:color="808080" w:sz="4"/>
+              <w:bottom w:val="single" w:color="808080" w:sz="4"/>
+              <w:right w:val="single" w:color="808080" w:sz="4"/>
+            </w:tcBorders>
+            <w:shd w:fill="1F3864" w:color="auto" w:val="clear"/>
+            <w:tcMar>
+              <w:top w:type="dxa" w:w="60"/>
+              <w:left w:type="dxa" w:w="20"/>
+              <w:bottom w:type="dxa" w:w="60"/>
+              <w:right w:type="dxa" w:w="20"/>
+            </w:tcMar>
+          </w:tcPr>
+          <w:p>
+            <w:pPr>
+              <w:spacing w:after="30"/>
+              <w:jc w:val="center"/>
+            </w:pPr>
+            <w:r>
+              <w:rPr>
+                <w:rFonts w:ascii="Calibri" w:cs="Calibri" w:eastAsia="Calibri" w:hAnsi="Calibri"/>
+                <w:b/>
+                <w:bCs/>
+                <w:color w:val="FFFFFF"/>
+                <w:sz w:val="12"/>
+                <w:szCs w:val="12"/>
+              </w:rPr>
+              <w:t xml:space="preserve">21/12</w:t>
+            </w:r>
+          </w:p>
+        </w:tc>
+        <w:tc>
+          <w:tcPr>
+            <w:tcW w:type="dxa" w:w="450"/>
+            <w:tcBorders>
+              <w:top w:val="single" w:color="808080" w:sz="4"/>
+              <w:left w:val="single" w:color="808080" w:sz="4"/>
+              <w:bottom w:val="single" w:color="808080" w:sz="4"/>
+              <w:right w:val="single" w:color="808080" w:sz="4"/>
+            </w:tcBorders>
+            <w:shd w:fill="1F3864" w:color="auto" w:val="clear"/>
+            <w:tcMar>
+              <w:top w:type="dxa" w:w="60"/>
+              <w:left w:type="dxa" w:w="20"/>
+              <w:bottom w:type="dxa" w:w="60"/>
+              <w:right w:type="dxa" w:w="20"/>
+            </w:tcMar>
+          </w:tcPr>
+          <w:p>
+            <w:pPr>
+              <w:spacing w:after="30"/>
+              <w:jc w:val="center"/>
+            </w:pPr>
+            <w:r>
+              <w:rPr>
+                <w:rFonts w:ascii="Calibri" w:cs="Calibri" w:eastAsia="Calibri" w:hAnsi="Calibri"/>
+                <w:b/>
+                <w:bCs/>
+                <w:color w:val="FFFFFF"/>
+                <w:sz w:val="12"/>
+                <w:szCs w:val="12"/>
+              </w:rPr>
+              <w:t xml:space="preserve">28/12</w:t>
+            </w:r>
+          </w:p>
+        </w:tc>
+        <w:tc>
+          <w:tcPr>
+            <w:tcW w:type="dxa" w:w="450"/>
+            <w:tcBorders>
+              <w:top w:val="single" w:color="808080" w:sz="4"/>
+              <w:left w:val="single" w:color="808080" w:sz="4"/>
+              <w:bottom w:val="single" w:color="808080" w:sz="4"/>
+              <w:right w:val="single" w:color="808080" w:sz="4"/>
+            </w:tcBorders>
+            <w:shd w:fill="1F3864" w:color="auto" w:val="clear"/>
+            <w:tcMar>
+              <w:top w:type="dxa" w:w="60"/>
+              <w:left w:type="dxa" w:w="20"/>
+              <w:bottom w:type="dxa" w:w="60"/>
+              <w:right w:type="dxa" w:w="20"/>
+            </w:tcMar>
+          </w:tcPr>
+          <w:p>
+            <w:pPr>
+              <w:spacing w:after="30"/>
+              <w:jc w:val="center"/>
+            </w:pPr>
+            <w:r>
+              <w:rPr>
+                <w:rFonts w:ascii="Calibri" w:cs="Calibri" w:eastAsia="Calibri" w:hAnsi="Calibri"/>
+                <w:b/>
+                <w:bCs/>
+                <w:color w:val="FFFFFF"/>
+                <w:sz w:val="12"/>
+                <w:szCs w:val="12"/>
+              </w:rPr>
+              <w:t xml:space="preserve">04/01</w:t>
+            </w:r>
+          </w:p>
+        </w:tc>
+        <w:tc>
+          <w:tcPr>
+            <w:tcW w:type="dxa" w:w="450"/>
+            <w:tcBorders>
+              <w:top w:val="single" w:color="808080" w:sz="4"/>
+              <w:left w:val="single" w:color="808080" w:sz="4"/>
+              <w:bottom w:val="single" w:color="808080" w:sz="4"/>
+              <w:right w:val="single" w:color="808080" w:sz="4"/>
+            </w:tcBorders>
+            <w:shd w:fill="1F3864" w:color="auto" w:val="clear"/>
+            <w:tcMar>
+              <w:top w:type="dxa" w:w="60"/>
+              <w:left w:type="dxa" w:w="20"/>
+              <w:bottom w:type="dxa" w:w="60"/>
+              <w:right w:type="dxa" w:w="20"/>
+            </w:tcMar>
+          </w:tcPr>
+          <w:p>
+            <w:pPr>
+              <w:spacing w:after="30"/>
+              <w:jc w:val="center"/>
+            </w:pPr>
+            <w:r>
+              <w:rPr>
+                <w:rFonts w:ascii="Calibri" w:cs="Calibri" w:eastAsia="Calibri" w:hAnsi="Calibri"/>
+                <w:b/>
+                <w:bCs/>
+                <w:color w:val="FFFFFF"/>
+                <w:sz w:val="12"/>
+                <w:szCs w:val="12"/>
+              </w:rPr>
+              <w:t xml:space="preserve">11/01</w:t>
+            </w:r>
+          </w:p>
+        </w:tc>
+        <w:tc>
+          <w:tcPr>
+            <w:tcW w:type="dxa" w:w="450"/>
+            <w:tcBorders>
+              <w:top w:val="single" w:color="808080" w:sz="4"/>
+              <w:left w:val="single" w:color="808080" w:sz="4"/>
+              <w:bottom w:val="single" w:color="808080" w:sz="4"/>
+              <w:right w:val="single" w:color="808080" w:sz="4"/>
+            </w:tcBorders>
+            <w:shd w:fill="1F3864" w:color="auto" w:val="clear"/>
+            <w:tcMar>
+              <w:top w:type="dxa" w:w="60"/>
+              <w:left w:type="dxa" w:w="20"/>
+              <w:bottom w:type="dxa" w:w="60"/>
+              <w:right w:type="dxa" w:w="20"/>
+            </w:tcMar>
+          </w:tcPr>
+          <w:p>
+            <w:pPr>
+              <w:spacing w:after="30"/>
+              <w:jc w:val="center"/>
+            </w:pPr>
+            <w:r>
+              <w:rPr>
+                <w:rFonts w:ascii="Calibri" w:cs="Calibri" w:eastAsia="Calibri" w:hAnsi="Calibri"/>
+                <w:b/>
+                <w:bCs/>
+                <w:color w:val="FFFFFF"/>
+                <w:sz w:val="12"/>
+                <w:szCs w:val="12"/>
+              </w:rPr>
+              <w:t xml:space="preserve">18/01</w:t>
+            </w:r>
+          </w:p>
+        </w:tc>
+        <w:tc>
+          <w:tcPr>
+            <w:tcW w:type="dxa" w:w="450"/>
+            <w:tcBorders>
+              <w:top w:val="single" w:color="808080" w:sz="4"/>
+              <w:left w:val="single" w:color="808080" w:sz="4"/>
+              <w:bottom w:val="single" w:color="808080" w:sz="4"/>
+              <w:right w:val="single" w:color="808080" w:sz="4"/>
+            </w:tcBorders>
+            <w:shd w:fill="1F3864" w:color="auto" w:val="clear"/>
+            <w:tcMar>
+              <w:top w:type="dxa" w:w="60"/>
+              <w:left w:type="dxa" w:w="20"/>
+              <w:bottom w:type="dxa" w:w="60"/>
+              <w:right w:type="dxa" w:w="20"/>
+            </w:tcMar>
+          </w:tcPr>
+          <w:p>
+            <w:pPr>
+              <w:spacing w:after="30"/>
+              <w:jc w:val="center"/>
+            </w:pPr>
+            <w:r>
+              <w:rPr>
+                <w:rFonts w:ascii="Calibri" w:cs="Calibri" w:eastAsia="Calibri" w:hAnsi="Calibri"/>
+                <w:b/>
+                <w:bCs/>
+                <w:color w:val="FFFFFF"/>
+                <w:sz w:val="12"/>
+                <w:szCs w:val="12"/>
+              </w:rPr>
+              <w:t xml:space="preserve">25/01</w:t>
+            </w:r>
+          </w:p>
+        </w:tc>
+        <w:tc>
+          <w:tcPr>
+            <w:tcW w:type="dxa" w:w="450"/>
+            <w:tcBorders>
+              <w:top w:val="single" w:color="808080" w:sz="4"/>
+              <w:left w:val="single" w:color="808080" w:sz="4"/>
+              <w:bottom w:val="single" w:color="808080" w:sz="4"/>
+              <w:right w:val="single" w:color="808080" w:sz="4"/>
+            </w:tcBorders>
+            <w:shd w:fill="1F3864" w:color="auto" w:val="clear"/>
+            <w:tcMar>
+              <w:top w:type="dxa" w:w="60"/>
+              <w:left w:type="dxa" w:w="20"/>
+              <w:bottom w:type="dxa" w:w="60"/>
+              <w:right w:type="dxa" w:w="20"/>
+            </w:tcMar>
+          </w:tcPr>
+          <w:p>
+            <w:pPr>
+              <w:spacing w:after="30"/>
+              <w:jc w:val="center"/>
+            </w:pPr>
+            <w:r>
+              <w:rPr>
+                <w:rFonts w:ascii="Calibri" w:cs="Calibri" w:eastAsia="Calibri" w:hAnsi="Calibri"/>
+                <w:b/>
+                <w:bCs/>
+                <w:color w:val="FFFFFF"/>
+                <w:sz w:val="12"/>
+                <w:szCs w:val="12"/>
+              </w:rPr>
+              <w:t xml:space="preserve">01/02</w:t>
+            </w:r>
+          </w:p>
+        </w:tc>
+        <w:tc>
+          <w:tcPr>
+            <w:tcW w:type="dxa" w:w="450"/>
+            <w:tcBorders>
+              <w:top w:val="single" w:color="808080" w:sz="4"/>
+              <w:left w:val="single" w:color="808080" w:sz="4"/>
+              <w:bottom w:val="single" w:color="808080" w:sz="4"/>
+              <w:right w:val="single" w:color="808080" w:sz="4"/>
+            </w:tcBorders>
+            <w:shd w:fill="1F3864" w:color="auto" w:val="clear"/>
+            <w:tcMar>
+              <w:top w:type="dxa" w:w="60"/>
+              <w:left w:type="dxa" w:w="20"/>
+              <w:bottom w:type="dxa" w:w="60"/>
+              <w:right w:type="dxa" w:w="20"/>
+            </w:tcMar>
+          </w:tcPr>
+          <w:p>
+            <w:pPr>
+              <w:spacing w:after="30"/>
+              <w:jc w:val="center"/>
+            </w:pPr>
+            <w:r>
+              <w:rPr>
+                <w:rFonts w:ascii="Calibri" w:cs="Calibri" w:eastAsia="Calibri" w:hAnsi="Calibri"/>
+                <w:b/>
+                <w:bCs/>
+                <w:color w:val="FFFFFF"/>
+                <w:sz w:val="12"/>
+                <w:szCs w:val="12"/>
+              </w:rPr>
+              <w:t xml:space="preserve">08/02</w:t>
+            </w:r>
+          </w:p>
+        </w:tc>
+        <w:tc>
+          <w:tcPr>
+            <w:tcW w:type="dxa" w:w="450"/>
+            <w:tcBorders>
+              <w:top w:val="single" w:color="808080" w:sz="4"/>
+              <w:left w:val="single" w:color="808080" w:sz="4"/>
+              <w:bottom w:val="single" w:color="808080" w:sz="4"/>
+              <w:right w:val="single" w:color="808080" w:sz="4"/>
+            </w:tcBorders>
+            <w:shd w:fill="1F3864" w:color="auto" w:val="clear"/>
+            <w:tcMar>
+              <w:top w:type="dxa" w:w="60"/>
+              <w:left w:type="dxa" w:w="20"/>
+              <w:bottom w:type="dxa" w:w="60"/>
+              <w:right w:type="dxa" w:w="20"/>
+            </w:tcMar>
+          </w:tcPr>
+          <w:p>
+            <w:pPr>
+              <w:spacing w:after="30"/>
+              <w:jc w:val="center"/>
+            </w:pPr>
+            <w:r>
+              <w:rPr>
+                <w:rFonts w:ascii="Calibri" w:cs="Calibri" w:eastAsia="Calibri" w:hAnsi="Calibri"/>
+                <w:b/>
+                <w:bCs/>
+                <w:color w:val="FFFFFF"/>
+                <w:sz w:val="12"/>
+                <w:szCs w:val="12"/>
+              </w:rPr>
+              <w:t xml:space="preserve">15/02</w:t>
+            </w:r>
+          </w:p>
+        </w:tc>
+        <w:tc>
+          <w:tcPr>
+            <w:tcW w:type="dxa" w:w="450"/>
+            <w:tcBorders>
+              <w:top w:val="single" w:color="808080" w:sz="4"/>
+              <w:left w:val="single" w:color="808080" w:sz="4"/>
+              <w:bottom w:val="single" w:color="808080" w:sz="4"/>
+              <w:right w:val="single" w:color="808080" w:sz="4"/>
+            </w:tcBorders>
+            <w:shd w:fill="1F3864" w:color="auto" w:val="clear"/>
+            <w:tcMar>
+              <w:top w:type="dxa" w:w="60"/>
+              <w:left w:type="dxa" w:w="20"/>
+              <w:bottom w:type="dxa" w:w="60"/>
+              <w:right w:type="dxa" w:w="20"/>
+            </w:tcMar>
+          </w:tcPr>
+          <w:p>
+            <w:pPr>
+              <w:spacing w:after="30"/>
+              <w:jc w:val="center"/>
+            </w:pPr>
+            <w:r>
+              <w:rPr>
+                <w:rFonts w:ascii="Calibri" w:cs="Calibri" w:eastAsia="Calibri" w:hAnsi="Calibri"/>
+                <w:b/>
+                <w:bCs/>
+                <w:color w:val="FFFFFF"/>
+                <w:sz w:val="12"/>
+                <w:szCs w:val="12"/>
+              </w:rPr>
+              <w:t xml:space="preserve">22/02</w:t>
+            </w:r>
+          </w:p>
+        </w:tc>
+      </w:tr>
+      <w:tr>
+        <w:trPr>
+          <w:cantSplit/>
+        </w:trPr>
+        <w:tc>
+          <w:tcPr>
+            <w:tcW w:type="dxa" w:w="1988"/>
+            <w:tcBorders>
+              <w:top w:val="single" w:color="808080" w:sz="4"/>
+              <w:left w:val="single" w:color="808080" w:sz="4"/>
+              <w:bottom w:val="single" w:color="808080" w:sz="4"/>
+              <w:right w:val="single" w:color="808080" w:sz="4"/>
+            </w:tcBorders>
+            <w:tcMar>
+              <w:top w:type="dxa" w:w="60"/>
+              <w:left w:type="dxa" w:w="100"/>
+              <w:bottom w:type="dxa" w:w="60"/>
+              <w:right w:type="dxa" w:w="100"/>
+            </w:tcMar>
+          </w:tcPr>
+          <w:p>
+            <w:pPr>
+              <w:spacing w:after="30"/>
+            </w:pPr>
+            <w:r>
+              <w:rPr>
+                <w:rFonts w:ascii="Calibri" w:cs="Calibri" w:eastAsia="Calibri" w:hAnsi="Calibri"/>
+                <w:b/>
+                <w:bCs/>
+                <w:sz w:val="17"/>
+                <w:szCs w:val="17"/>
+              </w:rPr>
+              <w:t xml:space="preserve">Aprovação e seção 13</w:t>
+            </w:r>
+          </w:p>
+        </w:tc>
+        <w:tc>
+          <w:tcPr>
+            <w:tcW w:type="dxa" w:w="450"/>
+            <w:tcBorders>
+              <w:top w:val="single" w:color="808080" w:sz="4"/>
+              <w:left w:val="single" w:color="808080" w:sz="4"/>
+              <w:bottom w:val="single" w:color="808080" w:sz="4"/>
+              <w:right w:val="single" w:color="808080" w:sz="4"/>
+            </w:tcBorders>
+            <w:shd w:fill="2E5597" w:color="auto" w:val="clear"/>
+            <w:tcMar>
+              <w:top w:type="dxa" w:w="60"/>
+              <w:left w:type="dxa" w:w="20"/>
+              <w:bottom w:type="dxa" w:w="60"/>
+              <w:right w:type="dxa" w:w="20"/>
+            </w:tcMar>
+          </w:tcPr>
+          <w:p>
+            <w:pPr>
+              <w:spacing w:after="30"/>
+              <w:jc w:val="center"/>
+            </w:pPr>
+            <w:r>
+              <w:rPr>
+                <w:rFonts w:ascii="Calibri" w:cs="Calibri" w:eastAsia="Calibri" w:hAnsi="Calibri"/>
+                <w:b/>
+                <w:bCs/>
+                <w:color w:val="FFFFFF"/>
+                <w:sz w:val="17"/>
+                <w:szCs w:val="17"/>
+              </w:rPr>
+              <w:t xml:space="preserve"/>
+            </w:r>
+          </w:p>
+        </w:tc>
+        <w:tc>
+          <w:tcPr>
+            <w:tcW w:type="dxa" w:w="450"/>
+            <w:tcBorders>
+              <w:top w:val="single" w:color="808080" w:sz="4"/>
+              <w:left w:val="single" w:color="808080" w:sz="4"/>
+              <w:bottom w:val="single" w:color="808080" w:sz="4"/>
+              <w:right w:val="single" w:color="808080" w:sz="4"/>
+            </w:tcBorders>
+            <w:shd w:fill="2E5597" w:color="auto" w:val="clear"/>
+            <w:tcMar>
+              <w:top w:type="dxa" w:w="60"/>
+              <w:left w:type="dxa" w:w="20"/>
+              <w:bottom w:type="dxa" w:w="60"/>
+              <w:right w:type="dxa" w:w="20"/>
+            </w:tcMar>
+          </w:tcPr>
+          <w:p>
+            <w:pPr>
+              <w:spacing w:after="30"/>
+              <w:jc w:val="center"/>
+            </w:pPr>
+            <w:r>
+              <w:rPr>
+                <w:rFonts w:ascii="Calibri" w:cs="Calibri" w:eastAsia="Calibri" w:hAnsi="Calibri"/>
+                <w:b/>
+                <w:bCs/>
+                <w:color w:val="FFFFFF"/>
+                <w:sz w:val="17"/>
+                <w:szCs w:val="17"/>
+              </w:rPr>
+              <w:t xml:space="preserve"/>
+            </w:r>
+          </w:p>
+        </w:tc>
+        <w:tc>
+          <w:tcPr>
+            <w:tcW w:type="dxa" w:w="450"/>
+            <w:tcBorders>
+              <w:top w:val="single" w:color="808080" w:sz="4"/>
+              <w:left w:val="single" w:color="808080" w:sz="4"/>
+              <w:bottom w:val="single" w:color="808080" w:sz="4"/>
+              <w:right w:val="single" w:color="808080" w:sz="4"/>
+            </w:tcBorders>
+            <w:shd w:fill="2E5597" w:color="auto" w:val="clear"/>
+            <w:tcMar>
+              <w:top w:type="dxa" w:w="60"/>
+              <w:left w:type="dxa" w:w="20"/>
+              <w:bottom w:type="dxa" w:w="60"/>
+              <w:right w:type="dxa" w:w="20"/>
+            </w:tcMar>
+          </w:tcPr>
+          <w:p>
+            <w:pPr>
+              <w:spacing w:after="30"/>
+              <w:jc w:val="center"/>
+            </w:pPr>
+            <w:r>
+              <w:rPr>
+                <w:rFonts w:ascii="Calibri" w:cs="Calibri" w:eastAsia="Calibri" w:hAnsi="Calibri"/>
+                <w:b/>
+                <w:bCs/>
+                <w:color w:val="FFFFFF"/>
+                <w:sz w:val="17"/>
+                <w:szCs w:val="17"/>
+              </w:rPr>
+              <w:t xml:space="preserve"/>
+            </w:r>
+          </w:p>
+        </w:tc>
+        <w:tc>
+          <w:tcPr>
+            <w:tcW w:type="dxa" w:w="450"/>
+            <w:tcBorders>
+              <w:top w:val="single" w:color="808080" w:sz="4"/>
+              <w:left w:val="single" w:color="808080" w:sz="4"/>
+              <w:bottom w:val="single" w:color="808080" w:sz="4"/>
+              <w:right w:val="single" w:color="808080" w:sz="4"/>
+            </w:tcBorders>
+            <w:tcMar>
+              <w:top w:type="dxa" w:w="60"/>
+              <w:left w:type="dxa" w:w="20"/>
+              <w:bottom w:type="dxa" w:w="60"/>
+              <w:right w:type="dxa" w:w="20"/>
+            </w:tcMar>
+          </w:tcPr>
+          <w:p>
+            <w:pPr>
+              <w:spacing w:after="30"/>
+              <w:jc w:val="center"/>
+            </w:pPr>
+            <w:r>
+              <w:rPr>
+                <w:rFonts w:ascii="Calibri" w:cs="Calibri" w:eastAsia="Calibri" w:hAnsi="Calibri"/>
+                <w:b/>
+                <w:bCs/>
+                <w:color w:val="FFFFFF"/>
+                <w:sz w:val="17"/>
+                <w:szCs w:val="17"/>
+              </w:rPr>
+              <w:t xml:space="preserve"/>
+            </w:r>
+          </w:p>
+        </w:tc>
+        <w:tc>
+          <w:tcPr>
+            <w:tcW w:type="dxa" w:w="450"/>
+            <w:tcBorders>
+              <w:top w:val="single" w:color="808080" w:sz="4"/>
+              <w:left w:val="single" w:color="808080" w:sz="4"/>
+              <w:bottom w:val="single" w:color="808080" w:sz="4"/>
+              <w:right w:val="single" w:color="808080" w:sz="4"/>
+            </w:tcBorders>
+            <w:tcMar>
+              <w:top w:type="dxa" w:w="60"/>
+              <w:left w:type="dxa" w:w="20"/>
+              <w:bottom w:type="dxa" w:w="60"/>
+              <w:right w:type="dxa" w:w="20"/>
+            </w:tcMar>
+          </w:tcPr>
+          <w:p>
+            <w:pPr>
+              <w:spacing w:after="30"/>
+              <w:jc w:val="center"/>
+            </w:pPr>
+            <w:r>
+              <w:rPr>
+                <w:rFonts w:ascii="Calibri" w:cs="Calibri" w:eastAsia="Calibri" w:hAnsi="Calibri"/>
+                <w:b/>
+                <w:bCs/>
+                <w:color w:val="FFFFFF"/>
+                <w:sz w:val="17"/>
+                <w:szCs w:val="17"/>
+              </w:rPr>
+              <w:t xml:space="preserve"/>
+            </w:r>
+          </w:p>
+        </w:tc>
+        <w:tc>
+          <w:tcPr>
+            <w:tcW w:type="dxa" w:w="450"/>
+            <w:tcBorders>
+              <w:top w:val="single" w:color="808080" w:sz="4"/>
+              <w:left w:val="single" w:color="808080" w:sz="4"/>
+              <w:bottom w:val="single" w:color="808080" w:sz="4"/>
+              <w:right w:val="single" w:color="808080" w:sz="4"/>
+            </w:tcBorders>
+            <w:tcMar>
+              <w:top w:type="dxa" w:w="60"/>
+              <w:left w:type="dxa" w:w="20"/>
+              <w:bottom w:type="dxa" w:w="60"/>
+              <w:right w:type="dxa" w:w="20"/>
+            </w:tcMar>
+          </w:tcPr>
+          <w:p>
+            <w:pPr>
+              <w:spacing w:after="30"/>
+              <w:jc w:val="center"/>
+            </w:pPr>
+            <w:r>
+              <w:rPr>
+                <w:rFonts w:ascii="Calibri" w:cs="Calibri" w:eastAsia="Calibri" w:hAnsi="Calibri"/>
+                <w:b/>
+                <w:bCs/>
+                <w:color w:val="FFFFFF"/>
+                <w:sz w:val="17"/>
+                <w:szCs w:val="17"/>
+              </w:rPr>
+              <w:t xml:space="preserve"/>
+            </w:r>
+          </w:p>
+        </w:tc>
+        <w:tc>
+          <w:tcPr>
+            <w:tcW w:type="dxa" w:w="450"/>
+            <w:tcBorders>
+              <w:top w:val="single" w:color="808080" w:sz="4"/>
+              <w:left w:val="single" w:color="808080" w:sz="4"/>
+              <w:bottom w:val="single" w:color="808080" w:sz="4"/>
+              <w:right w:val="single" w:color="808080" w:sz="4"/>
+            </w:tcBorders>
+            <w:tcMar>
+              <w:top w:type="dxa" w:w="60"/>
+              <w:left w:type="dxa" w:w="20"/>
+              <w:bottom w:type="dxa" w:w="60"/>
+              <w:right w:type="dxa" w:w="20"/>
+            </w:tcMar>
+          </w:tcPr>
+          <w:p>
+            <w:pPr>
+              <w:spacing w:after="30"/>
+              <w:jc w:val="center"/>
+            </w:pPr>
+            <w:r>
+              <w:rPr>
+                <w:rFonts w:ascii="Calibri" w:cs="Calibri" w:eastAsia="Calibri" w:hAnsi="Calibri"/>
+                <w:b/>
+                <w:bCs/>
+                <w:color w:val="FFFFFF"/>
+                <w:sz w:val="17"/>
+                <w:szCs w:val="17"/>
+              </w:rPr>
+              <w:t xml:space="preserve"/>
+            </w:r>
+          </w:p>
+        </w:tc>
+        <w:tc>
+          <w:tcPr>
+            <w:tcW w:type="dxa" w:w="450"/>
+            <w:tcBorders>
+              <w:top w:val="single" w:color="808080" w:sz="4"/>
+              <w:left w:val="single" w:color="808080" w:sz="4"/>
+              <w:bottom w:val="single" w:color="808080" w:sz="4"/>
+              <w:right w:val="single" w:color="808080" w:sz="4"/>
+            </w:tcBorders>
+            <w:shd w:fill="D9D9D9" w:color="auto" w:val="clear"/>
+            <w:tcMar>
+              <w:top w:type="dxa" w:w="60"/>
+              <w:left w:type="dxa" w:w="20"/>
+              <w:bottom w:type="dxa" w:w="60"/>
+              <w:right w:type="dxa" w:w="20"/>
+            </w:tcMar>
+          </w:tcPr>
+          <w:p>
+            <w:pPr>
+              <w:spacing w:after="30"/>
+              <w:jc w:val="center"/>
+            </w:pPr>
+            <w:r>
+              <w:rPr>
+                <w:rFonts w:ascii="Calibri" w:cs="Calibri" w:eastAsia="Calibri" w:hAnsi="Calibri"/>
+                <w:b/>
+                <w:bCs/>
+                <w:color w:val="FFFFFF"/>
+                <w:sz w:val="17"/>
+                <w:szCs w:val="17"/>
+              </w:rPr>
+              <w:t xml:space="preserve"/>
+            </w:r>
+          </w:p>
+        </w:tc>
+        <w:tc>
+          <w:tcPr>
+            <w:tcW w:type="dxa" w:w="450"/>
+            <w:tcBorders>
+              <w:top w:val="single" w:color="808080" w:sz="4"/>
+              <w:left w:val="single" w:color="808080" w:sz="4"/>
+              <w:bottom w:val="single" w:color="808080" w:sz="4"/>
+              <w:right w:val="single" w:color="808080" w:sz="4"/>
+            </w:tcBorders>
+            <w:shd w:fill="D9D9D9" w:color="auto" w:val="clear"/>
+            <w:tcMar>
+              <w:top w:type="dxa" w:w="60"/>
+              <w:left w:type="dxa" w:w="20"/>
+              <w:bottom w:type="dxa" w:w="60"/>
+              <w:right w:type="dxa" w:w="20"/>
+            </w:tcMar>
+          </w:tcPr>
+          <w:p>
+            <w:pPr>
+              <w:spacing w:after="30"/>
+              <w:jc w:val="center"/>
+            </w:pPr>
+            <w:r>
+              <w:rPr>
+                <w:rFonts w:ascii="Calibri" w:cs="Calibri" w:eastAsia="Calibri" w:hAnsi="Calibri"/>
+                <w:b/>
+                <w:bCs/>
+                <w:color w:val="FFFFFF"/>
+                <w:sz w:val="17"/>
+                <w:szCs w:val="17"/>
+              </w:rPr>
+              <w:t xml:space="preserve"/>
+            </w:r>
+          </w:p>
+        </w:tc>
+        <w:tc>
+          <w:tcPr>
+            <w:tcW w:type="dxa" w:w="450"/>
+            <w:tcBorders>
+              <w:top w:val="single" w:color="808080" w:sz="4"/>
+              <w:left w:val="single" w:color="808080" w:sz="4"/>
+              <w:bottom w:val="single" w:color="808080" w:sz="4"/>
+              <w:right w:val="single" w:color="808080" w:sz="4"/>
+            </w:tcBorders>
+            <w:tcMar>
+              <w:top w:type="dxa" w:w="60"/>
+              <w:left w:type="dxa" w:w="20"/>
+              <w:bottom w:type="dxa" w:w="60"/>
+              <w:right w:type="dxa" w:w="20"/>
+            </w:tcMar>
+          </w:tcPr>
+          <w:p>
+            <w:pPr>
+              <w:spacing w:after="30"/>
+              <w:jc w:val="center"/>
+            </w:pPr>
+            <w:r>
+              <w:rPr>
+                <w:rFonts w:ascii="Calibri" w:cs="Calibri" w:eastAsia="Calibri" w:hAnsi="Calibri"/>
+                <w:b/>
+                <w:bCs/>
+                <w:color w:val="FFFFFF"/>
+                <w:sz w:val="17"/>
+                <w:szCs w:val="17"/>
+              </w:rPr>
+              <w:t xml:space="preserve"/>
+            </w:r>
+          </w:p>
+        </w:tc>
+        <w:tc>
+          <w:tcPr>
+            <w:tcW w:type="dxa" w:w="450"/>
+            <w:tcBorders>
+              <w:top w:val="single" w:color="808080" w:sz="4"/>
+              <w:left w:val="single" w:color="808080" w:sz="4"/>
+              <w:bottom w:val="single" w:color="808080" w:sz="4"/>
+              <w:right w:val="single" w:color="808080" w:sz="4"/>
+            </w:tcBorders>
+            <w:tcMar>
+              <w:top w:type="dxa" w:w="60"/>
+              <w:left w:type="dxa" w:w="20"/>
+              <w:bottom w:type="dxa" w:w="60"/>
+              <w:right w:type="dxa" w:w="20"/>
+            </w:tcMar>
+          </w:tcPr>
+          <w:p>
+            <w:pPr>
+              <w:spacing w:after="30"/>
+              <w:jc w:val="center"/>
+            </w:pPr>
+            <w:r>
+              <w:rPr>
+                <w:rFonts w:ascii="Calibri" w:cs="Calibri" w:eastAsia="Calibri" w:hAnsi="Calibri"/>
+                <w:b/>
+                <w:bCs/>
+                <w:color w:val="FFFFFF"/>
+                <w:sz w:val="17"/>
+                <w:szCs w:val="17"/>
+              </w:rPr>
+              <w:t xml:space="preserve"/>
+            </w:r>
+          </w:p>
+        </w:tc>
+        <w:tc>
+          <w:tcPr>
+            <w:tcW w:type="dxa" w:w="450"/>
+            <w:tcBorders>
+              <w:top w:val="single" w:color="808080" w:sz="4"/>
+              <w:left w:val="single" w:color="808080" w:sz="4"/>
+              <w:bottom w:val="single" w:color="808080" w:sz="4"/>
+              <w:right w:val="single" w:color="808080" w:sz="4"/>
+            </w:tcBorders>
+            <w:tcMar>
+              <w:top w:type="dxa" w:w="60"/>
+              <w:left w:type="dxa" w:w="20"/>
+              <w:bottom w:type="dxa" w:w="60"/>
+              <w:right w:type="dxa" w:w="20"/>
+            </w:tcMar>
+          </w:tcPr>
+          <w:p>
+            <w:pPr>
+              <w:spacing w:after="30"/>
+              <w:jc w:val="center"/>
+            </w:pPr>
+            <w:r>
+              <w:rPr>
+                <w:rFonts w:ascii="Calibri" w:cs="Calibri" w:eastAsia="Calibri" w:hAnsi="Calibri"/>
+                <w:b/>
+                <w:bCs/>
+                <w:color w:val="FFFFFF"/>
+                <w:sz w:val="17"/>
+                <w:szCs w:val="17"/>
+              </w:rPr>
+              <w:t xml:space="preserve"/>
+            </w:r>
+          </w:p>
+        </w:tc>
+        <w:tc>
+          <w:tcPr>
+            <w:tcW w:type="dxa" w:w="450"/>
+            <w:tcBorders>
+              <w:top w:val="single" w:color="808080" w:sz="4"/>
+              <w:left w:val="single" w:color="808080" w:sz="4"/>
+              <w:bottom w:val="single" w:color="808080" w:sz="4"/>
+              <w:right w:val="single" w:color="808080" w:sz="4"/>
+            </w:tcBorders>
+            <w:tcMar>
+              <w:top w:type="dxa" w:w="60"/>
+              <w:left w:type="dxa" w:w="20"/>
+              <w:bottom w:type="dxa" w:w="60"/>
+              <w:right w:type="dxa" w:w="20"/>
+            </w:tcMar>
+          </w:tcPr>
+          <w:p>
+            <w:pPr>
+              <w:spacing w:after="30"/>
+              <w:jc w:val="center"/>
+            </w:pPr>
+            <w:r>
+              <w:rPr>
+                <w:rFonts w:ascii="Calibri" w:cs="Calibri" w:eastAsia="Calibri" w:hAnsi="Calibri"/>
+                <w:b/>
+                <w:bCs/>
+                <w:color w:val="FFFFFF"/>
+                <w:sz w:val="17"/>
+                <w:szCs w:val="17"/>
+              </w:rPr>
+              <w:t xml:space="preserve"/>
+            </w:r>
+          </w:p>
+        </w:tc>
+        <w:tc>
+          <w:tcPr>
+            <w:tcW w:type="dxa" w:w="450"/>
+            <w:tcBorders>
+              <w:top w:val="single" w:color="808080" w:sz="4"/>
+              <w:left w:val="single" w:color="808080" w:sz="4"/>
+              <w:bottom w:val="single" w:color="808080" w:sz="4"/>
+              <w:right w:val="single" w:color="808080" w:sz="4"/>
+            </w:tcBorders>
+            <w:tcMar>
+              <w:top w:type="dxa" w:w="60"/>
+              <w:left w:type="dxa" w:w="20"/>
+              <w:bottom w:type="dxa" w:w="60"/>
+              <w:right w:type="dxa" w:w="20"/>
+            </w:tcMar>
+          </w:tcPr>
+          <w:p>
+            <w:pPr>
+              <w:spacing w:after="30"/>
+              <w:jc w:val="center"/>
+            </w:pPr>
+            <w:r>
+              <w:rPr>
+                <w:rFonts w:ascii="Calibri" w:cs="Calibri" w:eastAsia="Calibri" w:hAnsi="Calibri"/>
+                <w:b/>
+                <w:bCs/>
+                <w:color w:val="FFFFFF"/>
+                <w:sz w:val="17"/>
+                <w:szCs w:val="17"/>
+              </w:rPr>
+              <w:t xml:space="preserve"/>
+            </w:r>
+          </w:p>
+        </w:tc>
+        <w:tc>
+          <w:tcPr>
+            <w:tcW w:type="dxa" w:w="450"/>
+            <w:tcBorders>
+              <w:top w:val="single" w:color="808080" w:sz="4"/>
+              <w:left w:val="single" w:color="808080" w:sz="4"/>
+              <w:bottom w:val="single" w:color="808080" w:sz="4"/>
+              <w:right w:val="single" w:color="808080" w:sz="4"/>
+            </w:tcBorders>
+            <w:shd w:fill="D9D9D9" w:color="auto" w:val="clear"/>
+            <w:tcMar>
+              <w:top w:type="dxa" w:w="60"/>
+              <w:left w:type="dxa" w:w="20"/>
+              <w:bottom w:type="dxa" w:w="60"/>
+              <w:right w:type="dxa" w:w="20"/>
+            </w:tcMar>
+          </w:tcPr>
+          <w:p>
+            <w:pPr>
+              <w:spacing w:after="30"/>
+              <w:jc w:val="center"/>
+            </w:pPr>
+            <w:r>
+              <w:rPr>
+                <w:rFonts w:ascii="Calibri" w:cs="Calibri" w:eastAsia="Calibri" w:hAnsi="Calibri"/>
+                <w:b/>
+                <w:bCs/>
+                <w:color w:val="FFFFFF"/>
+                <w:sz w:val="17"/>
+                <w:szCs w:val="17"/>
+              </w:rPr>
+              <w:t xml:space="preserve"/>
+            </w:r>
+          </w:p>
+        </w:tc>
+        <w:tc>
+          <w:tcPr>
+            <w:tcW w:type="dxa" w:w="450"/>
+            <w:tcBorders>
+              <w:top w:val="single" w:color="808080" w:sz="4"/>
+              <w:left w:val="single" w:color="808080" w:sz="4"/>
+              <w:bottom w:val="single" w:color="808080" w:sz="4"/>
+              <w:right w:val="single" w:color="808080" w:sz="4"/>
+            </w:tcBorders>
+            <w:tcMar>
+              <w:top w:type="dxa" w:w="60"/>
+              <w:left w:type="dxa" w:w="20"/>
+              <w:bottom w:type="dxa" w:w="60"/>
+              <w:right w:type="dxa" w:w="20"/>
+            </w:tcMar>
+          </w:tcPr>
+          <w:p>
+            <w:pPr>
+              <w:spacing w:after="30"/>
+              <w:jc w:val="center"/>
+            </w:pPr>
+            <w:r>
+              <w:rPr>
+                <w:rFonts w:ascii="Calibri" w:cs="Calibri" w:eastAsia="Calibri" w:hAnsi="Calibri"/>
+                <w:b/>
+                <w:bCs/>
+                <w:color w:val="FFFFFF"/>
+                <w:sz w:val="17"/>
+                <w:szCs w:val="17"/>
+              </w:rPr>
+              <w:t xml:space="preserve"/>
+            </w:r>
+          </w:p>
+        </w:tc>
+        <w:tc>
+          <w:tcPr>
+            <w:tcW w:type="dxa" w:w="450"/>
+            <w:tcBorders>
+              <w:top w:val="single" w:color="808080" w:sz="4"/>
+              <w:left w:val="single" w:color="808080" w:sz="4"/>
+              <w:bottom w:val="single" w:color="808080" w:sz="4"/>
+              <w:right w:val="single" w:color="808080" w:sz="4"/>
+            </w:tcBorders>
+            <w:tcMar>
+              <w:top w:type="dxa" w:w="60"/>
+              <w:left w:type="dxa" w:w="20"/>
+              <w:bottom w:type="dxa" w:w="60"/>
+              <w:right w:type="dxa" w:w="20"/>
+            </w:tcMar>
+          </w:tcPr>
+          <w:p>
+            <w:pPr>
+              <w:spacing w:after="30"/>
+              <w:jc w:val="center"/>
+            </w:pPr>
+            <w:r>
+              <w:rPr>
+                <w:rFonts w:ascii="Calibri" w:cs="Calibri" w:eastAsia="Calibri" w:hAnsi="Calibri"/>
+                <w:b/>
+                <w:bCs/>
+                <w:color w:val="FFFFFF"/>
+                <w:sz w:val="17"/>
+                <w:szCs w:val="17"/>
+              </w:rPr>
+              <w:t xml:space="preserve"/>
+            </w:r>
+          </w:p>
+        </w:tc>
+      </w:tr>
+      <w:tr>
+        <w:trPr>
+          <w:cantSplit/>
+        </w:trPr>
+        <w:tc>
+          <w:tcPr>
+            <w:tcW w:type="dxa" w:w="1988"/>
+            <w:tcBorders>
+              <w:top w:val="single" w:color="808080" w:sz="4"/>
+              <w:left w:val="single" w:color="808080" w:sz="4"/>
+              <w:bottom w:val="single" w:color="808080" w:sz="4"/>
+              <w:right w:val="single" w:color="808080" w:sz="4"/>
+            </w:tcBorders>
+            <w:tcMar>
+              <w:top w:type="dxa" w:w="60"/>
+              <w:left w:type="dxa" w:w="100"/>
+              <w:bottom w:type="dxa" w:w="60"/>
+              <w:right w:type="dxa" w:w="100"/>
+            </w:tcMar>
+          </w:tcPr>
+          <w:p>
+            <w:pPr>
+              <w:spacing w:after="30"/>
+            </w:pPr>
+            <w:r>
+              <w:rPr>
+                <w:rFonts w:ascii="Calibri" w:cs="Calibri" w:eastAsia="Calibri" w:hAnsi="Calibri"/>
+                <w:b/>
+                <w:bCs/>
+                <w:sz w:val="17"/>
+                <w:szCs w:val="17"/>
+              </w:rPr>
+              <w:t xml:space="preserve">Mobilização e ambientes</w:t>
+            </w:r>
+          </w:p>
+        </w:tc>
+        <w:tc>
+          <w:tcPr>
+            <w:tcW w:type="dxa" w:w="450"/>
+            <w:tcBorders>
+              <w:top w:val="single" w:color="808080" w:sz="4"/>
+              <w:left w:val="single" w:color="808080" w:sz="4"/>
+              <w:bottom w:val="single" w:color="808080" w:sz="4"/>
+              <w:right w:val="single" w:color="808080" w:sz="4"/>
+            </w:tcBorders>
+            <w:tcMar>
+              <w:top w:type="dxa" w:w="60"/>
+              <w:left w:type="dxa" w:w="20"/>
+              <w:bottom w:type="dxa" w:w="60"/>
+              <w:right w:type="dxa" w:w="20"/>
+            </w:tcMar>
+          </w:tcPr>
+          <w:p>
+            <w:pPr>
+              <w:spacing w:after="30"/>
+              <w:jc w:val="center"/>
+            </w:pPr>
+            <w:r>
+              <w:rPr>
+                <w:rFonts w:ascii="Calibri" w:cs="Calibri" w:eastAsia="Calibri" w:hAnsi="Calibri"/>
+                <w:b/>
+                <w:bCs/>
+                <w:color w:val="FFFFFF"/>
+                <w:sz w:val="17"/>
+                <w:szCs w:val="17"/>
+              </w:rPr>
+              <w:t xml:space="preserve"/>
+            </w:r>
+          </w:p>
+        </w:tc>
+        <w:tc>
+          <w:tcPr>
+            <w:tcW w:type="dxa" w:w="450"/>
+            <w:tcBorders>
+              <w:top w:val="single" w:color="808080" w:sz="4"/>
+              <w:left w:val="single" w:color="808080" w:sz="4"/>
+              <w:bottom w:val="single" w:color="808080" w:sz="4"/>
+              <w:right w:val="single" w:color="808080" w:sz="4"/>
+            </w:tcBorders>
+            <w:tcMar>
+              <w:top w:type="dxa" w:w="60"/>
+              <w:left w:type="dxa" w:w="20"/>
+              <w:bottom w:type="dxa" w:w="60"/>
+              <w:right w:type="dxa" w:w="20"/>
+            </w:tcMar>
+          </w:tcPr>
+          <w:p>
+            <w:pPr>
+              <w:spacing w:after="30"/>
+              <w:jc w:val="center"/>
+            </w:pPr>
+            <w:r>
+              <w:rPr>
+                <w:rFonts w:ascii="Calibri" w:cs="Calibri" w:eastAsia="Calibri" w:hAnsi="Calibri"/>
+                <w:b/>
+                <w:bCs/>
+                <w:color w:val="FFFFFF"/>
+                <w:sz w:val="17"/>
+                <w:szCs w:val="17"/>
+              </w:rPr>
+              <w:t xml:space="preserve"/>
+            </w:r>
+          </w:p>
+        </w:tc>
+        <w:tc>
+          <w:tcPr>
+            <w:tcW w:type="dxa" w:w="450"/>
+            <w:tcBorders>
+              <w:top w:val="single" w:color="808080" w:sz="4"/>
+              <w:left w:val="single" w:color="808080" w:sz="4"/>
+              <w:bottom w:val="single" w:color="808080" w:sz="4"/>
+              <w:right w:val="single" w:color="808080" w:sz="4"/>
+            </w:tcBorders>
+            <w:tcMar>
+              <w:top w:type="dxa" w:w="60"/>
+              <w:left w:type="dxa" w:w="20"/>
+              <w:bottom w:type="dxa" w:w="60"/>
+              <w:right w:type="dxa" w:w="20"/>
+            </w:tcMar>
+          </w:tcPr>
+          <w:p>
+            <w:pPr>
+              <w:spacing w:after="30"/>
+              <w:jc w:val="center"/>
+            </w:pPr>
+            <w:r>
+              <w:rPr>
+                <w:rFonts w:ascii="Calibri" w:cs="Calibri" w:eastAsia="Calibri" w:hAnsi="Calibri"/>
+                <w:b/>
+                <w:bCs/>
+                <w:color w:val="FFFFFF"/>
+                <w:sz w:val="17"/>
+                <w:szCs w:val="17"/>
+              </w:rPr>
+              <w:t xml:space="preserve"/>
+            </w:r>
+          </w:p>
+        </w:tc>
+        <w:tc>
+          <w:tcPr>
+            <w:tcW w:type="dxa" w:w="450"/>
+            <w:tcBorders>
+              <w:top w:val="single" w:color="808080" w:sz="4"/>
+              <w:left w:val="single" w:color="808080" w:sz="4"/>
+              <w:bottom w:val="single" w:color="808080" w:sz="4"/>
+              <w:right w:val="single" w:color="808080" w:sz="4"/>
+            </w:tcBorders>
+            <w:shd w:fill="2E5597" w:color="auto" w:val="clear"/>
+            <w:tcMar>
+              <w:top w:type="dxa" w:w="60"/>
+              <w:left w:type="dxa" w:w="20"/>
+              <w:bottom w:type="dxa" w:w="60"/>
+              <w:right w:type="dxa" w:w="20"/>
+            </w:tcMar>
+          </w:tcPr>
+          <w:p>
+            <w:pPr>
+              <w:spacing w:after="30"/>
+              <w:jc w:val="center"/>
+            </w:pPr>
+            <w:r>
+              <w:rPr>
+                <w:rFonts w:ascii="Calibri" w:cs="Calibri" w:eastAsia="Calibri" w:hAnsi="Calibri"/>
+                <w:b/>
+                <w:bCs/>
+                <w:color w:val="FFFFFF"/>
+                <w:sz w:val="17"/>
+                <w:szCs w:val="17"/>
+              </w:rPr>
+              <w:t xml:space="preserve"/>
+            </w:r>
+          </w:p>
+        </w:tc>
+        <w:tc>
+          <w:tcPr>
+            <w:tcW w:type="dxa" w:w="450"/>
+            <w:tcBorders>
+              <w:top w:val="single" w:color="808080" w:sz="4"/>
+              <w:left w:val="single" w:color="808080" w:sz="4"/>
+              <w:bottom w:val="single" w:color="808080" w:sz="4"/>
+              <w:right w:val="single" w:color="808080" w:sz="4"/>
+            </w:tcBorders>
+            <w:shd w:fill="2E5597" w:color="auto" w:val="clear"/>
+            <w:tcMar>
+              <w:top w:type="dxa" w:w="60"/>
+              <w:left w:type="dxa" w:w="20"/>
+              <w:bottom w:type="dxa" w:w="60"/>
+              <w:right w:type="dxa" w:w="20"/>
+            </w:tcMar>
+          </w:tcPr>
+          <w:p>
+            <w:pPr>
+              <w:spacing w:after="30"/>
+              <w:jc w:val="center"/>
+            </w:pPr>
+            <w:r>
+              <w:rPr>
+                <w:rFonts w:ascii="Calibri" w:cs="Calibri" w:eastAsia="Calibri" w:hAnsi="Calibri"/>
+                <w:b/>
+                <w:bCs/>
+                <w:color w:val="FFFFFF"/>
+                <w:sz w:val="17"/>
+                <w:szCs w:val="17"/>
+              </w:rPr>
+              <w:t xml:space="preserve"/>
+            </w:r>
+          </w:p>
+        </w:tc>
+        <w:tc>
+          <w:tcPr>
+            <w:tcW w:type="dxa" w:w="450"/>
+            <w:tcBorders>
+              <w:top w:val="single" w:color="808080" w:sz="4"/>
+              <w:left w:val="single" w:color="808080" w:sz="4"/>
+              <w:bottom w:val="single" w:color="808080" w:sz="4"/>
+              <w:right w:val="single" w:color="808080" w:sz="4"/>
+            </w:tcBorders>
+            <w:tcMar>
+              <w:top w:type="dxa" w:w="60"/>
+              <w:left w:type="dxa" w:w="20"/>
+              <w:bottom w:type="dxa" w:w="60"/>
+              <w:right w:type="dxa" w:w="20"/>
+            </w:tcMar>
+          </w:tcPr>
+          <w:p>
+            <w:pPr>
+              <w:spacing w:after="30"/>
+              <w:jc w:val="center"/>
+            </w:pPr>
+            <w:r>
+              <w:rPr>
+                <w:rFonts w:ascii="Calibri" w:cs="Calibri" w:eastAsia="Calibri" w:hAnsi="Calibri"/>
+                <w:b/>
+                <w:bCs/>
+                <w:color w:val="FFFFFF"/>
+                <w:sz w:val="17"/>
+                <w:szCs w:val="17"/>
+              </w:rPr>
+              <w:t xml:space="preserve"/>
+            </w:r>
+          </w:p>
+        </w:tc>
+        <w:tc>
+          <w:tcPr>
+            <w:tcW w:type="dxa" w:w="450"/>
+            <w:tcBorders>
+              <w:top w:val="single" w:color="808080" w:sz="4"/>
+              <w:left w:val="single" w:color="808080" w:sz="4"/>
+              <w:bottom w:val="single" w:color="808080" w:sz="4"/>
+              <w:right w:val="single" w:color="808080" w:sz="4"/>
+            </w:tcBorders>
+            <w:tcMar>
+              <w:top w:type="dxa" w:w="60"/>
+              <w:left w:type="dxa" w:w="20"/>
+              <w:bottom w:type="dxa" w:w="60"/>
+              <w:right w:type="dxa" w:w="20"/>
+            </w:tcMar>
+          </w:tcPr>
+          <w:p>
+            <w:pPr>
+              <w:spacing w:after="30"/>
+              <w:jc w:val="center"/>
+            </w:pPr>
+            <w:r>
+              <w:rPr>
+                <w:rFonts w:ascii="Calibri" w:cs="Calibri" w:eastAsia="Calibri" w:hAnsi="Calibri"/>
+                <w:b/>
+                <w:bCs/>
+                <w:color w:val="FFFFFF"/>
+                <w:sz w:val="17"/>
+                <w:szCs w:val="17"/>
+              </w:rPr>
+              <w:t xml:space="preserve"/>
+            </w:r>
+          </w:p>
+        </w:tc>
+        <w:tc>
+          <w:tcPr>
+            <w:tcW w:type="dxa" w:w="450"/>
+            <w:tcBorders>
+              <w:top w:val="single" w:color="808080" w:sz="4"/>
+              <w:left w:val="single" w:color="808080" w:sz="4"/>
+              <w:bottom w:val="single" w:color="808080" w:sz="4"/>
+              <w:right w:val="single" w:color="808080" w:sz="4"/>
+            </w:tcBorders>
+            <w:shd w:fill="D9D9D9" w:color="auto" w:val="clear"/>
+            <w:tcMar>
+              <w:top w:type="dxa" w:w="60"/>
+              <w:left w:type="dxa" w:w="20"/>
+              <w:bottom w:type="dxa" w:w="60"/>
+              <w:right w:type="dxa" w:w="20"/>
+            </w:tcMar>
+          </w:tcPr>
+          <w:p>
+            <w:pPr>
+              <w:spacing w:after="30"/>
+              <w:jc w:val="center"/>
+            </w:pPr>
+            <w:r>
+              <w:rPr>
+                <w:rFonts w:ascii="Calibri" w:cs="Calibri" w:eastAsia="Calibri" w:hAnsi="Calibri"/>
+                <w:b/>
+                <w:bCs/>
+                <w:color w:val="FFFFFF"/>
+                <w:sz w:val="17"/>
+                <w:szCs w:val="17"/>
+              </w:rPr>
+              <w:t xml:space="preserve"/>
+            </w:r>
+          </w:p>
+        </w:tc>
+        <w:tc>
+          <w:tcPr>
+            <w:tcW w:type="dxa" w:w="450"/>
+            <w:tcBorders>
+              <w:top w:val="single" w:color="808080" w:sz="4"/>
+              <w:left w:val="single" w:color="808080" w:sz="4"/>
+              <w:bottom w:val="single" w:color="808080" w:sz="4"/>
+              <w:right w:val="single" w:color="808080" w:sz="4"/>
+            </w:tcBorders>
+            <w:shd w:fill="D9D9D9" w:color="auto" w:val="clear"/>
+            <w:tcMar>
+              <w:top w:type="dxa" w:w="60"/>
+              <w:left w:type="dxa" w:w="20"/>
+              <w:bottom w:type="dxa" w:w="60"/>
+              <w:right w:type="dxa" w:w="20"/>
+            </w:tcMar>
+          </w:tcPr>
+          <w:p>
+            <w:pPr>
+              <w:spacing w:after="30"/>
+              <w:jc w:val="center"/>
+            </w:pPr>
+            <w:r>
+              <w:rPr>
+                <w:rFonts w:ascii="Calibri" w:cs="Calibri" w:eastAsia="Calibri" w:hAnsi="Calibri"/>
+                <w:b/>
+                <w:bCs/>
+                <w:color w:val="FFFFFF"/>
+                <w:sz w:val="17"/>
+                <w:szCs w:val="17"/>
+              </w:rPr>
+              <w:t xml:space="preserve"/>
+            </w:r>
+          </w:p>
+        </w:tc>
+        <w:tc>
+          <w:tcPr>
+            <w:tcW w:type="dxa" w:w="450"/>
+            <w:tcBorders>
+              <w:top w:val="single" w:color="808080" w:sz="4"/>
+              <w:left w:val="single" w:color="808080" w:sz="4"/>
+              <w:bottom w:val="single" w:color="808080" w:sz="4"/>
+              <w:right w:val="single" w:color="808080" w:sz="4"/>
+            </w:tcBorders>
+            <w:tcMar>
+              <w:top w:type="dxa" w:w="60"/>
+              <w:left w:type="dxa" w:w="20"/>
+              <w:bottom w:type="dxa" w:w="60"/>
+              <w:right w:type="dxa" w:w="20"/>
+            </w:tcMar>
+          </w:tcPr>
+          <w:p>
+            <w:pPr>
+              <w:spacing w:after="30"/>
+              <w:jc w:val="center"/>
+            </w:pPr>
+            <w:r>
+              <w:rPr>
+                <w:rFonts w:ascii="Calibri" w:cs="Calibri" w:eastAsia="Calibri" w:hAnsi="Calibri"/>
+                <w:b/>
+                <w:bCs/>
+                <w:color w:val="FFFFFF"/>
+                <w:sz w:val="17"/>
+                <w:szCs w:val="17"/>
+              </w:rPr>
+              <w:t xml:space="preserve"/>
+            </w:r>
+          </w:p>
+        </w:tc>
+        <w:tc>
+          <w:tcPr>
+            <w:tcW w:type="dxa" w:w="450"/>
+            <w:tcBorders>
+              <w:top w:val="single" w:color="808080" w:sz="4"/>
+              <w:left w:val="single" w:color="808080" w:sz="4"/>
+              <w:bottom w:val="single" w:color="808080" w:sz="4"/>
+              <w:right w:val="single" w:color="808080" w:sz="4"/>
+            </w:tcBorders>
+            <w:tcMar>
+              <w:top w:type="dxa" w:w="60"/>
+              <w:left w:type="dxa" w:w="20"/>
+              <w:bottom w:type="dxa" w:w="60"/>
+              <w:right w:type="dxa" w:w="20"/>
+            </w:tcMar>
+          </w:tcPr>
+          <w:p>
+            <w:pPr>
+              <w:spacing w:after="30"/>
+              <w:jc w:val="center"/>
+            </w:pPr>
+            <w:r>
+              <w:rPr>
+                <w:rFonts w:ascii="Calibri" w:cs="Calibri" w:eastAsia="Calibri" w:hAnsi="Calibri"/>
+                <w:b/>
+                <w:bCs/>
+                <w:color w:val="FFFFFF"/>
+                <w:sz w:val="17"/>
+                <w:szCs w:val="17"/>
+              </w:rPr>
+              <w:t xml:space="preserve"/>
+            </w:r>
+          </w:p>
+        </w:tc>
+        <w:tc>
+          <w:tcPr>
+            <w:tcW w:type="dxa" w:w="450"/>
+            <w:tcBorders>
+              <w:top w:val="single" w:color="808080" w:sz="4"/>
+              <w:left w:val="single" w:color="808080" w:sz="4"/>
+              <w:bottom w:val="single" w:color="808080" w:sz="4"/>
+              <w:right w:val="single" w:color="808080" w:sz="4"/>
+            </w:tcBorders>
+            <w:tcMar>
+              <w:top w:type="dxa" w:w="60"/>
+              <w:left w:type="dxa" w:w="20"/>
+              <w:bottom w:type="dxa" w:w="60"/>
+              <w:right w:type="dxa" w:w="20"/>
+            </w:tcMar>
+          </w:tcPr>
+          <w:p>
+            <w:pPr>
+              <w:spacing w:after="30"/>
+              <w:jc w:val="center"/>
+            </w:pPr>
+            <w:r>
+              <w:rPr>
+                <w:rFonts w:ascii="Calibri" w:cs="Calibri" w:eastAsia="Calibri" w:hAnsi="Calibri"/>
+                <w:b/>
+                <w:bCs/>
+                <w:color w:val="FFFFFF"/>
+                <w:sz w:val="17"/>
+                <w:szCs w:val="17"/>
+              </w:rPr>
+              <w:t xml:space="preserve"/>
+            </w:r>
+          </w:p>
+        </w:tc>
+        <w:tc>
+          <w:tcPr>
+            <w:tcW w:type="dxa" w:w="450"/>
+            <w:tcBorders>
+              <w:top w:val="single" w:color="808080" w:sz="4"/>
+              <w:left w:val="single" w:color="808080" w:sz="4"/>
+              <w:bottom w:val="single" w:color="808080" w:sz="4"/>
+              <w:right w:val="single" w:color="808080" w:sz="4"/>
+            </w:tcBorders>
+            <w:tcMar>
+              <w:top w:type="dxa" w:w="60"/>
+              <w:left w:type="dxa" w:w="20"/>
+              <w:bottom w:type="dxa" w:w="60"/>
+              <w:right w:type="dxa" w:w="20"/>
+            </w:tcMar>
+          </w:tcPr>
+          <w:p>
+            <w:pPr>
+              <w:spacing w:after="30"/>
+              <w:jc w:val="center"/>
+            </w:pPr>
+            <w:r>
+              <w:rPr>
+                <w:rFonts w:ascii="Calibri" w:cs="Calibri" w:eastAsia="Calibri" w:hAnsi="Calibri"/>
+                <w:b/>
+                <w:bCs/>
+                <w:color w:val="FFFFFF"/>
+                <w:sz w:val="17"/>
+                <w:szCs w:val="17"/>
+              </w:rPr>
+              <w:t xml:space="preserve"/>
+            </w:r>
+          </w:p>
+        </w:tc>
+        <w:tc>
+          <w:tcPr>
+            <w:tcW w:type="dxa" w:w="450"/>
+            <w:tcBorders>
+              <w:top w:val="single" w:color="808080" w:sz="4"/>
+              <w:left w:val="single" w:color="808080" w:sz="4"/>
+              <w:bottom w:val="single" w:color="808080" w:sz="4"/>
+              <w:right w:val="single" w:color="808080" w:sz="4"/>
+            </w:tcBorders>
+            <w:tcMar>
+              <w:top w:type="dxa" w:w="60"/>
+              <w:left w:type="dxa" w:w="20"/>
+              <w:bottom w:type="dxa" w:w="60"/>
+              <w:right w:type="dxa" w:w="20"/>
+            </w:tcMar>
+          </w:tcPr>
+          <w:p>
+            <w:pPr>
+              <w:spacing w:after="30"/>
+              <w:jc w:val="center"/>
+            </w:pPr>
+            <w:r>
+              <w:rPr>
+                <w:rFonts w:ascii="Calibri" w:cs="Calibri" w:eastAsia="Calibri" w:hAnsi="Calibri"/>
+                <w:b/>
+                <w:bCs/>
+                <w:color w:val="FFFFFF"/>
+                <w:sz w:val="17"/>
+                <w:szCs w:val="17"/>
+              </w:rPr>
+              <w:t xml:space="preserve"/>
+            </w:r>
+          </w:p>
+        </w:tc>
+        <w:tc>
+          <w:tcPr>
+            <w:tcW w:type="dxa" w:w="450"/>
+            <w:tcBorders>
+              <w:top w:val="single" w:color="808080" w:sz="4"/>
+              <w:left w:val="single" w:color="808080" w:sz="4"/>
+              <w:bottom w:val="single" w:color="808080" w:sz="4"/>
+              <w:right w:val="single" w:color="808080" w:sz="4"/>
+            </w:tcBorders>
+            <w:shd w:fill="D9D9D9" w:color="auto" w:val="clear"/>
+            <w:tcMar>
+              <w:top w:type="dxa" w:w="60"/>
+              <w:left w:type="dxa" w:w="20"/>
+              <w:bottom w:type="dxa" w:w="60"/>
+              <w:right w:type="dxa" w:w="20"/>
+            </w:tcMar>
+          </w:tcPr>
+          <w:p>
+            <w:pPr>
+              <w:spacing w:after="30"/>
+              <w:jc w:val="center"/>
+            </w:pPr>
+            <w:r>
+              <w:rPr>
+                <w:rFonts w:ascii="Calibri" w:cs="Calibri" w:eastAsia="Calibri" w:hAnsi="Calibri"/>
+                <w:b/>
+                <w:bCs/>
+                <w:color w:val="FFFFFF"/>
+                <w:sz w:val="17"/>
+                <w:szCs w:val="17"/>
+              </w:rPr>
+              <w:t xml:space="preserve"/>
+            </w:r>
+          </w:p>
+        </w:tc>
+        <w:tc>
+          <w:tcPr>
+            <w:tcW w:type="dxa" w:w="450"/>
+            <w:tcBorders>
+              <w:top w:val="single" w:color="808080" w:sz="4"/>
+              <w:left w:val="single" w:color="808080" w:sz="4"/>
+              <w:bottom w:val="single" w:color="808080" w:sz="4"/>
+              <w:right w:val="single" w:color="808080" w:sz="4"/>
+            </w:tcBorders>
+            <w:tcMar>
+              <w:top w:type="dxa" w:w="60"/>
+              <w:left w:type="dxa" w:w="20"/>
+              <w:bottom w:type="dxa" w:w="60"/>
+              <w:right w:type="dxa" w:w="20"/>
+            </w:tcMar>
+          </w:tcPr>
+          <w:p>
+            <w:pPr>
+              <w:spacing w:after="30"/>
+              <w:jc w:val="center"/>
+            </w:pPr>
+            <w:r>
+              <w:rPr>
+                <w:rFonts w:ascii="Calibri" w:cs="Calibri" w:eastAsia="Calibri" w:hAnsi="Calibri"/>
+                <w:b/>
+                <w:bCs/>
+                <w:color w:val="FFFFFF"/>
+                <w:sz w:val="17"/>
+                <w:szCs w:val="17"/>
+              </w:rPr>
+              <w:t xml:space="preserve"/>
+            </w:r>
+          </w:p>
+        </w:tc>
+        <w:tc>
+          <w:tcPr>
+            <w:tcW w:type="dxa" w:w="450"/>
+            <w:tcBorders>
+              <w:top w:val="single" w:color="808080" w:sz="4"/>
+              <w:left w:val="single" w:color="808080" w:sz="4"/>
+              <w:bottom w:val="single" w:color="808080" w:sz="4"/>
+              <w:right w:val="single" w:color="808080" w:sz="4"/>
+            </w:tcBorders>
+            <w:tcMar>
+              <w:top w:type="dxa" w:w="60"/>
+              <w:left w:type="dxa" w:w="20"/>
+              <w:bottom w:type="dxa" w:w="60"/>
+              <w:right w:type="dxa" w:w="20"/>
+            </w:tcMar>
+          </w:tcPr>
+          <w:p>
+            <w:pPr>
+              <w:spacing w:after="30"/>
+              <w:jc w:val="center"/>
+            </w:pPr>
+            <w:r>
+              <w:rPr>
+                <w:rFonts w:ascii="Calibri" w:cs="Calibri" w:eastAsia="Calibri" w:hAnsi="Calibri"/>
+                <w:b/>
+                <w:bCs/>
+                <w:color w:val="FFFFFF"/>
+                <w:sz w:val="17"/>
+                <w:szCs w:val="17"/>
+              </w:rPr>
+              <w:t xml:space="preserve"/>
+            </w:r>
+          </w:p>
+        </w:tc>
+      </w:tr>
+      <w:tr>
+        <w:trPr>
+          <w:cantSplit/>
+        </w:trPr>
+        <w:tc>
+          <w:tcPr>
+            <w:tcW w:type="dxa" w:w="1988"/>
+            <w:tcBorders>
+              <w:top w:val="single" w:color="808080" w:sz="4"/>
+              <w:left w:val="single" w:color="808080" w:sz="4"/>
+              <w:bottom w:val="single" w:color="808080" w:sz="4"/>
+              <w:right w:val="single" w:color="808080" w:sz="4"/>
+            </w:tcBorders>
+            <w:tcMar>
+              <w:top w:type="dxa" w:w="60"/>
+              <w:left w:type="dxa" w:w="100"/>
+              <w:bottom w:type="dxa" w:w="60"/>
+              <w:right w:type="dxa" w:w="100"/>
+            </w:tcMar>
+          </w:tcPr>
+          <w:p>
+            <w:pPr>
+              <w:spacing w:after="30"/>
+            </w:pPr>
+            <w:r>
+              <w:rPr>
+                <w:rFonts w:ascii="Calibri" w:cs="Calibri" w:eastAsia="Calibri" w:hAnsi="Calibri"/>
+                <w:b/>
+                <w:bCs/>
+                <w:sz w:val="17"/>
+                <w:szCs w:val="17"/>
+              </w:rPr>
+              <w:t xml:space="preserve">F1 e F9 básico</w:t>
+            </w:r>
+          </w:p>
+        </w:tc>
+        <w:tc>
+          <w:tcPr>
+            <w:tcW w:type="dxa" w:w="450"/>
+            <w:tcBorders>
+              <w:top w:val="single" w:color="808080" w:sz="4"/>
+              <w:left w:val="single" w:color="808080" w:sz="4"/>
+              <w:bottom w:val="single" w:color="808080" w:sz="4"/>
+              <w:right w:val="single" w:color="808080" w:sz="4"/>
+            </w:tcBorders>
+            <w:tcMar>
+              <w:top w:type="dxa" w:w="60"/>
+              <w:left w:type="dxa" w:w="20"/>
+              <w:bottom w:type="dxa" w:w="60"/>
+              <w:right w:type="dxa" w:w="20"/>
+            </w:tcMar>
+          </w:tcPr>
+          <w:p>
+            <w:pPr>
+              <w:spacing w:after="30"/>
+              <w:jc w:val="center"/>
+            </w:pPr>
+            <w:r>
+              <w:rPr>
+                <w:rFonts w:ascii="Calibri" w:cs="Calibri" w:eastAsia="Calibri" w:hAnsi="Calibri"/>
+                <w:b/>
+                <w:bCs/>
+                <w:color w:val="FFFFFF"/>
+                <w:sz w:val="17"/>
+                <w:szCs w:val="17"/>
+              </w:rPr>
+              <w:t xml:space="preserve"/>
+            </w:r>
+          </w:p>
+        </w:tc>
+        <w:tc>
+          <w:tcPr>
+            <w:tcW w:type="dxa" w:w="450"/>
+            <w:tcBorders>
+              <w:top w:val="single" w:color="808080" w:sz="4"/>
+              <w:left w:val="single" w:color="808080" w:sz="4"/>
+              <w:bottom w:val="single" w:color="808080" w:sz="4"/>
+              <w:right w:val="single" w:color="808080" w:sz="4"/>
+            </w:tcBorders>
+            <w:tcMar>
+              <w:top w:type="dxa" w:w="60"/>
+              <w:left w:type="dxa" w:w="20"/>
+              <w:bottom w:type="dxa" w:w="60"/>
+              <w:right w:type="dxa" w:w="20"/>
+            </w:tcMar>
+          </w:tcPr>
+          <w:p>
+            <w:pPr>
+              <w:spacing w:after="30"/>
+              <w:jc w:val="center"/>
+            </w:pPr>
+            <w:r>
+              <w:rPr>
+                <w:rFonts w:ascii="Calibri" w:cs="Calibri" w:eastAsia="Calibri" w:hAnsi="Calibri"/>
+                <w:b/>
+                <w:bCs/>
+                <w:color w:val="FFFFFF"/>
+                <w:sz w:val="17"/>
+                <w:szCs w:val="17"/>
+              </w:rPr>
+              <w:t xml:space="preserve"/>
+            </w:r>
+          </w:p>
+        </w:tc>
+        <w:tc>
+          <w:tcPr>
+            <w:tcW w:type="dxa" w:w="450"/>
+            <w:tcBorders>
+              <w:top w:val="single" w:color="808080" w:sz="4"/>
+              <w:left w:val="single" w:color="808080" w:sz="4"/>
+              <w:bottom w:val="single" w:color="808080" w:sz="4"/>
+              <w:right w:val="single" w:color="808080" w:sz="4"/>
+            </w:tcBorders>
+            <w:tcMar>
+              <w:top w:type="dxa" w:w="60"/>
+              <w:left w:type="dxa" w:w="20"/>
+              <w:bottom w:type="dxa" w:w="60"/>
+              <w:right w:type="dxa" w:w="20"/>
+            </w:tcMar>
+          </w:tcPr>
+          <w:p>
+            <w:pPr>
+              <w:spacing w:after="30"/>
+              <w:jc w:val="center"/>
+            </w:pPr>
+            <w:r>
+              <w:rPr>
+                <w:rFonts w:ascii="Calibri" w:cs="Calibri" w:eastAsia="Calibri" w:hAnsi="Calibri"/>
+                <w:b/>
+                <w:bCs/>
+                <w:color w:val="FFFFFF"/>
+                <w:sz w:val="17"/>
+                <w:szCs w:val="17"/>
+              </w:rPr>
+              <w:t xml:space="preserve"/>
+            </w:r>
+          </w:p>
+        </w:tc>
+        <w:tc>
+          <w:tcPr>
+            <w:tcW w:type="dxa" w:w="450"/>
+            <w:tcBorders>
+              <w:top w:val="single" w:color="808080" w:sz="4"/>
+              <w:left w:val="single" w:color="808080" w:sz="4"/>
+              <w:bottom w:val="single" w:color="808080" w:sz="4"/>
+              <w:right w:val="single" w:color="808080" w:sz="4"/>
+            </w:tcBorders>
+            <w:tcMar>
+              <w:top w:type="dxa" w:w="60"/>
+              <w:left w:type="dxa" w:w="20"/>
+              <w:bottom w:type="dxa" w:w="60"/>
+              <w:right w:type="dxa" w:w="20"/>
+            </w:tcMar>
+          </w:tcPr>
+          <w:p>
+            <w:pPr>
+              <w:spacing w:after="30"/>
+              <w:jc w:val="center"/>
+            </w:pPr>
+            <w:r>
+              <w:rPr>
+                <w:rFonts w:ascii="Calibri" w:cs="Calibri" w:eastAsia="Calibri" w:hAnsi="Calibri"/>
+                <w:b/>
+                <w:bCs/>
+                <w:color w:val="FFFFFF"/>
+                <w:sz w:val="17"/>
+                <w:szCs w:val="17"/>
+              </w:rPr>
+              <w:t xml:space="preserve"/>
+            </w:r>
+          </w:p>
+        </w:tc>
+        <w:tc>
+          <w:tcPr>
+            <w:tcW w:type="dxa" w:w="450"/>
+            <w:tcBorders>
+              <w:top w:val="single" w:color="808080" w:sz="4"/>
+              <w:left w:val="single" w:color="808080" w:sz="4"/>
+              <w:bottom w:val="single" w:color="808080" w:sz="4"/>
+              <w:right w:val="single" w:color="808080" w:sz="4"/>
+            </w:tcBorders>
+            <w:shd w:fill="2E5597" w:color="auto" w:val="clear"/>
+            <w:tcMar>
+              <w:top w:type="dxa" w:w="60"/>
+              <w:left w:type="dxa" w:w="20"/>
+              <w:bottom w:type="dxa" w:w="60"/>
+              <w:right w:type="dxa" w:w="20"/>
+            </w:tcMar>
+          </w:tcPr>
+          <w:p>
+            <w:pPr>
+              <w:spacing w:after="30"/>
+              <w:jc w:val="center"/>
+            </w:pPr>
+            <w:r>
+              <w:rPr>
+                <w:rFonts w:ascii="Calibri" w:cs="Calibri" w:eastAsia="Calibri" w:hAnsi="Calibri"/>
+                <w:b/>
+                <w:bCs/>
+                <w:color w:val="FFFFFF"/>
+                <w:sz w:val="17"/>
+                <w:szCs w:val="17"/>
+              </w:rPr>
+              <w:t xml:space="preserve"/>
+            </w:r>
+          </w:p>
+        </w:tc>
+        <w:tc>
+          <w:tcPr>
+            <w:tcW w:type="dxa" w:w="450"/>
+            <w:tcBorders>
+              <w:top w:val="single" w:color="808080" w:sz="4"/>
+              <w:left w:val="single" w:color="808080" w:sz="4"/>
+              <w:bottom w:val="single" w:color="808080" w:sz="4"/>
+              <w:right w:val="single" w:color="808080" w:sz="4"/>
+            </w:tcBorders>
+            <w:shd w:fill="2E5597" w:color="auto" w:val="clear"/>
+            <w:tcMar>
+              <w:top w:type="dxa" w:w="60"/>
+              <w:left w:type="dxa" w:w="20"/>
+              <w:bottom w:type="dxa" w:w="60"/>
+              <w:right w:type="dxa" w:w="20"/>
+            </w:tcMar>
+          </w:tcPr>
+          <w:p>
+            <w:pPr>
+              <w:spacing w:after="30"/>
+              <w:jc w:val="center"/>
+            </w:pPr>
+            <w:r>
+              <w:rPr>
+                <w:rFonts w:ascii="Calibri" w:cs="Calibri" w:eastAsia="Calibri" w:hAnsi="Calibri"/>
+                <w:b/>
+                <w:bCs/>
+                <w:color w:val="FFFFFF"/>
+                <w:sz w:val="17"/>
+                <w:szCs w:val="17"/>
+              </w:rPr>
+              <w:t xml:space="preserve"/>
+            </w:r>
+          </w:p>
+        </w:tc>
+        <w:tc>
+          <w:tcPr>
+            <w:tcW w:type="dxa" w:w="450"/>
+            <w:tcBorders>
+              <w:top w:val="single" w:color="808080" w:sz="4"/>
+              <w:left w:val="single" w:color="808080" w:sz="4"/>
+              <w:bottom w:val="single" w:color="808080" w:sz="4"/>
+              <w:right w:val="single" w:color="808080" w:sz="4"/>
+            </w:tcBorders>
+            <w:shd w:fill="2E5597" w:color="auto" w:val="clear"/>
+            <w:tcMar>
+              <w:top w:type="dxa" w:w="60"/>
+              <w:left w:type="dxa" w:w="20"/>
+              <w:bottom w:type="dxa" w:w="60"/>
+              <w:right w:type="dxa" w:w="20"/>
+            </w:tcMar>
+          </w:tcPr>
+          <w:p>
+            <w:pPr>
+              <w:spacing w:after="30"/>
+              <w:jc w:val="center"/>
+            </w:pPr>
+            <w:r>
+              <w:rPr>
+                <w:rFonts w:ascii="Calibri" w:cs="Calibri" w:eastAsia="Calibri" w:hAnsi="Calibri"/>
+                <w:b/>
+                <w:bCs/>
+                <w:color w:val="FFFFFF"/>
+                <w:sz w:val="17"/>
+                <w:szCs w:val="17"/>
+              </w:rPr>
+              <w:t xml:space="preserve"/>
+            </w:r>
+          </w:p>
+        </w:tc>
+        <w:tc>
+          <w:tcPr>
+            <w:tcW w:type="dxa" w:w="450"/>
+            <w:tcBorders>
+              <w:top w:val="single" w:color="808080" w:sz="4"/>
+              <w:left w:val="single" w:color="808080" w:sz="4"/>
+              <w:bottom w:val="single" w:color="808080" w:sz="4"/>
+              <w:right w:val="single" w:color="808080" w:sz="4"/>
+            </w:tcBorders>
+            <w:shd w:fill="D9D9D9" w:color="auto" w:val="clear"/>
+            <w:tcMar>
+              <w:top w:type="dxa" w:w="60"/>
+              <w:left w:type="dxa" w:w="20"/>
+              <w:bottom w:type="dxa" w:w="60"/>
+              <w:right w:type="dxa" w:w="20"/>
+            </w:tcMar>
+          </w:tcPr>
+          <w:p>
+            <w:pPr>
+              <w:spacing w:after="30"/>
+              <w:jc w:val="center"/>
+            </w:pPr>
+            <w:r>
+              <w:rPr>
+                <w:rFonts w:ascii="Calibri" w:cs="Calibri" w:eastAsia="Calibri" w:hAnsi="Calibri"/>
+                <w:b/>
+                <w:bCs/>
+                <w:color w:val="FFFFFF"/>
+                <w:sz w:val="17"/>
+                <w:szCs w:val="17"/>
+              </w:rPr>
+              <w:t xml:space="preserve"/>
+            </w:r>
+          </w:p>
+        </w:tc>
+        <w:tc>
+          <w:tcPr>
+            <w:tcW w:type="dxa" w:w="450"/>
+            <w:tcBorders>
+              <w:top w:val="single" w:color="808080" w:sz="4"/>
+              <w:left w:val="single" w:color="808080" w:sz="4"/>
+              <w:bottom w:val="single" w:color="808080" w:sz="4"/>
+              <w:right w:val="single" w:color="808080" w:sz="4"/>
+            </w:tcBorders>
+            <w:shd w:fill="D9D9D9" w:color="auto" w:val="clear"/>
+            <w:tcMar>
+              <w:top w:type="dxa" w:w="60"/>
+              <w:left w:type="dxa" w:w="20"/>
+              <w:bottom w:type="dxa" w:w="60"/>
+              <w:right w:type="dxa" w:w="20"/>
+            </w:tcMar>
+          </w:tcPr>
+          <w:p>
+            <w:pPr>
+              <w:spacing w:after="30"/>
+              <w:jc w:val="center"/>
+            </w:pPr>
+            <w:r>
+              <w:rPr>
+                <w:rFonts w:ascii="Calibri" w:cs="Calibri" w:eastAsia="Calibri" w:hAnsi="Calibri"/>
+                <w:b/>
+                <w:bCs/>
+                <w:color w:val="FFFFFF"/>
+                <w:sz w:val="17"/>
+                <w:szCs w:val="17"/>
+              </w:rPr>
+              <w:t xml:space="preserve"/>
+            </w:r>
+          </w:p>
+        </w:tc>
+        <w:tc>
+          <w:tcPr>
+            <w:tcW w:type="dxa" w:w="450"/>
+            <w:tcBorders>
+              <w:top w:val="single" w:color="808080" w:sz="4"/>
+              <w:left w:val="single" w:color="808080" w:sz="4"/>
+              <w:bottom w:val="single" w:color="808080" w:sz="4"/>
+              <w:right w:val="single" w:color="808080" w:sz="4"/>
+            </w:tcBorders>
+            <w:tcMar>
+              <w:top w:type="dxa" w:w="60"/>
+              <w:left w:type="dxa" w:w="20"/>
+              <w:bottom w:type="dxa" w:w="60"/>
+              <w:right w:type="dxa" w:w="20"/>
+            </w:tcMar>
+          </w:tcPr>
+          <w:p>
+            <w:pPr>
+              <w:spacing w:after="30"/>
+              <w:jc w:val="center"/>
+            </w:pPr>
+            <w:r>
+              <w:rPr>
+                <w:rFonts w:ascii="Calibri" w:cs="Calibri" w:eastAsia="Calibri" w:hAnsi="Calibri"/>
+                <w:b/>
+                <w:bCs/>
+                <w:color w:val="FFFFFF"/>
+                <w:sz w:val="17"/>
+                <w:szCs w:val="17"/>
+              </w:rPr>
+              <w:t xml:space="preserve"/>
+            </w:r>
+          </w:p>
+        </w:tc>
+        <w:tc>
+          <w:tcPr>
+            <w:tcW w:type="dxa" w:w="450"/>
+            <w:tcBorders>
+              <w:top w:val="single" w:color="808080" w:sz="4"/>
+              <w:left w:val="single" w:color="808080" w:sz="4"/>
+              <w:bottom w:val="single" w:color="808080" w:sz="4"/>
+              <w:right w:val="single" w:color="808080" w:sz="4"/>
+            </w:tcBorders>
+            <w:tcMar>
+              <w:top w:type="dxa" w:w="60"/>
+              <w:left w:type="dxa" w:w="20"/>
+              <w:bottom w:type="dxa" w:w="60"/>
+              <w:right w:type="dxa" w:w="20"/>
+            </w:tcMar>
+          </w:tcPr>
+          <w:p>
+            <w:pPr>
+              <w:spacing w:after="30"/>
+              <w:jc w:val="center"/>
+            </w:pPr>
+            <w:r>
+              <w:rPr>
+                <w:rFonts w:ascii="Calibri" w:cs="Calibri" w:eastAsia="Calibri" w:hAnsi="Calibri"/>
+                <w:b/>
+                <w:bCs/>
+                <w:color w:val="FFFFFF"/>
+                <w:sz w:val="17"/>
+                <w:szCs w:val="17"/>
+              </w:rPr>
+              <w:t xml:space="preserve"/>
+            </w:r>
+          </w:p>
+        </w:tc>
+        <w:tc>
+          <w:tcPr>
+            <w:tcW w:type="dxa" w:w="450"/>
+            <w:tcBorders>
+              <w:top w:val="single" w:color="808080" w:sz="4"/>
+              <w:left w:val="single" w:color="808080" w:sz="4"/>
+              <w:bottom w:val="single" w:color="808080" w:sz="4"/>
+              <w:right w:val="single" w:color="808080" w:sz="4"/>
+            </w:tcBorders>
+            <w:tcMar>
+              <w:top w:type="dxa" w:w="60"/>
+              <w:left w:type="dxa" w:w="20"/>
+              <w:bottom w:type="dxa" w:w="60"/>
+              <w:right w:type="dxa" w:w="20"/>
+            </w:tcMar>
+          </w:tcPr>
+          <w:p>
+            <w:pPr>
+              <w:spacing w:after="30"/>
+              <w:jc w:val="center"/>
+            </w:pPr>
+            <w:r>
+              <w:rPr>
+                <w:rFonts w:ascii="Calibri" w:cs="Calibri" w:eastAsia="Calibri" w:hAnsi="Calibri"/>
+                <w:b/>
+                <w:bCs/>
+                <w:color w:val="FFFFFF"/>
+                <w:sz w:val="17"/>
+                <w:szCs w:val="17"/>
+              </w:rPr>
+              <w:t xml:space="preserve"/>
+            </w:r>
+          </w:p>
+        </w:tc>
+        <w:tc>
+          <w:tcPr>
+            <w:tcW w:type="dxa" w:w="450"/>
+            <w:tcBorders>
+              <w:top w:val="single" w:color="808080" w:sz="4"/>
+              <w:left w:val="single" w:color="808080" w:sz="4"/>
+              <w:bottom w:val="single" w:color="808080" w:sz="4"/>
+              <w:right w:val="single" w:color="808080" w:sz="4"/>
+            </w:tcBorders>
+            <w:tcMar>
+              <w:top w:type="dxa" w:w="60"/>
+              <w:left w:type="dxa" w:w="20"/>
+              <w:bottom w:type="dxa" w:w="60"/>
+              <w:right w:type="dxa" w:w="20"/>
+            </w:tcMar>
+          </w:tcPr>
+          <w:p>
+            <w:pPr>
+              <w:spacing w:after="30"/>
+              <w:jc w:val="center"/>
+            </w:pPr>
+            <w:r>
+              <w:rPr>
+                <w:rFonts w:ascii="Calibri" w:cs="Calibri" w:eastAsia="Calibri" w:hAnsi="Calibri"/>
+                <w:b/>
+                <w:bCs/>
+                <w:color w:val="FFFFFF"/>
+                <w:sz w:val="17"/>
+                <w:szCs w:val="17"/>
+              </w:rPr>
+              <w:t xml:space="preserve"/>
+            </w:r>
+          </w:p>
+        </w:tc>
+        <w:tc>
+          <w:tcPr>
+            <w:tcW w:type="dxa" w:w="450"/>
+            <w:tcBorders>
+              <w:top w:val="single" w:color="808080" w:sz="4"/>
+              <w:left w:val="single" w:color="808080" w:sz="4"/>
+              <w:bottom w:val="single" w:color="808080" w:sz="4"/>
+              <w:right w:val="single" w:color="808080" w:sz="4"/>
+            </w:tcBorders>
+            <w:tcMar>
+              <w:top w:type="dxa" w:w="60"/>
+              <w:left w:type="dxa" w:w="20"/>
+              <w:bottom w:type="dxa" w:w="60"/>
+              <w:right w:type="dxa" w:w="20"/>
+            </w:tcMar>
+          </w:tcPr>
+          <w:p>
+            <w:pPr>
+              <w:spacing w:after="30"/>
+              <w:jc w:val="center"/>
+            </w:pPr>
+            <w:r>
+              <w:rPr>
+                <w:rFonts w:ascii="Calibri" w:cs="Calibri" w:eastAsia="Calibri" w:hAnsi="Calibri"/>
+                <w:b/>
+                <w:bCs/>
+                <w:color w:val="FFFFFF"/>
+                <w:sz w:val="17"/>
+                <w:szCs w:val="17"/>
+              </w:rPr>
+              <w:t xml:space="preserve"/>
+            </w:r>
+          </w:p>
+        </w:tc>
+        <w:tc>
+          <w:tcPr>
+            <w:tcW w:type="dxa" w:w="450"/>
+            <w:tcBorders>
+              <w:top w:val="single" w:color="808080" w:sz="4"/>
+              <w:left w:val="single" w:color="808080" w:sz="4"/>
+              <w:bottom w:val="single" w:color="808080" w:sz="4"/>
+              <w:right w:val="single" w:color="808080" w:sz="4"/>
+            </w:tcBorders>
+            <w:shd w:fill="D9D9D9" w:color="auto" w:val="clear"/>
+            <w:tcMar>
+              <w:top w:type="dxa" w:w="60"/>
+              <w:left w:type="dxa" w:w="20"/>
+              <w:bottom w:type="dxa" w:w="60"/>
+              <w:right w:type="dxa" w:w="20"/>
+            </w:tcMar>
+          </w:tcPr>
+          <w:p>
+            <w:pPr>
+              <w:spacing w:after="30"/>
+              <w:jc w:val="center"/>
+            </w:pPr>
+            <w:r>
+              <w:rPr>
+                <w:rFonts w:ascii="Calibri" w:cs="Calibri" w:eastAsia="Calibri" w:hAnsi="Calibri"/>
+                <w:b/>
+                <w:bCs/>
+                <w:color w:val="FFFFFF"/>
+                <w:sz w:val="17"/>
+                <w:szCs w:val="17"/>
+              </w:rPr>
+              <w:t xml:space="preserve"/>
+            </w:r>
+          </w:p>
+        </w:tc>
+        <w:tc>
+          <w:tcPr>
+            <w:tcW w:type="dxa" w:w="450"/>
+            <w:tcBorders>
+              <w:top w:val="single" w:color="808080" w:sz="4"/>
+              <w:left w:val="single" w:color="808080" w:sz="4"/>
+              <w:bottom w:val="single" w:color="808080" w:sz="4"/>
+              <w:right w:val="single" w:color="808080" w:sz="4"/>
+            </w:tcBorders>
+            <w:tcMar>
+              <w:top w:type="dxa" w:w="60"/>
+              <w:left w:type="dxa" w:w="20"/>
+              <w:bottom w:type="dxa" w:w="60"/>
+              <w:right w:type="dxa" w:w="20"/>
+            </w:tcMar>
+          </w:tcPr>
+          <w:p>
+            <w:pPr>
+              <w:spacing w:after="30"/>
+              <w:jc w:val="center"/>
+            </w:pPr>
+            <w:r>
+              <w:rPr>
+                <w:rFonts w:ascii="Calibri" w:cs="Calibri" w:eastAsia="Calibri" w:hAnsi="Calibri"/>
+                <w:b/>
+                <w:bCs/>
+                <w:color w:val="FFFFFF"/>
+                <w:sz w:val="17"/>
+                <w:szCs w:val="17"/>
+              </w:rPr>
+              <w:t xml:space="preserve"/>
+            </w:r>
+          </w:p>
+        </w:tc>
+        <w:tc>
+          <w:tcPr>
+            <w:tcW w:type="dxa" w:w="450"/>
+            <w:tcBorders>
+              <w:top w:val="single" w:color="808080" w:sz="4"/>
+              <w:left w:val="single" w:color="808080" w:sz="4"/>
+              <w:bottom w:val="single" w:color="808080" w:sz="4"/>
+              <w:right w:val="single" w:color="808080" w:sz="4"/>
+            </w:tcBorders>
+            <w:tcMar>
+              <w:top w:type="dxa" w:w="60"/>
+              <w:left w:type="dxa" w:w="20"/>
+              <w:bottom w:type="dxa" w:w="60"/>
+              <w:right w:type="dxa" w:w="20"/>
+            </w:tcMar>
+          </w:tcPr>
+          <w:p>
+            <w:pPr>
+              <w:spacing w:after="30"/>
+              <w:jc w:val="center"/>
+            </w:pPr>
+            <w:r>
+              <w:rPr>
+                <w:rFonts w:ascii="Calibri" w:cs="Calibri" w:eastAsia="Calibri" w:hAnsi="Calibri"/>
+                <w:b/>
+                <w:bCs/>
+                <w:color w:val="FFFFFF"/>
+                <w:sz w:val="17"/>
+                <w:szCs w:val="17"/>
+              </w:rPr>
+              <w:t xml:space="preserve"/>
+            </w:r>
+          </w:p>
+        </w:tc>
+      </w:tr>
+      <w:tr>
+        <w:trPr>
+          <w:cantSplit/>
+        </w:trPr>
+        <w:tc>
+          <w:tcPr>
+            <w:tcW w:type="dxa" w:w="1988"/>
+            <w:tcBorders>
+              <w:top w:val="single" w:color="808080" w:sz="4"/>
+              <w:left w:val="single" w:color="808080" w:sz="4"/>
+              <w:bottom w:val="single" w:color="808080" w:sz="4"/>
+              <w:right w:val="single" w:color="808080" w:sz="4"/>
+            </w:tcBorders>
+            <w:tcMar>
+              <w:top w:type="dxa" w:w="60"/>
+              <w:left w:type="dxa" w:w="100"/>
+              <w:bottom w:type="dxa" w:w="60"/>
+              <w:right w:type="dxa" w:w="100"/>
+            </w:tcMar>
+          </w:tcPr>
+          <w:p>
+            <w:pPr>
+              <w:spacing w:after="30"/>
+            </w:pPr>
+            <w:r>
+              <w:rPr>
+                <w:rFonts w:ascii="Calibri" w:cs="Calibri" w:eastAsia="Calibri" w:hAnsi="Calibri"/>
+                <w:b/>
+                <w:bCs/>
+                <w:sz w:val="17"/>
+                <w:szCs w:val="17"/>
+              </w:rPr>
+              <w:t xml:space="preserve">F2 e F3</w:t>
+            </w:r>
+          </w:p>
+        </w:tc>
+        <w:tc>
+          <w:tcPr>
+            <w:tcW w:type="dxa" w:w="450"/>
+            <w:tcBorders>
+              <w:top w:val="single" w:color="808080" w:sz="4"/>
+              <w:left w:val="single" w:color="808080" w:sz="4"/>
+              <w:bottom w:val="single" w:color="808080" w:sz="4"/>
+              <w:right w:val="single" w:color="808080" w:sz="4"/>
+            </w:tcBorders>
+            <w:tcMar>
+              <w:top w:type="dxa" w:w="60"/>
+              <w:left w:type="dxa" w:w="20"/>
+              <w:bottom w:type="dxa" w:w="60"/>
+              <w:right w:type="dxa" w:w="20"/>
+            </w:tcMar>
+          </w:tcPr>
+          <w:p>
+            <w:pPr>
+              <w:spacing w:after="30"/>
+              <w:jc w:val="center"/>
+            </w:pPr>
+            <w:r>
+              <w:rPr>
+                <w:rFonts w:ascii="Calibri" w:cs="Calibri" w:eastAsia="Calibri" w:hAnsi="Calibri"/>
+                <w:b/>
+                <w:bCs/>
+                <w:color w:val="FFFFFF"/>
+                <w:sz w:val="17"/>
+                <w:szCs w:val="17"/>
+              </w:rPr>
+              <w:t xml:space="preserve"/>
+            </w:r>
+          </w:p>
+        </w:tc>
+        <w:tc>
+          <w:tcPr>
+            <w:tcW w:type="dxa" w:w="450"/>
+            <w:tcBorders>
+              <w:top w:val="single" w:color="808080" w:sz="4"/>
+              <w:left w:val="single" w:color="808080" w:sz="4"/>
+              <w:bottom w:val="single" w:color="808080" w:sz="4"/>
+              <w:right w:val="single" w:color="808080" w:sz="4"/>
+            </w:tcBorders>
+            <w:tcMar>
+              <w:top w:type="dxa" w:w="60"/>
+              <w:left w:type="dxa" w:w="20"/>
+              <w:bottom w:type="dxa" w:w="60"/>
+              <w:right w:type="dxa" w:w="20"/>
+            </w:tcMar>
+          </w:tcPr>
+          <w:p>
+            <w:pPr>
+              <w:spacing w:after="30"/>
+              <w:jc w:val="center"/>
+            </w:pPr>
+            <w:r>
+              <w:rPr>
+                <w:rFonts w:ascii="Calibri" w:cs="Calibri" w:eastAsia="Calibri" w:hAnsi="Calibri"/>
+                <w:b/>
+                <w:bCs/>
+                <w:color w:val="FFFFFF"/>
+                <w:sz w:val="17"/>
+                <w:szCs w:val="17"/>
+              </w:rPr>
+              <w:t xml:space="preserve"/>
+            </w:r>
+          </w:p>
+        </w:tc>
+        <w:tc>
+          <w:tcPr>
+            <w:tcW w:type="dxa" w:w="450"/>
+            <w:tcBorders>
+              <w:top w:val="single" w:color="808080" w:sz="4"/>
+              <w:left w:val="single" w:color="808080" w:sz="4"/>
+              <w:bottom w:val="single" w:color="808080" w:sz="4"/>
+              <w:right w:val="single" w:color="808080" w:sz="4"/>
+            </w:tcBorders>
+            <w:tcMar>
+              <w:top w:type="dxa" w:w="60"/>
+              <w:left w:type="dxa" w:w="20"/>
+              <w:bottom w:type="dxa" w:w="60"/>
+              <w:right w:type="dxa" w:w="20"/>
+            </w:tcMar>
+          </w:tcPr>
+          <w:p>
+            <w:pPr>
+              <w:spacing w:after="30"/>
+              <w:jc w:val="center"/>
+            </w:pPr>
+            <w:r>
+              <w:rPr>
+                <w:rFonts w:ascii="Calibri" w:cs="Calibri" w:eastAsia="Calibri" w:hAnsi="Calibri"/>
+                <w:b/>
+                <w:bCs/>
+                <w:color w:val="FFFFFF"/>
+                <w:sz w:val="17"/>
+                <w:szCs w:val="17"/>
+              </w:rPr>
+              <w:t xml:space="preserve"/>
+            </w:r>
+          </w:p>
+        </w:tc>
+        <w:tc>
+          <w:tcPr>
+            <w:tcW w:type="dxa" w:w="450"/>
+            <w:tcBorders>
+              <w:top w:val="single" w:color="808080" w:sz="4"/>
+              <w:left w:val="single" w:color="808080" w:sz="4"/>
+              <w:bottom w:val="single" w:color="808080" w:sz="4"/>
+              <w:right w:val="single" w:color="808080" w:sz="4"/>
+            </w:tcBorders>
+            <w:tcMar>
+              <w:top w:type="dxa" w:w="60"/>
+              <w:left w:type="dxa" w:w="20"/>
+              <w:bottom w:type="dxa" w:w="60"/>
+              <w:right w:type="dxa" w:w="20"/>
+            </w:tcMar>
+          </w:tcPr>
+          <w:p>
+            <w:pPr>
+              <w:spacing w:after="30"/>
+              <w:jc w:val="center"/>
+            </w:pPr>
+            <w:r>
+              <w:rPr>
+                <w:rFonts w:ascii="Calibri" w:cs="Calibri" w:eastAsia="Calibri" w:hAnsi="Calibri"/>
+                <w:b/>
+                <w:bCs/>
+                <w:color w:val="FFFFFF"/>
+                <w:sz w:val="17"/>
+                <w:szCs w:val="17"/>
+              </w:rPr>
+              <w:t xml:space="preserve"/>
+            </w:r>
+          </w:p>
+        </w:tc>
+        <w:tc>
+          <w:tcPr>
+            <w:tcW w:type="dxa" w:w="450"/>
+            <w:tcBorders>
+              <w:top w:val="single" w:color="808080" w:sz="4"/>
+              <w:left w:val="single" w:color="808080" w:sz="4"/>
+              <w:bottom w:val="single" w:color="808080" w:sz="4"/>
+              <w:right w:val="single" w:color="808080" w:sz="4"/>
+            </w:tcBorders>
+            <w:tcMar>
+              <w:top w:type="dxa" w:w="60"/>
+              <w:left w:type="dxa" w:w="20"/>
+              <w:bottom w:type="dxa" w:w="60"/>
+              <w:right w:type="dxa" w:w="20"/>
+            </w:tcMar>
+          </w:tcPr>
+          <w:p>
+            <w:pPr>
+              <w:spacing w:after="30"/>
+              <w:jc w:val="center"/>
+            </w:pPr>
+            <w:r>
+              <w:rPr>
+                <w:rFonts w:ascii="Calibri" w:cs="Calibri" w:eastAsia="Calibri" w:hAnsi="Calibri"/>
+                <w:b/>
+                <w:bCs/>
+                <w:color w:val="FFFFFF"/>
+                <w:sz w:val="17"/>
+                <w:szCs w:val="17"/>
+              </w:rPr>
+              <w:t xml:space="preserve"/>
+            </w:r>
+          </w:p>
+        </w:tc>
+        <w:tc>
+          <w:tcPr>
+            <w:tcW w:type="dxa" w:w="450"/>
+            <w:tcBorders>
+              <w:top w:val="single" w:color="808080" w:sz="4"/>
+              <w:left w:val="single" w:color="808080" w:sz="4"/>
+              <w:bottom w:val="single" w:color="808080" w:sz="4"/>
+              <w:right w:val="single" w:color="808080" w:sz="4"/>
+            </w:tcBorders>
+            <w:tcMar>
+              <w:top w:type="dxa" w:w="60"/>
+              <w:left w:type="dxa" w:w="20"/>
+              <w:bottom w:type="dxa" w:w="60"/>
+              <w:right w:type="dxa" w:w="20"/>
+            </w:tcMar>
+          </w:tcPr>
+          <w:p>
+            <w:pPr>
+              <w:spacing w:after="30"/>
+              <w:jc w:val="center"/>
+            </w:pPr>
+            <w:r>
+              <w:rPr>
+                <w:rFonts w:ascii="Calibri" w:cs="Calibri" w:eastAsia="Calibri" w:hAnsi="Calibri"/>
+                <w:b/>
+                <w:bCs/>
+                <w:color w:val="FFFFFF"/>
+                <w:sz w:val="17"/>
+                <w:szCs w:val="17"/>
+              </w:rPr>
+              <w:t xml:space="preserve"/>
+            </w:r>
+          </w:p>
+        </w:tc>
+        <w:tc>
+          <w:tcPr>
+            <w:tcW w:type="dxa" w:w="450"/>
+            <w:tcBorders>
+              <w:top w:val="single" w:color="808080" w:sz="4"/>
+              <w:left w:val="single" w:color="808080" w:sz="4"/>
+              <w:bottom w:val="single" w:color="808080" w:sz="4"/>
+              <w:right w:val="single" w:color="808080" w:sz="4"/>
+            </w:tcBorders>
+            <w:shd w:fill="2E5597" w:color="auto" w:val="clear"/>
+            <w:tcMar>
+              <w:top w:type="dxa" w:w="60"/>
+              <w:left w:type="dxa" w:w="20"/>
+              <w:bottom w:type="dxa" w:w="60"/>
+              <w:right w:type="dxa" w:w="20"/>
+            </w:tcMar>
+          </w:tcPr>
+          <w:p>
+            <w:pPr>
+              <w:spacing w:after="30"/>
+              <w:jc w:val="center"/>
+            </w:pPr>
+            <w:r>
+              <w:rPr>
+                <w:rFonts w:ascii="Calibri" w:cs="Calibri" w:eastAsia="Calibri" w:hAnsi="Calibri"/>
+                <w:b/>
+                <w:bCs/>
+                <w:color w:val="FFFFFF"/>
+                <w:sz w:val="17"/>
+                <w:szCs w:val="17"/>
+              </w:rPr>
+              <w:t xml:space="preserve"/>
+            </w:r>
+          </w:p>
+        </w:tc>
+        <w:tc>
+          <w:tcPr>
+            <w:tcW w:type="dxa" w:w="450"/>
+            <w:tcBorders>
+              <w:top w:val="single" w:color="808080" w:sz="4"/>
+              <w:left w:val="single" w:color="808080" w:sz="4"/>
+              <w:bottom w:val="single" w:color="808080" w:sz="4"/>
+              <w:right w:val="single" w:color="808080" w:sz="4"/>
+            </w:tcBorders>
+            <w:shd w:fill="D9D9D9" w:color="auto" w:val="clear"/>
+            <w:tcMar>
+              <w:top w:type="dxa" w:w="60"/>
+              <w:left w:type="dxa" w:w="20"/>
+              <w:bottom w:type="dxa" w:w="60"/>
+              <w:right w:type="dxa" w:w="20"/>
+            </w:tcMar>
+          </w:tcPr>
+          <w:p>
+            <w:pPr>
+              <w:spacing w:after="30"/>
+              <w:jc w:val="center"/>
+            </w:pPr>
+            <w:r>
+              <w:rPr>
+                <w:rFonts w:ascii="Calibri" w:cs="Calibri" w:eastAsia="Calibri" w:hAnsi="Calibri"/>
+                <w:b/>
+                <w:bCs/>
+                <w:color w:val="FFFFFF"/>
+                <w:sz w:val="17"/>
+                <w:szCs w:val="17"/>
+              </w:rPr>
+              <w:t xml:space="preserve"/>
+            </w:r>
+          </w:p>
+        </w:tc>
+        <w:tc>
+          <w:tcPr>
+            <w:tcW w:type="dxa" w:w="450"/>
+            <w:tcBorders>
+              <w:top w:val="single" w:color="808080" w:sz="4"/>
+              <w:left w:val="single" w:color="808080" w:sz="4"/>
+              <w:bottom w:val="single" w:color="808080" w:sz="4"/>
+              <w:right w:val="single" w:color="808080" w:sz="4"/>
+            </w:tcBorders>
+            <w:shd w:fill="D9D9D9" w:color="auto" w:val="clear"/>
+            <w:tcMar>
+              <w:top w:type="dxa" w:w="60"/>
+              <w:left w:type="dxa" w:w="20"/>
+              <w:bottom w:type="dxa" w:w="60"/>
+              <w:right w:type="dxa" w:w="20"/>
+            </w:tcMar>
+          </w:tcPr>
+          <w:p>
+            <w:pPr>
+              <w:spacing w:after="30"/>
+              <w:jc w:val="center"/>
+            </w:pPr>
+            <w:r>
+              <w:rPr>
+                <w:rFonts w:ascii="Calibri" w:cs="Calibri" w:eastAsia="Calibri" w:hAnsi="Calibri"/>
+                <w:b/>
+                <w:bCs/>
+                <w:color w:val="FFFFFF"/>
+                <w:sz w:val="17"/>
+                <w:szCs w:val="17"/>
+              </w:rPr>
+              <w:t xml:space="preserve"/>
+            </w:r>
+          </w:p>
+        </w:tc>
+        <w:tc>
+          <w:tcPr>
+            <w:tcW w:type="dxa" w:w="450"/>
+            <w:tcBorders>
+              <w:top w:val="single" w:color="808080" w:sz="4"/>
+              <w:left w:val="single" w:color="808080" w:sz="4"/>
+              <w:bottom w:val="single" w:color="808080" w:sz="4"/>
+              <w:right w:val="single" w:color="808080" w:sz="4"/>
+            </w:tcBorders>
+            <w:shd w:fill="2E5597" w:color="auto" w:val="clear"/>
+            <w:tcMar>
+              <w:top w:type="dxa" w:w="60"/>
+              <w:left w:type="dxa" w:w="20"/>
+              <w:bottom w:type="dxa" w:w="60"/>
+              <w:right w:type="dxa" w:w="20"/>
+            </w:tcMar>
+          </w:tcPr>
+          <w:p>
+            <w:pPr>
+              <w:spacing w:after="30"/>
+              <w:jc w:val="center"/>
+            </w:pPr>
+            <w:r>
+              <w:rPr>
+                <w:rFonts w:ascii="Calibri" w:cs="Calibri" w:eastAsia="Calibri" w:hAnsi="Calibri"/>
+                <w:b/>
+                <w:bCs/>
+                <w:color w:val="FFFFFF"/>
+                <w:sz w:val="17"/>
+                <w:szCs w:val="17"/>
+              </w:rPr>
+              <w:t xml:space="preserve"/>
+            </w:r>
+          </w:p>
+        </w:tc>
+        <w:tc>
+          <w:tcPr>
+            <w:tcW w:type="dxa" w:w="450"/>
+            <w:tcBorders>
+              <w:top w:val="single" w:color="808080" w:sz="4"/>
+              <w:left w:val="single" w:color="808080" w:sz="4"/>
+              <w:bottom w:val="single" w:color="808080" w:sz="4"/>
+              <w:right w:val="single" w:color="808080" w:sz="4"/>
+            </w:tcBorders>
+            <w:shd w:fill="2E5597" w:color="auto" w:val="clear"/>
+            <w:tcMar>
+              <w:top w:type="dxa" w:w="60"/>
+              <w:left w:type="dxa" w:w="20"/>
+              <w:bottom w:type="dxa" w:w="60"/>
+              <w:right w:type="dxa" w:w="20"/>
+            </w:tcMar>
+          </w:tcPr>
+          <w:p>
+            <w:pPr>
+              <w:spacing w:after="30"/>
+              <w:jc w:val="center"/>
+            </w:pPr>
+            <w:r>
+              <w:rPr>
+                <w:rFonts w:ascii="Calibri" w:cs="Calibri" w:eastAsia="Calibri" w:hAnsi="Calibri"/>
+                <w:b/>
+                <w:bCs/>
+                <w:color w:val="FFFFFF"/>
+                <w:sz w:val="17"/>
+                <w:szCs w:val="17"/>
+              </w:rPr>
+              <w:t xml:space="preserve"/>
+            </w:r>
+          </w:p>
+        </w:tc>
+        <w:tc>
+          <w:tcPr>
+            <w:tcW w:type="dxa" w:w="450"/>
+            <w:tcBorders>
+              <w:top w:val="single" w:color="808080" w:sz="4"/>
+              <w:left w:val="single" w:color="808080" w:sz="4"/>
+              <w:bottom w:val="single" w:color="808080" w:sz="4"/>
+              <w:right w:val="single" w:color="808080" w:sz="4"/>
+            </w:tcBorders>
+            <w:shd w:fill="2E5597" w:color="auto" w:val="clear"/>
+            <w:tcMar>
+              <w:top w:type="dxa" w:w="60"/>
+              <w:left w:type="dxa" w:w="20"/>
+              <w:bottom w:type="dxa" w:w="60"/>
+              <w:right w:type="dxa" w:w="20"/>
+            </w:tcMar>
+          </w:tcPr>
+          <w:p>
+            <w:pPr>
+              <w:spacing w:after="30"/>
+              <w:jc w:val="center"/>
+            </w:pPr>
+            <w:r>
+              <w:rPr>
+                <w:rFonts w:ascii="Calibri" w:cs="Calibri" w:eastAsia="Calibri" w:hAnsi="Calibri"/>
+                <w:b/>
+                <w:bCs/>
+                <w:color w:val="FFFFFF"/>
+                <w:sz w:val="17"/>
+                <w:szCs w:val="17"/>
+              </w:rPr>
+              <w:t xml:space="preserve"/>
+            </w:r>
+          </w:p>
+        </w:tc>
+        <w:tc>
+          <w:tcPr>
+            <w:tcW w:type="dxa" w:w="450"/>
+            <w:tcBorders>
+              <w:top w:val="single" w:color="808080" w:sz="4"/>
+              <w:left w:val="single" w:color="808080" w:sz="4"/>
+              <w:bottom w:val="single" w:color="808080" w:sz="4"/>
+              <w:right w:val="single" w:color="808080" w:sz="4"/>
+            </w:tcBorders>
+            <w:tcMar>
+              <w:top w:type="dxa" w:w="60"/>
+              <w:left w:type="dxa" w:w="20"/>
+              <w:bottom w:type="dxa" w:w="60"/>
+              <w:right w:type="dxa" w:w="20"/>
+            </w:tcMar>
+          </w:tcPr>
+          <w:p>
+            <w:pPr>
+              <w:spacing w:after="30"/>
+              <w:jc w:val="center"/>
+            </w:pPr>
+            <w:r>
+              <w:rPr>
+                <w:rFonts w:ascii="Calibri" w:cs="Calibri" w:eastAsia="Calibri" w:hAnsi="Calibri"/>
+                <w:b/>
+                <w:bCs/>
+                <w:color w:val="FFFFFF"/>
+                <w:sz w:val="17"/>
+                <w:szCs w:val="17"/>
+              </w:rPr>
+              <w:t xml:space="preserve"/>
+            </w:r>
+          </w:p>
+        </w:tc>
+        <w:tc>
+          <w:tcPr>
+            <w:tcW w:type="dxa" w:w="450"/>
+            <w:tcBorders>
+              <w:top w:val="single" w:color="808080" w:sz="4"/>
+              <w:left w:val="single" w:color="808080" w:sz="4"/>
+              <w:bottom w:val="single" w:color="808080" w:sz="4"/>
+              <w:right w:val="single" w:color="808080" w:sz="4"/>
+            </w:tcBorders>
+            <w:tcMar>
+              <w:top w:type="dxa" w:w="60"/>
+              <w:left w:type="dxa" w:w="20"/>
+              <w:bottom w:type="dxa" w:w="60"/>
+              <w:right w:type="dxa" w:w="20"/>
+            </w:tcMar>
+          </w:tcPr>
+          <w:p>
+            <w:pPr>
+              <w:spacing w:after="30"/>
+              <w:jc w:val="center"/>
+            </w:pPr>
+            <w:r>
+              <w:rPr>
+                <w:rFonts w:ascii="Calibri" w:cs="Calibri" w:eastAsia="Calibri" w:hAnsi="Calibri"/>
+                <w:b/>
+                <w:bCs/>
+                <w:color w:val="FFFFFF"/>
+                <w:sz w:val="17"/>
+                <w:szCs w:val="17"/>
+              </w:rPr>
+              <w:t xml:space="preserve"/>
+            </w:r>
+          </w:p>
+        </w:tc>
+        <w:tc>
+          <w:tcPr>
+            <w:tcW w:type="dxa" w:w="450"/>
+            <w:tcBorders>
+              <w:top w:val="single" w:color="808080" w:sz="4"/>
+              <w:left w:val="single" w:color="808080" w:sz="4"/>
+              <w:bottom w:val="single" w:color="808080" w:sz="4"/>
+              <w:right w:val="single" w:color="808080" w:sz="4"/>
+            </w:tcBorders>
+            <w:shd w:fill="D9D9D9" w:color="auto" w:val="clear"/>
+            <w:tcMar>
+              <w:top w:type="dxa" w:w="60"/>
+              <w:left w:type="dxa" w:w="20"/>
+              <w:bottom w:type="dxa" w:w="60"/>
+              <w:right w:type="dxa" w:w="20"/>
+            </w:tcMar>
+          </w:tcPr>
+          <w:p>
+            <w:pPr>
+              <w:spacing w:after="30"/>
+              <w:jc w:val="center"/>
+            </w:pPr>
+            <w:r>
+              <w:rPr>
+                <w:rFonts w:ascii="Calibri" w:cs="Calibri" w:eastAsia="Calibri" w:hAnsi="Calibri"/>
+                <w:b/>
+                <w:bCs/>
+                <w:color w:val="FFFFFF"/>
+                <w:sz w:val="17"/>
+                <w:szCs w:val="17"/>
+              </w:rPr>
+              <w:t xml:space="preserve"/>
+            </w:r>
+          </w:p>
+        </w:tc>
+        <w:tc>
+          <w:tcPr>
+            <w:tcW w:type="dxa" w:w="450"/>
+            <w:tcBorders>
+              <w:top w:val="single" w:color="808080" w:sz="4"/>
+              <w:left w:val="single" w:color="808080" w:sz="4"/>
+              <w:bottom w:val="single" w:color="808080" w:sz="4"/>
+              <w:right w:val="single" w:color="808080" w:sz="4"/>
+            </w:tcBorders>
+            <w:tcMar>
+              <w:top w:type="dxa" w:w="60"/>
+              <w:left w:type="dxa" w:w="20"/>
+              <w:bottom w:type="dxa" w:w="60"/>
+              <w:right w:type="dxa" w:w="20"/>
+            </w:tcMar>
+          </w:tcPr>
+          <w:p>
+            <w:pPr>
+              <w:spacing w:after="30"/>
+              <w:jc w:val="center"/>
+            </w:pPr>
+            <w:r>
+              <w:rPr>
+                <w:rFonts w:ascii="Calibri" w:cs="Calibri" w:eastAsia="Calibri" w:hAnsi="Calibri"/>
+                <w:b/>
+                <w:bCs/>
+                <w:color w:val="FFFFFF"/>
+                <w:sz w:val="17"/>
+                <w:szCs w:val="17"/>
+              </w:rPr>
+              <w:t xml:space="preserve"/>
+            </w:r>
+          </w:p>
+        </w:tc>
+        <w:tc>
+          <w:tcPr>
+            <w:tcW w:type="dxa" w:w="450"/>
+            <w:tcBorders>
+              <w:top w:val="single" w:color="808080" w:sz="4"/>
+              <w:left w:val="single" w:color="808080" w:sz="4"/>
+              <w:bottom w:val="single" w:color="808080" w:sz="4"/>
+              <w:right w:val="single" w:color="808080" w:sz="4"/>
+            </w:tcBorders>
+            <w:tcMar>
+              <w:top w:type="dxa" w:w="60"/>
+              <w:left w:type="dxa" w:w="20"/>
+              <w:bottom w:type="dxa" w:w="60"/>
+              <w:right w:type="dxa" w:w="20"/>
+            </w:tcMar>
+          </w:tcPr>
+          <w:p>
+            <w:pPr>
+              <w:spacing w:after="30"/>
+              <w:jc w:val="center"/>
+            </w:pPr>
+            <w:r>
+              <w:rPr>
+                <w:rFonts w:ascii="Calibri" w:cs="Calibri" w:eastAsia="Calibri" w:hAnsi="Calibri"/>
+                <w:b/>
+                <w:bCs/>
+                <w:color w:val="FFFFFF"/>
+                <w:sz w:val="17"/>
+                <w:szCs w:val="17"/>
+              </w:rPr>
+              <w:t xml:space="preserve"/>
+            </w:r>
+          </w:p>
+        </w:tc>
+      </w:tr>
+      <w:tr>
+        <w:trPr>
+          <w:cantSplit/>
+        </w:trPr>
+        <w:tc>
+          <w:tcPr>
+            <w:tcW w:type="dxa" w:w="1988"/>
+            <w:tcBorders>
+              <w:top w:val="single" w:color="808080" w:sz="4"/>
+              <w:left w:val="single" w:color="808080" w:sz="4"/>
+              <w:bottom w:val="single" w:color="808080" w:sz="4"/>
+              <w:right w:val="single" w:color="808080" w:sz="4"/>
+            </w:tcBorders>
+            <w:tcMar>
+              <w:top w:type="dxa" w:w="60"/>
+              <w:left w:type="dxa" w:w="100"/>
+              <w:bottom w:type="dxa" w:w="60"/>
+              <w:right w:type="dxa" w:w="100"/>
+            </w:tcMar>
+          </w:tcPr>
+          <w:p>
+            <w:pPr>
+              <w:spacing w:after="30"/>
+            </w:pPr>
+            <w:r>
+              <w:rPr>
+                <w:rFonts w:ascii="Calibri" w:cs="Calibri" w:eastAsia="Calibri" w:hAnsi="Calibri"/>
+                <w:b/>
+                <w:bCs/>
+                <w:sz w:val="17"/>
+                <w:szCs w:val="17"/>
+              </w:rPr>
+              <w:t xml:space="preserve">F4, F5 e F6</w:t>
+            </w:r>
+          </w:p>
+        </w:tc>
+        <w:tc>
+          <w:tcPr>
+            <w:tcW w:type="dxa" w:w="450"/>
+            <w:tcBorders>
+              <w:top w:val="single" w:color="808080" w:sz="4"/>
+              <w:left w:val="single" w:color="808080" w:sz="4"/>
+              <w:bottom w:val="single" w:color="808080" w:sz="4"/>
+              <w:right w:val="single" w:color="808080" w:sz="4"/>
+            </w:tcBorders>
+            <w:tcMar>
+              <w:top w:type="dxa" w:w="60"/>
+              <w:left w:type="dxa" w:w="20"/>
+              <w:bottom w:type="dxa" w:w="60"/>
+              <w:right w:type="dxa" w:w="20"/>
+            </w:tcMar>
+          </w:tcPr>
+          <w:p>
+            <w:pPr>
+              <w:spacing w:after="30"/>
+              <w:jc w:val="center"/>
+            </w:pPr>
+            <w:r>
+              <w:rPr>
+                <w:rFonts w:ascii="Calibri" w:cs="Calibri" w:eastAsia="Calibri" w:hAnsi="Calibri"/>
+                <w:b/>
+                <w:bCs/>
+                <w:color w:val="FFFFFF"/>
+                <w:sz w:val="17"/>
+                <w:szCs w:val="17"/>
+              </w:rPr>
+              <w:t xml:space="preserve"/>
+            </w:r>
+          </w:p>
+        </w:tc>
+        <w:tc>
+          <w:tcPr>
+            <w:tcW w:type="dxa" w:w="450"/>
+            <w:tcBorders>
+              <w:top w:val="single" w:color="808080" w:sz="4"/>
+              <w:left w:val="single" w:color="808080" w:sz="4"/>
+              <w:bottom w:val="single" w:color="808080" w:sz="4"/>
+              <w:right w:val="single" w:color="808080" w:sz="4"/>
+            </w:tcBorders>
+            <w:tcMar>
+              <w:top w:type="dxa" w:w="60"/>
+              <w:left w:type="dxa" w:w="20"/>
+              <w:bottom w:type="dxa" w:w="60"/>
+              <w:right w:type="dxa" w:w="20"/>
+            </w:tcMar>
+          </w:tcPr>
+          <w:p>
+            <w:pPr>
+              <w:spacing w:after="30"/>
+              <w:jc w:val="center"/>
+            </w:pPr>
+            <w:r>
+              <w:rPr>
+                <w:rFonts w:ascii="Calibri" w:cs="Calibri" w:eastAsia="Calibri" w:hAnsi="Calibri"/>
+                <w:b/>
+                <w:bCs/>
+                <w:color w:val="FFFFFF"/>
+                <w:sz w:val="17"/>
+                <w:szCs w:val="17"/>
+              </w:rPr>
+              <w:t xml:space="preserve"/>
+            </w:r>
+          </w:p>
+        </w:tc>
+        <w:tc>
+          <w:tcPr>
+            <w:tcW w:type="dxa" w:w="450"/>
+            <w:tcBorders>
+              <w:top w:val="single" w:color="808080" w:sz="4"/>
+              <w:left w:val="single" w:color="808080" w:sz="4"/>
+              <w:bottom w:val="single" w:color="808080" w:sz="4"/>
+              <w:right w:val="single" w:color="808080" w:sz="4"/>
+            </w:tcBorders>
+            <w:tcMar>
+              <w:top w:type="dxa" w:w="60"/>
+              <w:left w:type="dxa" w:w="20"/>
+              <w:bottom w:type="dxa" w:w="60"/>
+              <w:right w:type="dxa" w:w="20"/>
+            </w:tcMar>
+          </w:tcPr>
+          <w:p>
+            <w:pPr>
+              <w:spacing w:after="30"/>
+              <w:jc w:val="center"/>
+            </w:pPr>
+            <w:r>
+              <w:rPr>
+                <w:rFonts w:ascii="Calibri" w:cs="Calibri" w:eastAsia="Calibri" w:hAnsi="Calibri"/>
+                <w:b/>
+                <w:bCs/>
+                <w:color w:val="FFFFFF"/>
+                <w:sz w:val="17"/>
+                <w:szCs w:val="17"/>
+              </w:rPr>
+              <w:t xml:space="preserve"/>
+            </w:r>
+          </w:p>
+        </w:tc>
+        <w:tc>
+          <w:tcPr>
+            <w:tcW w:type="dxa" w:w="450"/>
+            <w:tcBorders>
+              <w:top w:val="single" w:color="808080" w:sz="4"/>
+              <w:left w:val="single" w:color="808080" w:sz="4"/>
+              <w:bottom w:val="single" w:color="808080" w:sz="4"/>
+              <w:right w:val="single" w:color="808080" w:sz="4"/>
+            </w:tcBorders>
+            <w:tcMar>
+              <w:top w:type="dxa" w:w="60"/>
+              <w:left w:type="dxa" w:w="20"/>
+              <w:bottom w:type="dxa" w:w="60"/>
+              <w:right w:type="dxa" w:w="20"/>
+            </w:tcMar>
+          </w:tcPr>
+          <w:p>
+            <w:pPr>
+              <w:spacing w:after="30"/>
+              <w:jc w:val="center"/>
+            </w:pPr>
+            <w:r>
+              <w:rPr>
+                <w:rFonts w:ascii="Calibri" w:cs="Calibri" w:eastAsia="Calibri" w:hAnsi="Calibri"/>
+                <w:b/>
+                <w:bCs/>
+                <w:color w:val="FFFFFF"/>
+                <w:sz w:val="17"/>
+                <w:szCs w:val="17"/>
+              </w:rPr>
+              <w:t xml:space="preserve"/>
+            </w:r>
+          </w:p>
+        </w:tc>
+        <w:tc>
+          <w:tcPr>
+            <w:tcW w:type="dxa" w:w="450"/>
+            <w:tcBorders>
+              <w:top w:val="single" w:color="808080" w:sz="4"/>
+              <w:left w:val="single" w:color="808080" w:sz="4"/>
+              <w:bottom w:val="single" w:color="808080" w:sz="4"/>
+              <w:right w:val="single" w:color="808080" w:sz="4"/>
+            </w:tcBorders>
+            <w:tcMar>
+              <w:top w:type="dxa" w:w="60"/>
+              <w:left w:type="dxa" w:w="20"/>
+              <w:bottom w:type="dxa" w:w="60"/>
+              <w:right w:type="dxa" w:w="20"/>
+            </w:tcMar>
+          </w:tcPr>
+          <w:p>
+            <w:pPr>
+              <w:spacing w:after="30"/>
+              <w:jc w:val="center"/>
+            </w:pPr>
+            <w:r>
+              <w:rPr>
+                <w:rFonts w:ascii="Calibri" w:cs="Calibri" w:eastAsia="Calibri" w:hAnsi="Calibri"/>
+                <w:b/>
+                <w:bCs/>
+                <w:color w:val="FFFFFF"/>
+                <w:sz w:val="17"/>
+                <w:szCs w:val="17"/>
+              </w:rPr>
+              <w:t xml:space="preserve"/>
+            </w:r>
+          </w:p>
+        </w:tc>
+        <w:tc>
+          <w:tcPr>
+            <w:tcW w:type="dxa" w:w="450"/>
+            <w:tcBorders>
+              <w:top w:val="single" w:color="808080" w:sz="4"/>
+              <w:left w:val="single" w:color="808080" w:sz="4"/>
+              <w:bottom w:val="single" w:color="808080" w:sz="4"/>
+              <w:right w:val="single" w:color="808080" w:sz="4"/>
+            </w:tcBorders>
+            <w:tcMar>
+              <w:top w:type="dxa" w:w="60"/>
+              <w:left w:type="dxa" w:w="20"/>
+              <w:bottom w:type="dxa" w:w="60"/>
+              <w:right w:type="dxa" w:w="20"/>
+            </w:tcMar>
+          </w:tcPr>
+          <w:p>
+            <w:pPr>
+              <w:spacing w:after="30"/>
+              <w:jc w:val="center"/>
+            </w:pPr>
+            <w:r>
+              <w:rPr>
+                <w:rFonts w:ascii="Calibri" w:cs="Calibri" w:eastAsia="Calibri" w:hAnsi="Calibri"/>
+                <w:b/>
+                <w:bCs/>
+                <w:color w:val="FFFFFF"/>
+                <w:sz w:val="17"/>
+                <w:szCs w:val="17"/>
+              </w:rPr>
+              <w:t xml:space="preserve"/>
+            </w:r>
+          </w:p>
+        </w:tc>
+        <w:tc>
+          <w:tcPr>
+            <w:tcW w:type="dxa" w:w="450"/>
+            <w:tcBorders>
+              <w:top w:val="single" w:color="808080" w:sz="4"/>
+              <w:left w:val="single" w:color="808080" w:sz="4"/>
+              <w:bottom w:val="single" w:color="808080" w:sz="4"/>
+              <w:right w:val="single" w:color="808080" w:sz="4"/>
+            </w:tcBorders>
+            <w:tcMar>
+              <w:top w:type="dxa" w:w="60"/>
+              <w:left w:type="dxa" w:w="20"/>
+              <w:bottom w:type="dxa" w:w="60"/>
+              <w:right w:type="dxa" w:w="20"/>
+            </w:tcMar>
+          </w:tcPr>
+          <w:p>
+            <w:pPr>
+              <w:spacing w:after="30"/>
+              <w:jc w:val="center"/>
+            </w:pPr>
+            <w:r>
+              <w:rPr>
+                <w:rFonts w:ascii="Calibri" w:cs="Calibri" w:eastAsia="Calibri" w:hAnsi="Calibri"/>
+                <w:b/>
+                <w:bCs/>
+                <w:color w:val="FFFFFF"/>
+                <w:sz w:val="17"/>
+                <w:szCs w:val="17"/>
+              </w:rPr>
+              <w:t xml:space="preserve"/>
+            </w:r>
+          </w:p>
+        </w:tc>
+        <w:tc>
+          <w:tcPr>
+            <w:tcW w:type="dxa" w:w="450"/>
+            <w:tcBorders>
+              <w:top w:val="single" w:color="808080" w:sz="4"/>
+              <w:left w:val="single" w:color="808080" w:sz="4"/>
+              <w:bottom w:val="single" w:color="808080" w:sz="4"/>
+              <w:right w:val="single" w:color="808080" w:sz="4"/>
+            </w:tcBorders>
+            <w:shd w:fill="D9D9D9" w:color="auto" w:val="clear"/>
+            <w:tcMar>
+              <w:top w:type="dxa" w:w="60"/>
+              <w:left w:type="dxa" w:w="20"/>
+              <w:bottom w:type="dxa" w:w="60"/>
+              <w:right w:type="dxa" w:w="20"/>
+            </w:tcMar>
+          </w:tcPr>
+          <w:p>
+            <w:pPr>
+              <w:spacing w:after="30"/>
+              <w:jc w:val="center"/>
+            </w:pPr>
+            <w:r>
+              <w:rPr>
+                <w:rFonts w:ascii="Calibri" w:cs="Calibri" w:eastAsia="Calibri" w:hAnsi="Calibri"/>
+                <w:b/>
+                <w:bCs/>
+                <w:color w:val="FFFFFF"/>
+                <w:sz w:val="17"/>
+                <w:szCs w:val="17"/>
+              </w:rPr>
+              <w:t xml:space="preserve"/>
+            </w:r>
+          </w:p>
+        </w:tc>
+        <w:tc>
+          <w:tcPr>
+            <w:tcW w:type="dxa" w:w="450"/>
+            <w:tcBorders>
+              <w:top w:val="single" w:color="808080" w:sz="4"/>
+              <w:left w:val="single" w:color="808080" w:sz="4"/>
+              <w:bottom w:val="single" w:color="808080" w:sz="4"/>
+              <w:right w:val="single" w:color="808080" w:sz="4"/>
+            </w:tcBorders>
+            <w:shd w:fill="D9D9D9" w:color="auto" w:val="clear"/>
+            <w:tcMar>
+              <w:top w:type="dxa" w:w="60"/>
+              <w:left w:type="dxa" w:w="20"/>
+              <w:bottom w:type="dxa" w:w="60"/>
+              <w:right w:type="dxa" w:w="20"/>
+            </w:tcMar>
+          </w:tcPr>
+          <w:p>
+            <w:pPr>
+              <w:spacing w:after="30"/>
+              <w:jc w:val="center"/>
+            </w:pPr>
+            <w:r>
+              <w:rPr>
+                <w:rFonts w:ascii="Calibri" w:cs="Calibri" w:eastAsia="Calibri" w:hAnsi="Calibri"/>
+                <w:b/>
+                <w:bCs/>
+                <w:color w:val="FFFFFF"/>
+                <w:sz w:val="17"/>
+                <w:szCs w:val="17"/>
+              </w:rPr>
+              <w:t xml:space="preserve"/>
+            </w:r>
+          </w:p>
+        </w:tc>
+        <w:tc>
+          <w:tcPr>
+            <w:tcW w:type="dxa" w:w="450"/>
+            <w:tcBorders>
+              <w:top w:val="single" w:color="808080" w:sz="4"/>
+              <w:left w:val="single" w:color="808080" w:sz="4"/>
+              <w:bottom w:val="single" w:color="808080" w:sz="4"/>
+              <w:right w:val="single" w:color="808080" w:sz="4"/>
+            </w:tcBorders>
+            <w:shd w:fill="2E5597" w:color="auto" w:val="clear"/>
+            <w:tcMar>
+              <w:top w:type="dxa" w:w="60"/>
+              <w:left w:type="dxa" w:w="20"/>
+              <w:bottom w:type="dxa" w:w="60"/>
+              <w:right w:type="dxa" w:w="20"/>
+            </w:tcMar>
+          </w:tcPr>
+          <w:p>
+            <w:pPr>
+              <w:spacing w:after="30"/>
+              <w:jc w:val="center"/>
+            </w:pPr>
+            <w:r>
+              <w:rPr>
+                <w:rFonts w:ascii="Calibri" w:cs="Calibri" w:eastAsia="Calibri" w:hAnsi="Calibri"/>
+                <w:b/>
+                <w:bCs/>
+                <w:color w:val="FFFFFF"/>
+                <w:sz w:val="17"/>
+                <w:szCs w:val="17"/>
+              </w:rPr>
+              <w:t xml:space="preserve"/>
+            </w:r>
+          </w:p>
+        </w:tc>
+        <w:tc>
+          <w:tcPr>
+            <w:tcW w:type="dxa" w:w="450"/>
+            <w:tcBorders>
+              <w:top w:val="single" w:color="808080" w:sz="4"/>
+              <w:left w:val="single" w:color="808080" w:sz="4"/>
+              <w:bottom w:val="single" w:color="808080" w:sz="4"/>
+              <w:right w:val="single" w:color="808080" w:sz="4"/>
+            </w:tcBorders>
+            <w:shd w:fill="2E5597" w:color="auto" w:val="clear"/>
+            <w:tcMar>
+              <w:top w:type="dxa" w:w="60"/>
+              <w:left w:type="dxa" w:w="20"/>
+              <w:bottom w:type="dxa" w:w="60"/>
+              <w:right w:type="dxa" w:w="20"/>
+            </w:tcMar>
+          </w:tcPr>
+          <w:p>
+            <w:pPr>
+              <w:spacing w:after="30"/>
+              <w:jc w:val="center"/>
+            </w:pPr>
+            <w:r>
+              <w:rPr>
+                <w:rFonts w:ascii="Calibri" w:cs="Calibri" w:eastAsia="Calibri" w:hAnsi="Calibri"/>
+                <w:b/>
+                <w:bCs/>
+                <w:color w:val="FFFFFF"/>
+                <w:sz w:val="17"/>
+                <w:szCs w:val="17"/>
+              </w:rPr>
+              <w:t xml:space="preserve"/>
+            </w:r>
+          </w:p>
+        </w:tc>
+        <w:tc>
+          <w:tcPr>
+            <w:tcW w:type="dxa" w:w="450"/>
+            <w:tcBorders>
+              <w:top w:val="single" w:color="808080" w:sz="4"/>
+              <w:left w:val="single" w:color="808080" w:sz="4"/>
+              <w:bottom w:val="single" w:color="808080" w:sz="4"/>
+              <w:right w:val="single" w:color="808080" w:sz="4"/>
+            </w:tcBorders>
+            <w:shd w:fill="2E5597" w:color="auto" w:val="clear"/>
+            <w:tcMar>
+              <w:top w:type="dxa" w:w="60"/>
+              <w:left w:type="dxa" w:w="20"/>
+              <w:bottom w:type="dxa" w:w="60"/>
+              <w:right w:type="dxa" w:w="20"/>
+            </w:tcMar>
+          </w:tcPr>
+          <w:p>
+            <w:pPr>
+              <w:spacing w:after="30"/>
+              <w:jc w:val="center"/>
+            </w:pPr>
+            <w:r>
+              <w:rPr>
+                <w:rFonts w:ascii="Calibri" w:cs="Calibri" w:eastAsia="Calibri" w:hAnsi="Calibri"/>
+                <w:b/>
+                <w:bCs/>
+                <w:color w:val="FFFFFF"/>
+                <w:sz w:val="17"/>
+                <w:szCs w:val="17"/>
+              </w:rPr>
+              <w:t xml:space="preserve"/>
+            </w:r>
+          </w:p>
+        </w:tc>
+        <w:tc>
+          <w:tcPr>
+            <w:tcW w:type="dxa" w:w="450"/>
+            <w:tcBorders>
+              <w:top w:val="single" w:color="808080" w:sz="4"/>
+              <w:left w:val="single" w:color="808080" w:sz="4"/>
+              <w:bottom w:val="single" w:color="808080" w:sz="4"/>
+              <w:right w:val="single" w:color="808080" w:sz="4"/>
+            </w:tcBorders>
+            <w:shd w:fill="2E5597" w:color="auto" w:val="clear"/>
+            <w:tcMar>
+              <w:top w:type="dxa" w:w="60"/>
+              <w:left w:type="dxa" w:w="20"/>
+              <w:bottom w:type="dxa" w:w="60"/>
+              <w:right w:type="dxa" w:w="20"/>
+            </w:tcMar>
+          </w:tcPr>
+          <w:p>
+            <w:pPr>
+              <w:spacing w:after="30"/>
+              <w:jc w:val="center"/>
+            </w:pPr>
+            <w:r>
+              <w:rPr>
+                <w:rFonts w:ascii="Calibri" w:cs="Calibri" w:eastAsia="Calibri" w:hAnsi="Calibri"/>
+                <w:b/>
+                <w:bCs/>
+                <w:color w:val="FFFFFF"/>
+                <w:sz w:val="17"/>
+                <w:szCs w:val="17"/>
+              </w:rPr>
+              <w:t xml:space="preserve"/>
+            </w:r>
+          </w:p>
+        </w:tc>
+        <w:tc>
+          <w:tcPr>
+            <w:tcW w:type="dxa" w:w="450"/>
+            <w:tcBorders>
+              <w:top w:val="single" w:color="808080" w:sz="4"/>
+              <w:left w:val="single" w:color="808080" w:sz="4"/>
+              <w:bottom w:val="single" w:color="808080" w:sz="4"/>
+              <w:right w:val="single" w:color="808080" w:sz="4"/>
+            </w:tcBorders>
+            <w:shd w:fill="2E5597" w:color="auto" w:val="clear"/>
+            <w:tcMar>
+              <w:top w:type="dxa" w:w="60"/>
+              <w:left w:type="dxa" w:w="20"/>
+              <w:bottom w:type="dxa" w:w="60"/>
+              <w:right w:type="dxa" w:w="20"/>
+            </w:tcMar>
+          </w:tcPr>
+          <w:p>
+            <w:pPr>
+              <w:spacing w:after="30"/>
+              <w:jc w:val="center"/>
+            </w:pPr>
+            <w:r>
+              <w:rPr>
+                <w:rFonts w:ascii="Calibri" w:cs="Calibri" w:eastAsia="Calibri" w:hAnsi="Calibri"/>
+                <w:b/>
+                <w:bCs/>
+                <w:color w:val="FFFFFF"/>
+                <w:sz w:val="17"/>
+                <w:szCs w:val="17"/>
+              </w:rPr>
+              <w:t xml:space="preserve"/>
+            </w:r>
+          </w:p>
+        </w:tc>
+        <w:tc>
+          <w:tcPr>
+            <w:tcW w:type="dxa" w:w="450"/>
+            <w:tcBorders>
+              <w:top w:val="single" w:color="808080" w:sz="4"/>
+              <w:left w:val="single" w:color="808080" w:sz="4"/>
+              <w:bottom w:val="single" w:color="808080" w:sz="4"/>
+              <w:right w:val="single" w:color="808080" w:sz="4"/>
+            </w:tcBorders>
+            <w:shd w:fill="D9D9D9" w:color="auto" w:val="clear"/>
+            <w:tcMar>
+              <w:top w:type="dxa" w:w="60"/>
+              <w:left w:type="dxa" w:w="20"/>
+              <w:bottom w:type="dxa" w:w="60"/>
+              <w:right w:type="dxa" w:w="20"/>
+            </w:tcMar>
+          </w:tcPr>
+          <w:p>
+            <w:pPr>
+              <w:spacing w:after="30"/>
+              <w:jc w:val="center"/>
+            </w:pPr>
+            <w:r>
+              <w:rPr>
+                <w:rFonts w:ascii="Calibri" w:cs="Calibri" w:eastAsia="Calibri" w:hAnsi="Calibri"/>
+                <w:b/>
+                <w:bCs/>
+                <w:color w:val="FFFFFF"/>
+                <w:sz w:val="17"/>
+                <w:szCs w:val="17"/>
+              </w:rPr>
+              <w:t xml:space="preserve"/>
+            </w:r>
+          </w:p>
+        </w:tc>
+        <w:tc>
+          <w:tcPr>
+            <w:tcW w:type="dxa" w:w="450"/>
+            <w:tcBorders>
+              <w:top w:val="single" w:color="808080" w:sz="4"/>
+              <w:left w:val="single" w:color="808080" w:sz="4"/>
+              <w:bottom w:val="single" w:color="808080" w:sz="4"/>
+              <w:right w:val="single" w:color="808080" w:sz="4"/>
+            </w:tcBorders>
+            <w:tcMar>
+              <w:top w:type="dxa" w:w="60"/>
+              <w:left w:type="dxa" w:w="20"/>
+              <w:bottom w:type="dxa" w:w="60"/>
+              <w:right w:type="dxa" w:w="20"/>
+            </w:tcMar>
+          </w:tcPr>
+          <w:p>
+            <w:pPr>
+              <w:spacing w:after="30"/>
+              <w:jc w:val="center"/>
+            </w:pPr>
+            <w:r>
+              <w:rPr>
+                <w:rFonts w:ascii="Calibri" w:cs="Calibri" w:eastAsia="Calibri" w:hAnsi="Calibri"/>
+                <w:b/>
+                <w:bCs/>
+                <w:color w:val="FFFFFF"/>
+                <w:sz w:val="17"/>
+                <w:szCs w:val="17"/>
+              </w:rPr>
+              <w:t xml:space="preserve"/>
+            </w:r>
+          </w:p>
+        </w:tc>
+        <w:tc>
+          <w:tcPr>
+            <w:tcW w:type="dxa" w:w="450"/>
+            <w:tcBorders>
+              <w:top w:val="single" w:color="808080" w:sz="4"/>
+              <w:left w:val="single" w:color="808080" w:sz="4"/>
+              <w:bottom w:val="single" w:color="808080" w:sz="4"/>
+              <w:right w:val="single" w:color="808080" w:sz="4"/>
+            </w:tcBorders>
+            <w:tcMar>
+              <w:top w:type="dxa" w:w="60"/>
+              <w:left w:type="dxa" w:w="20"/>
+              <w:bottom w:type="dxa" w:w="60"/>
+              <w:right w:type="dxa" w:w="20"/>
+            </w:tcMar>
+          </w:tcPr>
+          <w:p>
+            <w:pPr>
+              <w:spacing w:after="30"/>
+              <w:jc w:val="center"/>
+            </w:pPr>
+            <w:r>
+              <w:rPr>
+                <w:rFonts w:ascii="Calibri" w:cs="Calibri" w:eastAsia="Calibri" w:hAnsi="Calibri"/>
+                <w:b/>
+                <w:bCs/>
+                <w:color w:val="FFFFFF"/>
+                <w:sz w:val="17"/>
+                <w:szCs w:val="17"/>
+              </w:rPr>
+              <w:t xml:space="preserve"/>
+            </w:r>
+          </w:p>
+        </w:tc>
+      </w:tr>
+      <w:tr>
+        <w:trPr>
+          <w:cantSplit/>
+        </w:trPr>
+        <w:tc>
+          <w:tcPr>
+            <w:tcW w:type="dxa" w:w="1988"/>
+            <w:tcBorders>
+              <w:top w:val="single" w:color="808080" w:sz="4"/>
+              <w:left w:val="single" w:color="808080" w:sz="4"/>
+              <w:bottom w:val="single" w:color="808080" w:sz="4"/>
+              <w:right w:val="single" w:color="808080" w:sz="4"/>
+            </w:tcBorders>
+            <w:tcMar>
+              <w:top w:type="dxa" w:w="60"/>
+              <w:left w:type="dxa" w:w="100"/>
+              <w:bottom w:type="dxa" w:w="60"/>
+              <w:right w:type="dxa" w:w="100"/>
+            </w:tcMar>
+          </w:tcPr>
+          <w:p>
+            <w:pPr>
+              <w:spacing w:after="30"/>
+            </w:pPr>
+            <w:r>
+              <w:rPr>
+                <w:rFonts w:ascii="Calibri" w:cs="Calibri" w:eastAsia="Calibri" w:hAnsi="Calibri"/>
+                <w:b/>
+                <w:bCs/>
+                <w:sz w:val="17"/>
+                <w:szCs w:val="17"/>
+              </w:rPr>
+              <w:t xml:space="preserve">F7 e F8</w:t>
+            </w:r>
+          </w:p>
+        </w:tc>
+        <w:tc>
+          <w:tcPr>
+            <w:tcW w:type="dxa" w:w="450"/>
+            <w:tcBorders>
+              <w:top w:val="single" w:color="808080" w:sz="4"/>
+              <w:left w:val="single" w:color="808080" w:sz="4"/>
+              <w:bottom w:val="single" w:color="808080" w:sz="4"/>
+              <w:right w:val="single" w:color="808080" w:sz="4"/>
+            </w:tcBorders>
+            <w:tcMar>
+              <w:top w:type="dxa" w:w="60"/>
+              <w:left w:type="dxa" w:w="20"/>
+              <w:bottom w:type="dxa" w:w="60"/>
+              <w:right w:type="dxa" w:w="20"/>
+            </w:tcMar>
+          </w:tcPr>
+          <w:p>
+            <w:pPr>
+              <w:spacing w:after="30"/>
+              <w:jc w:val="center"/>
+            </w:pPr>
+            <w:r>
+              <w:rPr>
+                <w:rFonts w:ascii="Calibri" w:cs="Calibri" w:eastAsia="Calibri" w:hAnsi="Calibri"/>
+                <w:b/>
+                <w:bCs/>
+                <w:color w:val="FFFFFF"/>
+                <w:sz w:val="17"/>
+                <w:szCs w:val="17"/>
+              </w:rPr>
+              <w:t xml:space="preserve"/>
+            </w:r>
+          </w:p>
+        </w:tc>
+        <w:tc>
+          <w:tcPr>
+            <w:tcW w:type="dxa" w:w="450"/>
+            <w:tcBorders>
+              <w:top w:val="single" w:color="808080" w:sz="4"/>
+              <w:left w:val="single" w:color="808080" w:sz="4"/>
+              <w:bottom w:val="single" w:color="808080" w:sz="4"/>
+              <w:right w:val="single" w:color="808080" w:sz="4"/>
+            </w:tcBorders>
+            <w:tcMar>
+              <w:top w:type="dxa" w:w="60"/>
+              <w:left w:type="dxa" w:w="20"/>
+              <w:bottom w:type="dxa" w:w="60"/>
+              <w:right w:type="dxa" w:w="20"/>
+            </w:tcMar>
+          </w:tcPr>
+          <w:p>
+            <w:pPr>
+              <w:spacing w:after="30"/>
+              <w:jc w:val="center"/>
+            </w:pPr>
+            <w:r>
+              <w:rPr>
+                <w:rFonts w:ascii="Calibri" w:cs="Calibri" w:eastAsia="Calibri" w:hAnsi="Calibri"/>
+                <w:b/>
+                <w:bCs/>
+                <w:color w:val="FFFFFF"/>
+                <w:sz w:val="17"/>
+                <w:szCs w:val="17"/>
+              </w:rPr>
+              <w:t xml:space="preserve"/>
+            </w:r>
+          </w:p>
+        </w:tc>
+        <w:tc>
+          <w:tcPr>
+            <w:tcW w:type="dxa" w:w="450"/>
+            <w:tcBorders>
+              <w:top w:val="single" w:color="808080" w:sz="4"/>
+              <w:left w:val="single" w:color="808080" w:sz="4"/>
+              <w:bottom w:val="single" w:color="808080" w:sz="4"/>
+              <w:right w:val="single" w:color="808080" w:sz="4"/>
+            </w:tcBorders>
+            <w:tcMar>
+              <w:top w:type="dxa" w:w="60"/>
+              <w:left w:type="dxa" w:w="20"/>
+              <w:bottom w:type="dxa" w:w="60"/>
+              <w:right w:type="dxa" w:w="20"/>
+            </w:tcMar>
+          </w:tcPr>
+          <w:p>
+            <w:pPr>
+              <w:spacing w:after="30"/>
+              <w:jc w:val="center"/>
+            </w:pPr>
+            <w:r>
+              <w:rPr>
+                <w:rFonts w:ascii="Calibri" w:cs="Calibri" w:eastAsia="Calibri" w:hAnsi="Calibri"/>
+                <w:b/>
+                <w:bCs/>
+                <w:color w:val="FFFFFF"/>
+                <w:sz w:val="17"/>
+                <w:szCs w:val="17"/>
+              </w:rPr>
+              <w:t xml:space="preserve"/>
+            </w:r>
+          </w:p>
+        </w:tc>
+        <w:tc>
+          <w:tcPr>
+            <w:tcW w:type="dxa" w:w="450"/>
+            <w:tcBorders>
+              <w:top w:val="single" w:color="808080" w:sz="4"/>
+              <w:left w:val="single" w:color="808080" w:sz="4"/>
+              <w:bottom w:val="single" w:color="808080" w:sz="4"/>
+              <w:right w:val="single" w:color="808080" w:sz="4"/>
+            </w:tcBorders>
+            <w:tcMar>
+              <w:top w:type="dxa" w:w="60"/>
+              <w:left w:type="dxa" w:w="20"/>
+              <w:bottom w:type="dxa" w:w="60"/>
+              <w:right w:type="dxa" w:w="20"/>
+            </w:tcMar>
+          </w:tcPr>
+          <w:p>
+            <w:pPr>
+              <w:spacing w:after="30"/>
+              <w:jc w:val="center"/>
+            </w:pPr>
+            <w:r>
+              <w:rPr>
+                <w:rFonts w:ascii="Calibri" w:cs="Calibri" w:eastAsia="Calibri" w:hAnsi="Calibri"/>
+                <w:b/>
+                <w:bCs/>
+                <w:color w:val="FFFFFF"/>
+                <w:sz w:val="17"/>
+                <w:szCs w:val="17"/>
+              </w:rPr>
+              <w:t xml:space="preserve"/>
+            </w:r>
+          </w:p>
+        </w:tc>
+        <w:tc>
+          <w:tcPr>
+            <w:tcW w:type="dxa" w:w="450"/>
+            <w:tcBorders>
+              <w:top w:val="single" w:color="808080" w:sz="4"/>
+              <w:left w:val="single" w:color="808080" w:sz="4"/>
+              <w:bottom w:val="single" w:color="808080" w:sz="4"/>
+              <w:right w:val="single" w:color="808080" w:sz="4"/>
+            </w:tcBorders>
+            <w:tcMar>
+              <w:top w:type="dxa" w:w="60"/>
+              <w:left w:type="dxa" w:w="20"/>
+              <w:bottom w:type="dxa" w:w="60"/>
+              <w:right w:type="dxa" w:w="20"/>
+            </w:tcMar>
+          </w:tcPr>
+          <w:p>
+            <w:pPr>
+              <w:spacing w:after="30"/>
+              <w:jc w:val="center"/>
+            </w:pPr>
+            <w:r>
+              <w:rPr>
+                <w:rFonts w:ascii="Calibri" w:cs="Calibri" w:eastAsia="Calibri" w:hAnsi="Calibri"/>
+                <w:b/>
+                <w:bCs/>
+                <w:color w:val="FFFFFF"/>
+                <w:sz w:val="17"/>
+                <w:szCs w:val="17"/>
+              </w:rPr>
+              <w:t xml:space="preserve"/>
+            </w:r>
+          </w:p>
+        </w:tc>
+        <w:tc>
+          <w:tcPr>
+            <w:tcW w:type="dxa" w:w="450"/>
+            <w:tcBorders>
+              <w:top w:val="single" w:color="808080" w:sz="4"/>
+              <w:left w:val="single" w:color="808080" w:sz="4"/>
+              <w:bottom w:val="single" w:color="808080" w:sz="4"/>
+              <w:right w:val="single" w:color="808080" w:sz="4"/>
+            </w:tcBorders>
+            <w:tcMar>
+              <w:top w:type="dxa" w:w="60"/>
+              <w:left w:type="dxa" w:w="20"/>
+              <w:bottom w:type="dxa" w:w="60"/>
+              <w:right w:type="dxa" w:w="20"/>
+            </w:tcMar>
+          </w:tcPr>
+          <w:p>
+            <w:pPr>
+              <w:spacing w:after="30"/>
+              <w:jc w:val="center"/>
+            </w:pPr>
+            <w:r>
+              <w:rPr>
+                <w:rFonts w:ascii="Calibri" w:cs="Calibri" w:eastAsia="Calibri" w:hAnsi="Calibri"/>
+                <w:b/>
+                <w:bCs/>
+                <w:color w:val="FFFFFF"/>
+                <w:sz w:val="17"/>
+                <w:szCs w:val="17"/>
+              </w:rPr>
+              <w:t xml:space="preserve"/>
+            </w:r>
+          </w:p>
+        </w:tc>
+        <w:tc>
+          <w:tcPr>
+            <w:tcW w:type="dxa" w:w="450"/>
+            <w:tcBorders>
+              <w:top w:val="single" w:color="808080" w:sz="4"/>
+              <w:left w:val="single" w:color="808080" w:sz="4"/>
+              <w:bottom w:val="single" w:color="808080" w:sz="4"/>
+              <w:right w:val="single" w:color="808080" w:sz="4"/>
+            </w:tcBorders>
+            <w:tcMar>
+              <w:top w:type="dxa" w:w="60"/>
+              <w:left w:type="dxa" w:w="20"/>
+              <w:bottom w:type="dxa" w:w="60"/>
+              <w:right w:type="dxa" w:w="20"/>
+            </w:tcMar>
+          </w:tcPr>
+          <w:p>
+            <w:pPr>
+              <w:spacing w:after="30"/>
+              <w:jc w:val="center"/>
+            </w:pPr>
+            <w:r>
+              <w:rPr>
+                <w:rFonts w:ascii="Calibri" w:cs="Calibri" w:eastAsia="Calibri" w:hAnsi="Calibri"/>
+                <w:b/>
+                <w:bCs/>
+                <w:color w:val="FFFFFF"/>
+                <w:sz w:val="17"/>
+                <w:szCs w:val="17"/>
+              </w:rPr>
+              <w:t xml:space="preserve"/>
+            </w:r>
+          </w:p>
+        </w:tc>
+        <w:tc>
+          <w:tcPr>
+            <w:tcW w:type="dxa" w:w="450"/>
+            <w:tcBorders>
+              <w:top w:val="single" w:color="808080" w:sz="4"/>
+              <w:left w:val="single" w:color="808080" w:sz="4"/>
+              <w:bottom w:val="single" w:color="808080" w:sz="4"/>
+              <w:right w:val="single" w:color="808080" w:sz="4"/>
+            </w:tcBorders>
+            <w:shd w:fill="D9D9D9" w:color="auto" w:val="clear"/>
+            <w:tcMar>
+              <w:top w:type="dxa" w:w="60"/>
+              <w:left w:type="dxa" w:w="20"/>
+              <w:bottom w:type="dxa" w:w="60"/>
+              <w:right w:type="dxa" w:w="20"/>
+            </w:tcMar>
+          </w:tcPr>
+          <w:p>
+            <w:pPr>
+              <w:spacing w:after="30"/>
+              <w:jc w:val="center"/>
+            </w:pPr>
+            <w:r>
+              <w:rPr>
+                <w:rFonts w:ascii="Calibri" w:cs="Calibri" w:eastAsia="Calibri" w:hAnsi="Calibri"/>
+                <w:b/>
+                <w:bCs/>
+                <w:color w:val="FFFFFF"/>
+                <w:sz w:val="17"/>
+                <w:szCs w:val="17"/>
+              </w:rPr>
+              <w:t xml:space="preserve"/>
+            </w:r>
+          </w:p>
+        </w:tc>
+        <w:tc>
+          <w:tcPr>
+            <w:tcW w:type="dxa" w:w="450"/>
+            <w:tcBorders>
+              <w:top w:val="single" w:color="808080" w:sz="4"/>
+              <w:left w:val="single" w:color="808080" w:sz="4"/>
+              <w:bottom w:val="single" w:color="808080" w:sz="4"/>
+              <w:right w:val="single" w:color="808080" w:sz="4"/>
+            </w:tcBorders>
+            <w:shd w:fill="D9D9D9" w:color="auto" w:val="clear"/>
+            <w:tcMar>
+              <w:top w:type="dxa" w:w="60"/>
+              <w:left w:type="dxa" w:w="20"/>
+              <w:bottom w:type="dxa" w:w="60"/>
+              <w:right w:type="dxa" w:w="20"/>
+            </w:tcMar>
+          </w:tcPr>
+          <w:p>
+            <w:pPr>
+              <w:spacing w:after="30"/>
+              <w:jc w:val="center"/>
+            </w:pPr>
+            <w:r>
+              <w:rPr>
+                <w:rFonts w:ascii="Calibri" w:cs="Calibri" w:eastAsia="Calibri" w:hAnsi="Calibri"/>
+                <w:b/>
+                <w:bCs/>
+                <w:color w:val="FFFFFF"/>
+                <w:sz w:val="17"/>
+                <w:szCs w:val="17"/>
+              </w:rPr>
+              <w:t xml:space="preserve"/>
+            </w:r>
+          </w:p>
+        </w:tc>
+        <w:tc>
+          <w:tcPr>
+            <w:tcW w:type="dxa" w:w="450"/>
+            <w:tcBorders>
+              <w:top w:val="single" w:color="808080" w:sz="4"/>
+              <w:left w:val="single" w:color="808080" w:sz="4"/>
+              <w:bottom w:val="single" w:color="808080" w:sz="4"/>
+              <w:right w:val="single" w:color="808080" w:sz="4"/>
+            </w:tcBorders>
+            <w:tcMar>
+              <w:top w:type="dxa" w:w="60"/>
+              <w:left w:type="dxa" w:w="20"/>
+              <w:bottom w:type="dxa" w:w="60"/>
+              <w:right w:type="dxa" w:w="20"/>
+            </w:tcMar>
+          </w:tcPr>
+          <w:p>
+            <w:pPr>
+              <w:spacing w:after="30"/>
+              <w:jc w:val="center"/>
+            </w:pPr>
+            <w:r>
+              <w:rPr>
+                <w:rFonts w:ascii="Calibri" w:cs="Calibri" w:eastAsia="Calibri" w:hAnsi="Calibri"/>
+                <w:b/>
+                <w:bCs/>
+                <w:color w:val="FFFFFF"/>
+                <w:sz w:val="17"/>
+                <w:szCs w:val="17"/>
+              </w:rPr>
+              <w:t xml:space="preserve"/>
+            </w:r>
+          </w:p>
+        </w:tc>
+        <w:tc>
+          <w:tcPr>
+            <w:tcW w:type="dxa" w:w="450"/>
+            <w:tcBorders>
+              <w:top w:val="single" w:color="808080" w:sz="4"/>
+              <w:left w:val="single" w:color="808080" w:sz="4"/>
+              <w:bottom w:val="single" w:color="808080" w:sz="4"/>
+              <w:right w:val="single" w:color="808080" w:sz="4"/>
+            </w:tcBorders>
+            <w:tcMar>
+              <w:top w:type="dxa" w:w="60"/>
+              <w:left w:type="dxa" w:w="20"/>
+              <w:bottom w:type="dxa" w:w="60"/>
+              <w:right w:type="dxa" w:w="20"/>
+            </w:tcMar>
+          </w:tcPr>
+          <w:p>
+            <w:pPr>
+              <w:spacing w:after="30"/>
+              <w:jc w:val="center"/>
+            </w:pPr>
+            <w:r>
+              <w:rPr>
+                <w:rFonts w:ascii="Calibri" w:cs="Calibri" w:eastAsia="Calibri" w:hAnsi="Calibri"/>
+                <w:b/>
+                <w:bCs/>
+                <w:color w:val="FFFFFF"/>
+                <w:sz w:val="17"/>
+                <w:szCs w:val="17"/>
+              </w:rPr>
+              <w:t xml:space="preserve"/>
+            </w:r>
+          </w:p>
+        </w:tc>
+        <w:tc>
+          <w:tcPr>
+            <w:tcW w:type="dxa" w:w="450"/>
+            <w:tcBorders>
+              <w:top w:val="single" w:color="808080" w:sz="4"/>
+              <w:left w:val="single" w:color="808080" w:sz="4"/>
+              <w:bottom w:val="single" w:color="808080" w:sz="4"/>
+              <w:right w:val="single" w:color="808080" w:sz="4"/>
+            </w:tcBorders>
+            <w:shd w:fill="2E5597" w:color="auto" w:val="clear"/>
+            <w:tcMar>
+              <w:top w:type="dxa" w:w="60"/>
+              <w:left w:type="dxa" w:w="20"/>
+              <w:bottom w:type="dxa" w:w="60"/>
+              <w:right w:type="dxa" w:w="20"/>
+            </w:tcMar>
+          </w:tcPr>
+          <w:p>
+            <w:pPr>
+              <w:spacing w:after="30"/>
+              <w:jc w:val="center"/>
+            </w:pPr>
+            <w:r>
+              <w:rPr>
+                <w:rFonts w:ascii="Calibri" w:cs="Calibri" w:eastAsia="Calibri" w:hAnsi="Calibri"/>
+                <w:b/>
+                <w:bCs/>
+                <w:color w:val="FFFFFF"/>
+                <w:sz w:val="17"/>
+                <w:szCs w:val="17"/>
+              </w:rPr>
+              <w:t xml:space="preserve"/>
+            </w:r>
+          </w:p>
+        </w:tc>
+        <w:tc>
+          <w:tcPr>
+            <w:tcW w:type="dxa" w:w="450"/>
+            <w:tcBorders>
+              <w:top w:val="single" w:color="808080" w:sz="4"/>
+              <w:left w:val="single" w:color="808080" w:sz="4"/>
+              <w:bottom w:val="single" w:color="808080" w:sz="4"/>
+              <w:right w:val="single" w:color="808080" w:sz="4"/>
+            </w:tcBorders>
+            <w:shd w:fill="2E5597" w:color="auto" w:val="clear"/>
+            <w:tcMar>
+              <w:top w:type="dxa" w:w="60"/>
+              <w:left w:type="dxa" w:w="20"/>
+              <w:bottom w:type="dxa" w:w="60"/>
+              <w:right w:type="dxa" w:w="20"/>
+            </w:tcMar>
+          </w:tcPr>
+          <w:p>
+            <w:pPr>
+              <w:spacing w:after="30"/>
+              <w:jc w:val="center"/>
+            </w:pPr>
+            <w:r>
+              <w:rPr>
+                <w:rFonts w:ascii="Calibri" w:cs="Calibri" w:eastAsia="Calibri" w:hAnsi="Calibri"/>
+                <w:b/>
+                <w:bCs/>
+                <w:color w:val="FFFFFF"/>
+                <w:sz w:val="17"/>
+                <w:szCs w:val="17"/>
+              </w:rPr>
+              <w:t xml:space="preserve"/>
+            </w:r>
+          </w:p>
+        </w:tc>
+        <w:tc>
+          <w:tcPr>
+            <w:tcW w:type="dxa" w:w="450"/>
+            <w:tcBorders>
+              <w:top w:val="single" w:color="808080" w:sz="4"/>
+              <w:left w:val="single" w:color="808080" w:sz="4"/>
+              <w:bottom w:val="single" w:color="808080" w:sz="4"/>
+              <w:right w:val="single" w:color="808080" w:sz="4"/>
+            </w:tcBorders>
+            <w:shd w:fill="2E5597" w:color="auto" w:val="clear"/>
+            <w:tcMar>
+              <w:top w:type="dxa" w:w="60"/>
+              <w:left w:type="dxa" w:w="20"/>
+              <w:bottom w:type="dxa" w:w="60"/>
+              <w:right w:type="dxa" w:w="20"/>
+            </w:tcMar>
+          </w:tcPr>
+          <w:p>
+            <w:pPr>
+              <w:spacing w:after="30"/>
+              <w:jc w:val="center"/>
+            </w:pPr>
+            <w:r>
+              <w:rPr>
+                <w:rFonts w:ascii="Calibri" w:cs="Calibri" w:eastAsia="Calibri" w:hAnsi="Calibri"/>
+                <w:b/>
+                <w:bCs/>
+                <w:color w:val="FFFFFF"/>
+                <w:sz w:val="17"/>
+                <w:szCs w:val="17"/>
+              </w:rPr>
+              <w:t xml:space="preserve"/>
+            </w:r>
+          </w:p>
+        </w:tc>
+        <w:tc>
+          <w:tcPr>
+            <w:tcW w:type="dxa" w:w="450"/>
+            <w:tcBorders>
+              <w:top w:val="single" w:color="808080" w:sz="4"/>
+              <w:left w:val="single" w:color="808080" w:sz="4"/>
+              <w:bottom w:val="single" w:color="808080" w:sz="4"/>
+              <w:right w:val="single" w:color="808080" w:sz="4"/>
+            </w:tcBorders>
+            <w:shd w:fill="2E5597" w:color="auto" w:val="clear"/>
+            <w:tcMar>
+              <w:top w:type="dxa" w:w="60"/>
+              <w:left w:type="dxa" w:w="20"/>
+              <w:bottom w:type="dxa" w:w="60"/>
+              <w:right w:type="dxa" w:w="20"/>
+            </w:tcMar>
+          </w:tcPr>
+          <w:p>
+            <w:pPr>
+              <w:spacing w:after="30"/>
+              <w:jc w:val="center"/>
+            </w:pPr>
+            <w:r>
+              <w:rPr>
+                <w:rFonts w:ascii="Calibri" w:cs="Calibri" w:eastAsia="Calibri" w:hAnsi="Calibri"/>
+                <w:b/>
+                <w:bCs/>
+                <w:color w:val="FFFFFF"/>
+                <w:sz w:val="17"/>
+                <w:szCs w:val="17"/>
+              </w:rPr>
+              <w:t xml:space="preserve"/>
+            </w:r>
+          </w:p>
+        </w:tc>
+        <w:tc>
+          <w:tcPr>
+            <w:tcW w:type="dxa" w:w="450"/>
+            <w:tcBorders>
+              <w:top w:val="single" w:color="808080" w:sz="4"/>
+              <w:left w:val="single" w:color="808080" w:sz="4"/>
+              <w:bottom w:val="single" w:color="808080" w:sz="4"/>
+              <w:right w:val="single" w:color="808080" w:sz="4"/>
+            </w:tcBorders>
+            <w:tcMar>
+              <w:top w:type="dxa" w:w="60"/>
+              <w:left w:type="dxa" w:w="20"/>
+              <w:bottom w:type="dxa" w:w="60"/>
+              <w:right w:type="dxa" w:w="20"/>
+            </w:tcMar>
+          </w:tcPr>
+          <w:p>
+            <w:pPr>
+              <w:spacing w:after="30"/>
+              <w:jc w:val="center"/>
+            </w:pPr>
+            <w:r>
+              <w:rPr>
+                <w:rFonts w:ascii="Calibri" w:cs="Calibri" w:eastAsia="Calibri" w:hAnsi="Calibri"/>
+                <w:b/>
+                <w:bCs/>
+                <w:color w:val="FFFFFF"/>
+                <w:sz w:val="17"/>
+                <w:szCs w:val="17"/>
+              </w:rPr>
+              <w:t xml:space="preserve"/>
+            </w:r>
+          </w:p>
+        </w:tc>
+        <w:tc>
+          <w:tcPr>
+            <w:tcW w:type="dxa" w:w="450"/>
+            <w:tcBorders>
+              <w:top w:val="single" w:color="808080" w:sz="4"/>
+              <w:left w:val="single" w:color="808080" w:sz="4"/>
+              <w:bottom w:val="single" w:color="808080" w:sz="4"/>
+              <w:right w:val="single" w:color="808080" w:sz="4"/>
+            </w:tcBorders>
+            <w:tcMar>
+              <w:top w:type="dxa" w:w="60"/>
+              <w:left w:type="dxa" w:w="20"/>
+              <w:bottom w:type="dxa" w:w="60"/>
+              <w:right w:type="dxa" w:w="20"/>
+            </w:tcMar>
+          </w:tcPr>
+          <w:p>
+            <w:pPr>
+              <w:spacing w:after="30"/>
+              <w:jc w:val="center"/>
+            </w:pPr>
+            <w:r>
+              <w:rPr>
+                <w:rFonts w:ascii="Calibri" w:cs="Calibri" w:eastAsia="Calibri" w:hAnsi="Calibri"/>
+                <w:b/>
+                <w:bCs/>
+                <w:color w:val="FFFFFF"/>
+                <w:sz w:val="17"/>
+                <w:szCs w:val="17"/>
+              </w:rPr>
+              <w:t xml:space="preserve"/>
+            </w:r>
+          </w:p>
+        </w:tc>
+      </w:tr>
+      <w:tr>
+        <w:trPr>
+          <w:cantSplit/>
+        </w:trPr>
+        <w:tc>
+          <w:tcPr>
+            <w:tcW w:type="dxa" w:w="1988"/>
+            <w:tcBorders>
+              <w:top w:val="single" w:color="808080" w:sz="4"/>
+              <w:left w:val="single" w:color="808080" w:sz="4"/>
+              <w:bottom w:val="single" w:color="808080" w:sz="4"/>
+              <w:right w:val="single" w:color="808080" w:sz="4"/>
+            </w:tcBorders>
+            <w:tcMar>
+              <w:top w:type="dxa" w:w="60"/>
+              <w:left w:type="dxa" w:w="100"/>
+              <w:bottom w:type="dxa" w:w="60"/>
+              <w:right w:type="dxa" w:w="100"/>
+            </w:tcMar>
+          </w:tcPr>
+          <w:p>
+            <w:pPr>
+              <w:spacing w:after="30"/>
+            </w:pPr>
+            <w:r>
+              <w:rPr>
+                <w:rFonts w:ascii="Calibri" w:cs="Calibri" w:eastAsia="Calibri" w:hAnsi="Calibri"/>
+                <w:b/>
+                <w:bCs/>
+                <w:sz w:val="17"/>
+                <w:szCs w:val="17"/>
+              </w:rPr>
+              <w:t xml:space="preserve">Painel Power BI</w:t>
+            </w:r>
+          </w:p>
+        </w:tc>
+        <w:tc>
+          <w:tcPr>
+            <w:tcW w:type="dxa" w:w="450"/>
+            <w:tcBorders>
+              <w:top w:val="single" w:color="808080" w:sz="4"/>
+              <w:left w:val="single" w:color="808080" w:sz="4"/>
+              <w:bottom w:val="single" w:color="808080" w:sz="4"/>
+              <w:right w:val="single" w:color="808080" w:sz="4"/>
+            </w:tcBorders>
+            <w:tcMar>
+              <w:top w:type="dxa" w:w="60"/>
+              <w:left w:type="dxa" w:w="20"/>
+              <w:bottom w:type="dxa" w:w="60"/>
+              <w:right w:type="dxa" w:w="20"/>
+            </w:tcMar>
+          </w:tcPr>
+          <w:p>
+            <w:pPr>
+              <w:spacing w:after="30"/>
+              <w:jc w:val="center"/>
+            </w:pPr>
+            <w:r>
+              <w:rPr>
+                <w:rFonts w:ascii="Calibri" w:cs="Calibri" w:eastAsia="Calibri" w:hAnsi="Calibri"/>
+                <w:b/>
+                <w:bCs/>
+                <w:color w:val="FFFFFF"/>
+                <w:sz w:val="17"/>
+                <w:szCs w:val="17"/>
+              </w:rPr>
+              <w:t xml:space="preserve"/>
+            </w:r>
+          </w:p>
+        </w:tc>
+        <w:tc>
+          <w:tcPr>
+            <w:tcW w:type="dxa" w:w="450"/>
+            <w:tcBorders>
+              <w:top w:val="single" w:color="808080" w:sz="4"/>
+              <w:left w:val="single" w:color="808080" w:sz="4"/>
+              <w:bottom w:val="single" w:color="808080" w:sz="4"/>
+              <w:right w:val="single" w:color="808080" w:sz="4"/>
+            </w:tcBorders>
+            <w:tcMar>
+              <w:top w:type="dxa" w:w="60"/>
+              <w:left w:type="dxa" w:w="20"/>
+              <w:bottom w:type="dxa" w:w="60"/>
+              <w:right w:type="dxa" w:w="20"/>
+            </w:tcMar>
+          </w:tcPr>
+          <w:p>
+            <w:pPr>
+              <w:spacing w:after="30"/>
+              <w:jc w:val="center"/>
+            </w:pPr>
+            <w:r>
+              <w:rPr>
+                <w:rFonts w:ascii="Calibri" w:cs="Calibri" w:eastAsia="Calibri" w:hAnsi="Calibri"/>
+                <w:b/>
+                <w:bCs/>
+                <w:color w:val="FFFFFF"/>
+                <w:sz w:val="17"/>
+                <w:szCs w:val="17"/>
+              </w:rPr>
+              <w:t xml:space="preserve"/>
+            </w:r>
+          </w:p>
+        </w:tc>
+        <w:tc>
+          <w:tcPr>
+            <w:tcW w:type="dxa" w:w="450"/>
+            <w:tcBorders>
+              <w:top w:val="single" w:color="808080" w:sz="4"/>
+              <w:left w:val="single" w:color="808080" w:sz="4"/>
+              <w:bottom w:val="single" w:color="808080" w:sz="4"/>
+              <w:right w:val="single" w:color="808080" w:sz="4"/>
+            </w:tcBorders>
+            <w:tcMar>
+              <w:top w:type="dxa" w:w="60"/>
+              <w:left w:type="dxa" w:w="20"/>
+              <w:bottom w:type="dxa" w:w="60"/>
+              <w:right w:type="dxa" w:w="20"/>
+            </w:tcMar>
+          </w:tcPr>
+          <w:p>
+            <w:pPr>
+              <w:spacing w:after="30"/>
+              <w:jc w:val="center"/>
+            </w:pPr>
+            <w:r>
+              <w:rPr>
+                <w:rFonts w:ascii="Calibri" w:cs="Calibri" w:eastAsia="Calibri" w:hAnsi="Calibri"/>
+                <w:b/>
+                <w:bCs/>
+                <w:color w:val="FFFFFF"/>
+                <w:sz w:val="17"/>
+                <w:szCs w:val="17"/>
+              </w:rPr>
+              <w:t xml:space="preserve"/>
+            </w:r>
+          </w:p>
+        </w:tc>
+        <w:tc>
+          <w:tcPr>
+            <w:tcW w:type="dxa" w:w="450"/>
+            <w:tcBorders>
+              <w:top w:val="single" w:color="808080" w:sz="4"/>
+              <w:left w:val="single" w:color="808080" w:sz="4"/>
+              <w:bottom w:val="single" w:color="808080" w:sz="4"/>
+              <w:right w:val="single" w:color="808080" w:sz="4"/>
+            </w:tcBorders>
+            <w:tcMar>
+              <w:top w:type="dxa" w:w="60"/>
+              <w:left w:type="dxa" w:w="20"/>
+              <w:bottom w:type="dxa" w:w="60"/>
+              <w:right w:type="dxa" w:w="20"/>
+            </w:tcMar>
+          </w:tcPr>
+          <w:p>
+            <w:pPr>
+              <w:spacing w:after="30"/>
+              <w:jc w:val="center"/>
+            </w:pPr>
+            <w:r>
+              <w:rPr>
+                <w:rFonts w:ascii="Calibri" w:cs="Calibri" w:eastAsia="Calibri" w:hAnsi="Calibri"/>
+                <w:b/>
+                <w:bCs/>
+                <w:color w:val="FFFFFF"/>
+                <w:sz w:val="17"/>
+                <w:szCs w:val="17"/>
+              </w:rPr>
+              <w:t xml:space="preserve"/>
+            </w:r>
+          </w:p>
+        </w:tc>
+        <w:tc>
+          <w:tcPr>
+            <w:tcW w:type="dxa" w:w="450"/>
+            <w:tcBorders>
+              <w:top w:val="single" w:color="808080" w:sz="4"/>
+              <w:left w:val="single" w:color="808080" w:sz="4"/>
+              <w:bottom w:val="single" w:color="808080" w:sz="4"/>
+              <w:right w:val="single" w:color="808080" w:sz="4"/>
+            </w:tcBorders>
+            <w:tcMar>
+              <w:top w:type="dxa" w:w="60"/>
+              <w:left w:type="dxa" w:w="20"/>
+              <w:bottom w:type="dxa" w:w="60"/>
+              <w:right w:type="dxa" w:w="20"/>
+            </w:tcMar>
+          </w:tcPr>
+          <w:p>
+            <w:pPr>
+              <w:spacing w:after="30"/>
+              <w:jc w:val="center"/>
+            </w:pPr>
+            <w:r>
+              <w:rPr>
+                <w:rFonts w:ascii="Calibri" w:cs="Calibri" w:eastAsia="Calibri" w:hAnsi="Calibri"/>
+                <w:b/>
+                <w:bCs/>
+                <w:color w:val="FFFFFF"/>
+                <w:sz w:val="17"/>
+                <w:szCs w:val="17"/>
+              </w:rPr>
+              <w:t xml:space="preserve"/>
+            </w:r>
+          </w:p>
+        </w:tc>
+        <w:tc>
+          <w:tcPr>
+            <w:tcW w:type="dxa" w:w="450"/>
+            <w:tcBorders>
+              <w:top w:val="single" w:color="808080" w:sz="4"/>
+              <w:left w:val="single" w:color="808080" w:sz="4"/>
+              <w:bottom w:val="single" w:color="808080" w:sz="4"/>
+              <w:right w:val="single" w:color="808080" w:sz="4"/>
+            </w:tcBorders>
+            <w:tcMar>
+              <w:top w:type="dxa" w:w="60"/>
+              <w:left w:type="dxa" w:w="20"/>
+              <w:bottom w:type="dxa" w:w="60"/>
+              <w:right w:type="dxa" w:w="20"/>
+            </w:tcMar>
+          </w:tcPr>
+          <w:p>
+            <w:pPr>
+              <w:spacing w:after="30"/>
+              <w:jc w:val="center"/>
+            </w:pPr>
+            <w:r>
+              <w:rPr>
+                <w:rFonts w:ascii="Calibri" w:cs="Calibri" w:eastAsia="Calibri" w:hAnsi="Calibri"/>
+                <w:b/>
+                <w:bCs/>
+                <w:color w:val="FFFFFF"/>
+                <w:sz w:val="17"/>
+                <w:szCs w:val="17"/>
+              </w:rPr>
+              <w:t xml:space="preserve"/>
+            </w:r>
+          </w:p>
+        </w:tc>
+        <w:tc>
+          <w:tcPr>
+            <w:tcW w:type="dxa" w:w="450"/>
+            <w:tcBorders>
+              <w:top w:val="single" w:color="808080" w:sz="4"/>
+              <w:left w:val="single" w:color="808080" w:sz="4"/>
+              <w:bottom w:val="single" w:color="808080" w:sz="4"/>
+              <w:right w:val="single" w:color="808080" w:sz="4"/>
+            </w:tcBorders>
+            <w:tcMar>
+              <w:top w:type="dxa" w:w="60"/>
+              <w:left w:type="dxa" w:w="20"/>
+              <w:bottom w:type="dxa" w:w="60"/>
+              <w:right w:type="dxa" w:w="20"/>
+            </w:tcMar>
+          </w:tcPr>
+          <w:p>
+            <w:pPr>
+              <w:spacing w:after="30"/>
+              <w:jc w:val="center"/>
+            </w:pPr>
+            <w:r>
+              <w:rPr>
+                <w:rFonts w:ascii="Calibri" w:cs="Calibri" w:eastAsia="Calibri" w:hAnsi="Calibri"/>
+                <w:b/>
+                <w:bCs/>
+                <w:color w:val="FFFFFF"/>
+                <w:sz w:val="17"/>
+                <w:szCs w:val="17"/>
+              </w:rPr>
+              <w:t xml:space="preserve"/>
+            </w:r>
+          </w:p>
+        </w:tc>
+        <w:tc>
+          <w:tcPr>
+            <w:tcW w:type="dxa" w:w="450"/>
+            <w:tcBorders>
+              <w:top w:val="single" w:color="808080" w:sz="4"/>
+              <w:left w:val="single" w:color="808080" w:sz="4"/>
+              <w:bottom w:val="single" w:color="808080" w:sz="4"/>
+              <w:right w:val="single" w:color="808080" w:sz="4"/>
+            </w:tcBorders>
+            <w:shd w:fill="D9D9D9" w:color="auto" w:val="clear"/>
+            <w:tcMar>
+              <w:top w:type="dxa" w:w="60"/>
+              <w:left w:type="dxa" w:w="20"/>
+              <w:bottom w:type="dxa" w:w="60"/>
+              <w:right w:type="dxa" w:w="20"/>
+            </w:tcMar>
+          </w:tcPr>
+          <w:p>
+            <w:pPr>
+              <w:spacing w:after="30"/>
+              <w:jc w:val="center"/>
+            </w:pPr>
+            <w:r>
+              <w:rPr>
+                <w:rFonts w:ascii="Calibri" w:cs="Calibri" w:eastAsia="Calibri" w:hAnsi="Calibri"/>
+                <w:b/>
+                <w:bCs/>
+                <w:color w:val="FFFFFF"/>
+                <w:sz w:val="17"/>
+                <w:szCs w:val="17"/>
+              </w:rPr>
+              <w:t xml:space="preserve"/>
+            </w:r>
+          </w:p>
+        </w:tc>
+        <w:tc>
+          <w:tcPr>
+            <w:tcW w:type="dxa" w:w="450"/>
+            <w:tcBorders>
+              <w:top w:val="single" w:color="808080" w:sz="4"/>
+              <w:left w:val="single" w:color="808080" w:sz="4"/>
+              <w:bottom w:val="single" w:color="808080" w:sz="4"/>
+              <w:right w:val="single" w:color="808080" w:sz="4"/>
+            </w:tcBorders>
+            <w:shd w:fill="D9D9D9" w:color="auto" w:val="clear"/>
+            <w:tcMar>
+              <w:top w:type="dxa" w:w="60"/>
+              <w:left w:type="dxa" w:w="20"/>
+              <w:bottom w:type="dxa" w:w="60"/>
+              <w:right w:type="dxa" w:w="20"/>
+            </w:tcMar>
+          </w:tcPr>
+          <w:p>
+            <w:pPr>
+              <w:spacing w:after="30"/>
+              <w:jc w:val="center"/>
+            </w:pPr>
+            <w:r>
+              <w:rPr>
+                <w:rFonts w:ascii="Calibri" w:cs="Calibri" w:eastAsia="Calibri" w:hAnsi="Calibri"/>
+                <w:b/>
+                <w:bCs/>
+                <w:color w:val="FFFFFF"/>
+                <w:sz w:val="17"/>
+                <w:szCs w:val="17"/>
+              </w:rPr>
+              <w:t xml:space="preserve"/>
+            </w:r>
+          </w:p>
+        </w:tc>
+        <w:tc>
+          <w:tcPr>
+            <w:tcW w:type="dxa" w:w="450"/>
+            <w:tcBorders>
+              <w:top w:val="single" w:color="808080" w:sz="4"/>
+              <w:left w:val="single" w:color="808080" w:sz="4"/>
+              <w:bottom w:val="single" w:color="808080" w:sz="4"/>
+              <w:right w:val="single" w:color="808080" w:sz="4"/>
+            </w:tcBorders>
+            <w:tcMar>
+              <w:top w:type="dxa" w:w="60"/>
+              <w:left w:type="dxa" w:w="20"/>
+              <w:bottom w:type="dxa" w:w="60"/>
+              <w:right w:type="dxa" w:w="20"/>
+            </w:tcMar>
+          </w:tcPr>
+          <w:p>
+            <w:pPr>
+              <w:spacing w:after="30"/>
+              <w:jc w:val="center"/>
+            </w:pPr>
+            <w:r>
+              <w:rPr>
+                <w:rFonts w:ascii="Calibri" w:cs="Calibri" w:eastAsia="Calibri" w:hAnsi="Calibri"/>
+                <w:b/>
+                <w:bCs/>
+                <w:color w:val="FFFFFF"/>
+                <w:sz w:val="17"/>
+                <w:szCs w:val="17"/>
+              </w:rPr>
+              <w:t xml:space="preserve"/>
+            </w:r>
+          </w:p>
+        </w:tc>
+        <w:tc>
+          <w:tcPr>
+            <w:tcW w:type="dxa" w:w="450"/>
+            <w:tcBorders>
+              <w:top w:val="single" w:color="808080" w:sz="4"/>
+              <w:left w:val="single" w:color="808080" w:sz="4"/>
+              <w:bottom w:val="single" w:color="808080" w:sz="4"/>
+              <w:right w:val="single" w:color="808080" w:sz="4"/>
+            </w:tcBorders>
+            <w:tcMar>
+              <w:top w:type="dxa" w:w="60"/>
+              <w:left w:type="dxa" w:w="20"/>
+              <w:bottom w:type="dxa" w:w="60"/>
+              <w:right w:type="dxa" w:w="20"/>
+            </w:tcMar>
+          </w:tcPr>
+          <w:p>
+            <w:pPr>
+              <w:spacing w:after="30"/>
+              <w:jc w:val="center"/>
+            </w:pPr>
+            <w:r>
+              <w:rPr>
+                <w:rFonts w:ascii="Calibri" w:cs="Calibri" w:eastAsia="Calibri" w:hAnsi="Calibri"/>
+                <w:b/>
+                <w:bCs/>
+                <w:color w:val="FFFFFF"/>
+                <w:sz w:val="17"/>
+                <w:szCs w:val="17"/>
+              </w:rPr>
+              <w:t xml:space="preserve"/>
+            </w:r>
+          </w:p>
+        </w:tc>
+        <w:tc>
+          <w:tcPr>
+            <w:tcW w:type="dxa" w:w="450"/>
+            <w:tcBorders>
+              <w:top w:val="single" w:color="808080" w:sz="4"/>
+              <w:left w:val="single" w:color="808080" w:sz="4"/>
+              <w:bottom w:val="single" w:color="808080" w:sz="4"/>
+              <w:right w:val="single" w:color="808080" w:sz="4"/>
+            </w:tcBorders>
+            <w:tcMar>
+              <w:top w:type="dxa" w:w="60"/>
+              <w:left w:type="dxa" w:w="20"/>
+              <w:bottom w:type="dxa" w:w="60"/>
+              <w:right w:type="dxa" w:w="20"/>
+            </w:tcMar>
+          </w:tcPr>
+          <w:p>
+            <w:pPr>
+              <w:spacing w:after="30"/>
+              <w:jc w:val="center"/>
+            </w:pPr>
+            <w:r>
+              <w:rPr>
+                <w:rFonts w:ascii="Calibri" w:cs="Calibri" w:eastAsia="Calibri" w:hAnsi="Calibri"/>
+                <w:b/>
+                <w:bCs/>
+                <w:color w:val="FFFFFF"/>
+                <w:sz w:val="17"/>
+                <w:szCs w:val="17"/>
+              </w:rPr>
+              <w:t xml:space="preserve"/>
+            </w:r>
+          </w:p>
+        </w:tc>
+        <w:tc>
+          <w:tcPr>
+            <w:tcW w:type="dxa" w:w="450"/>
+            <w:tcBorders>
+              <w:top w:val="single" w:color="808080" w:sz="4"/>
+              <w:left w:val="single" w:color="808080" w:sz="4"/>
+              <w:bottom w:val="single" w:color="808080" w:sz="4"/>
+              <w:right w:val="single" w:color="808080" w:sz="4"/>
+            </w:tcBorders>
+            <w:shd w:fill="2E5597" w:color="auto" w:val="clear"/>
+            <w:tcMar>
+              <w:top w:type="dxa" w:w="60"/>
+              <w:left w:type="dxa" w:w="20"/>
+              <w:bottom w:type="dxa" w:w="60"/>
+              <w:right w:type="dxa" w:w="20"/>
+            </w:tcMar>
+          </w:tcPr>
+          <w:p>
+            <w:pPr>
+              <w:spacing w:after="30"/>
+              <w:jc w:val="center"/>
+            </w:pPr>
+            <w:r>
+              <w:rPr>
+                <w:rFonts w:ascii="Calibri" w:cs="Calibri" w:eastAsia="Calibri" w:hAnsi="Calibri"/>
+                <w:b/>
+                <w:bCs/>
+                <w:color w:val="FFFFFF"/>
+                <w:sz w:val="17"/>
+                <w:szCs w:val="17"/>
+              </w:rPr>
+              <w:t xml:space="preserve"/>
+            </w:r>
+          </w:p>
+        </w:tc>
+        <w:tc>
+          <w:tcPr>
+            <w:tcW w:type="dxa" w:w="450"/>
+            <w:tcBorders>
+              <w:top w:val="single" w:color="808080" w:sz="4"/>
+              <w:left w:val="single" w:color="808080" w:sz="4"/>
+              <w:bottom w:val="single" w:color="808080" w:sz="4"/>
+              <w:right w:val="single" w:color="808080" w:sz="4"/>
+            </w:tcBorders>
+            <w:shd w:fill="2E5597" w:color="auto" w:val="clear"/>
+            <w:tcMar>
+              <w:top w:type="dxa" w:w="60"/>
+              <w:left w:type="dxa" w:w="20"/>
+              <w:bottom w:type="dxa" w:w="60"/>
+              <w:right w:type="dxa" w:w="20"/>
+            </w:tcMar>
+          </w:tcPr>
+          <w:p>
+            <w:pPr>
+              <w:spacing w:after="30"/>
+              <w:jc w:val="center"/>
+            </w:pPr>
+            <w:r>
+              <w:rPr>
+                <w:rFonts w:ascii="Calibri" w:cs="Calibri" w:eastAsia="Calibri" w:hAnsi="Calibri"/>
+                <w:b/>
+                <w:bCs/>
+                <w:color w:val="FFFFFF"/>
+                <w:sz w:val="17"/>
+                <w:szCs w:val="17"/>
+              </w:rPr>
+              <w:t xml:space="preserve"/>
+            </w:r>
+          </w:p>
+        </w:tc>
+        <w:tc>
+          <w:tcPr>
+            <w:tcW w:type="dxa" w:w="450"/>
+            <w:tcBorders>
+              <w:top w:val="single" w:color="808080" w:sz="4"/>
+              <w:left w:val="single" w:color="808080" w:sz="4"/>
+              <w:bottom w:val="single" w:color="808080" w:sz="4"/>
+              <w:right w:val="single" w:color="808080" w:sz="4"/>
+            </w:tcBorders>
+            <w:shd w:fill="2E5597" w:color="auto" w:val="clear"/>
+            <w:tcMar>
+              <w:top w:type="dxa" w:w="60"/>
+              <w:left w:type="dxa" w:w="20"/>
+              <w:bottom w:type="dxa" w:w="60"/>
+              <w:right w:type="dxa" w:w="20"/>
+            </w:tcMar>
+          </w:tcPr>
+          <w:p>
+            <w:pPr>
+              <w:spacing w:after="30"/>
+              <w:jc w:val="center"/>
+            </w:pPr>
+            <w:r>
+              <w:rPr>
+                <w:rFonts w:ascii="Calibri" w:cs="Calibri" w:eastAsia="Calibri" w:hAnsi="Calibri"/>
+                <w:b/>
+                <w:bCs/>
+                <w:color w:val="FFFFFF"/>
+                <w:sz w:val="17"/>
+                <w:szCs w:val="17"/>
+              </w:rPr>
+              <w:t xml:space="preserve"/>
+            </w:r>
+          </w:p>
+        </w:tc>
+        <w:tc>
+          <w:tcPr>
+            <w:tcW w:type="dxa" w:w="450"/>
+            <w:tcBorders>
+              <w:top w:val="single" w:color="808080" w:sz="4"/>
+              <w:left w:val="single" w:color="808080" w:sz="4"/>
+              <w:bottom w:val="single" w:color="808080" w:sz="4"/>
+              <w:right w:val="single" w:color="808080" w:sz="4"/>
+            </w:tcBorders>
+            <w:shd w:fill="2E5597" w:color="auto" w:val="clear"/>
+            <w:tcMar>
+              <w:top w:type="dxa" w:w="60"/>
+              <w:left w:type="dxa" w:w="20"/>
+              <w:bottom w:type="dxa" w:w="60"/>
+              <w:right w:type="dxa" w:w="20"/>
+            </w:tcMar>
+          </w:tcPr>
+          <w:p>
+            <w:pPr>
+              <w:spacing w:after="30"/>
+              <w:jc w:val="center"/>
+            </w:pPr>
+            <w:r>
+              <w:rPr>
+                <w:rFonts w:ascii="Calibri" w:cs="Calibri" w:eastAsia="Calibri" w:hAnsi="Calibri"/>
+                <w:b/>
+                <w:bCs/>
+                <w:color w:val="FFFFFF"/>
+                <w:sz w:val="17"/>
+                <w:szCs w:val="17"/>
+              </w:rPr>
+              <w:t xml:space="preserve"/>
+            </w:r>
+          </w:p>
+        </w:tc>
+        <w:tc>
+          <w:tcPr>
+            <w:tcW w:type="dxa" w:w="450"/>
+            <w:tcBorders>
+              <w:top w:val="single" w:color="808080" w:sz="4"/>
+              <w:left w:val="single" w:color="808080" w:sz="4"/>
+              <w:bottom w:val="single" w:color="808080" w:sz="4"/>
+              <w:right w:val="single" w:color="808080" w:sz="4"/>
+            </w:tcBorders>
+            <w:tcMar>
+              <w:top w:type="dxa" w:w="60"/>
+              <w:left w:type="dxa" w:w="20"/>
+              <w:bottom w:type="dxa" w:w="60"/>
+              <w:right w:type="dxa" w:w="20"/>
+            </w:tcMar>
+          </w:tcPr>
+          <w:p>
+            <w:pPr>
+              <w:spacing w:after="30"/>
+              <w:jc w:val="center"/>
+            </w:pPr>
+            <w:r>
+              <w:rPr>
+                <w:rFonts w:ascii="Calibri" w:cs="Calibri" w:eastAsia="Calibri" w:hAnsi="Calibri"/>
+                <w:b/>
+                <w:bCs/>
+                <w:color w:val="FFFFFF"/>
+                <w:sz w:val="17"/>
+                <w:szCs w:val="17"/>
+              </w:rPr>
+              <w:t xml:space="preserve"/>
+            </w:r>
+          </w:p>
+        </w:tc>
+      </w:tr>
+      <w:tr>
+        <w:trPr>
+          <w:cantSplit/>
+        </w:trPr>
+        <w:tc>
+          <w:tcPr>
+            <w:tcW w:type="dxa" w:w="1988"/>
+            <w:tcBorders>
+              <w:top w:val="single" w:color="808080" w:sz="4"/>
+              <w:left w:val="single" w:color="808080" w:sz="4"/>
+              <w:bottom w:val="single" w:color="808080" w:sz="4"/>
+              <w:right w:val="single" w:color="808080" w:sz="4"/>
+            </w:tcBorders>
+            <w:tcMar>
+              <w:top w:type="dxa" w:w="60"/>
+              <w:left w:type="dxa" w:w="100"/>
+              <w:bottom w:type="dxa" w:w="60"/>
+              <w:right w:type="dxa" w:w="100"/>
+            </w:tcMar>
+          </w:tcPr>
+          <w:p>
+            <w:pPr>
+              <w:spacing w:after="30"/>
+            </w:pPr>
+            <w:r>
+              <w:rPr>
+                <w:rFonts w:ascii="Calibri" w:cs="Calibri" w:eastAsia="Calibri" w:hAnsi="Calibri"/>
+                <w:b/>
+                <w:bCs/>
+                <w:sz w:val="17"/>
+                <w:szCs w:val="17"/>
+              </w:rPr>
+              <w:t xml:space="preserve">Homologação e treinamento</w:t>
+            </w:r>
+          </w:p>
+        </w:tc>
+        <w:tc>
+          <w:tcPr>
+            <w:tcW w:type="dxa" w:w="450"/>
+            <w:tcBorders>
+              <w:top w:val="single" w:color="808080" w:sz="4"/>
+              <w:left w:val="single" w:color="808080" w:sz="4"/>
+              <w:bottom w:val="single" w:color="808080" w:sz="4"/>
+              <w:right w:val="single" w:color="808080" w:sz="4"/>
+            </w:tcBorders>
+            <w:tcMar>
+              <w:top w:type="dxa" w:w="60"/>
+              <w:left w:type="dxa" w:w="20"/>
+              <w:bottom w:type="dxa" w:w="60"/>
+              <w:right w:type="dxa" w:w="20"/>
+            </w:tcMar>
+          </w:tcPr>
+          <w:p>
+            <w:pPr>
+              <w:spacing w:after="30"/>
+              <w:jc w:val="center"/>
+            </w:pPr>
+            <w:r>
+              <w:rPr>
+                <w:rFonts w:ascii="Calibri" w:cs="Calibri" w:eastAsia="Calibri" w:hAnsi="Calibri"/>
+                <w:b/>
+                <w:bCs/>
+                <w:color w:val="FFFFFF"/>
+                <w:sz w:val="17"/>
+                <w:szCs w:val="17"/>
+              </w:rPr>
+              <w:t xml:space="preserve"/>
+            </w:r>
+          </w:p>
+        </w:tc>
+        <w:tc>
+          <w:tcPr>
+            <w:tcW w:type="dxa" w:w="450"/>
+            <w:tcBorders>
+              <w:top w:val="single" w:color="808080" w:sz="4"/>
+              <w:left w:val="single" w:color="808080" w:sz="4"/>
+              <w:bottom w:val="single" w:color="808080" w:sz="4"/>
+              <w:right w:val="single" w:color="808080" w:sz="4"/>
+            </w:tcBorders>
+            <w:tcMar>
+              <w:top w:type="dxa" w:w="60"/>
+              <w:left w:type="dxa" w:w="20"/>
+              <w:bottom w:type="dxa" w:w="60"/>
+              <w:right w:type="dxa" w:w="20"/>
+            </w:tcMar>
+          </w:tcPr>
+          <w:p>
+            <w:pPr>
+              <w:spacing w:after="30"/>
+              <w:jc w:val="center"/>
+            </w:pPr>
+            <w:r>
+              <w:rPr>
+                <w:rFonts w:ascii="Calibri" w:cs="Calibri" w:eastAsia="Calibri" w:hAnsi="Calibri"/>
+                <w:b/>
+                <w:bCs/>
+                <w:color w:val="FFFFFF"/>
+                <w:sz w:val="17"/>
+                <w:szCs w:val="17"/>
+              </w:rPr>
+              <w:t xml:space="preserve"/>
+            </w:r>
+          </w:p>
+        </w:tc>
+        <w:tc>
+          <w:tcPr>
+            <w:tcW w:type="dxa" w:w="450"/>
+            <w:tcBorders>
+              <w:top w:val="single" w:color="808080" w:sz="4"/>
+              <w:left w:val="single" w:color="808080" w:sz="4"/>
+              <w:bottom w:val="single" w:color="808080" w:sz="4"/>
+              <w:right w:val="single" w:color="808080" w:sz="4"/>
+            </w:tcBorders>
+            <w:tcMar>
+              <w:top w:type="dxa" w:w="60"/>
+              <w:left w:type="dxa" w:w="20"/>
+              <w:bottom w:type="dxa" w:w="60"/>
+              <w:right w:type="dxa" w:w="20"/>
+            </w:tcMar>
+          </w:tcPr>
+          <w:p>
+            <w:pPr>
+              <w:spacing w:after="30"/>
+              <w:jc w:val="center"/>
+            </w:pPr>
+            <w:r>
+              <w:rPr>
+                <w:rFonts w:ascii="Calibri" w:cs="Calibri" w:eastAsia="Calibri" w:hAnsi="Calibri"/>
+                <w:b/>
+                <w:bCs/>
+                <w:color w:val="FFFFFF"/>
+                <w:sz w:val="17"/>
+                <w:szCs w:val="17"/>
+              </w:rPr>
+              <w:t xml:space="preserve"/>
+            </w:r>
+          </w:p>
+        </w:tc>
+        <w:tc>
+          <w:tcPr>
+            <w:tcW w:type="dxa" w:w="450"/>
+            <w:tcBorders>
+              <w:top w:val="single" w:color="808080" w:sz="4"/>
+              <w:left w:val="single" w:color="808080" w:sz="4"/>
+              <w:bottom w:val="single" w:color="808080" w:sz="4"/>
+              <w:right w:val="single" w:color="808080" w:sz="4"/>
+            </w:tcBorders>
+            <w:tcMar>
+              <w:top w:type="dxa" w:w="60"/>
+              <w:left w:type="dxa" w:w="20"/>
+              <w:bottom w:type="dxa" w:w="60"/>
+              <w:right w:type="dxa" w:w="20"/>
+            </w:tcMar>
+          </w:tcPr>
+          <w:p>
+            <w:pPr>
+              <w:spacing w:after="30"/>
+              <w:jc w:val="center"/>
+            </w:pPr>
+            <w:r>
+              <w:rPr>
+                <w:rFonts w:ascii="Calibri" w:cs="Calibri" w:eastAsia="Calibri" w:hAnsi="Calibri"/>
+                <w:b/>
+                <w:bCs/>
+                <w:color w:val="FFFFFF"/>
+                <w:sz w:val="17"/>
+                <w:szCs w:val="17"/>
+              </w:rPr>
+              <w:t xml:space="preserve"/>
+            </w:r>
+          </w:p>
+        </w:tc>
+        <w:tc>
+          <w:tcPr>
+            <w:tcW w:type="dxa" w:w="450"/>
+            <w:tcBorders>
+              <w:top w:val="single" w:color="808080" w:sz="4"/>
+              <w:left w:val="single" w:color="808080" w:sz="4"/>
+              <w:bottom w:val="single" w:color="808080" w:sz="4"/>
+              <w:right w:val="single" w:color="808080" w:sz="4"/>
+            </w:tcBorders>
+            <w:tcMar>
+              <w:top w:type="dxa" w:w="60"/>
+              <w:left w:type="dxa" w:w="20"/>
+              <w:bottom w:type="dxa" w:w="60"/>
+              <w:right w:type="dxa" w:w="20"/>
+            </w:tcMar>
+          </w:tcPr>
+          <w:p>
+            <w:pPr>
+              <w:spacing w:after="30"/>
+              <w:jc w:val="center"/>
+            </w:pPr>
+            <w:r>
+              <w:rPr>
+                <w:rFonts w:ascii="Calibri" w:cs="Calibri" w:eastAsia="Calibri" w:hAnsi="Calibri"/>
+                <w:b/>
+                <w:bCs/>
+                <w:color w:val="FFFFFF"/>
+                <w:sz w:val="17"/>
+                <w:szCs w:val="17"/>
+              </w:rPr>
+              <w:t xml:space="preserve"/>
+            </w:r>
+          </w:p>
+        </w:tc>
+        <w:tc>
+          <w:tcPr>
+            <w:tcW w:type="dxa" w:w="450"/>
+            <w:tcBorders>
+              <w:top w:val="single" w:color="808080" w:sz="4"/>
+              <w:left w:val="single" w:color="808080" w:sz="4"/>
+              <w:bottom w:val="single" w:color="808080" w:sz="4"/>
+              <w:right w:val="single" w:color="808080" w:sz="4"/>
+            </w:tcBorders>
+            <w:tcMar>
+              <w:top w:type="dxa" w:w="60"/>
+              <w:left w:type="dxa" w:w="20"/>
+              <w:bottom w:type="dxa" w:w="60"/>
+              <w:right w:type="dxa" w:w="20"/>
+            </w:tcMar>
+          </w:tcPr>
+          <w:p>
+            <w:pPr>
+              <w:spacing w:after="30"/>
+              <w:jc w:val="center"/>
+            </w:pPr>
+            <w:r>
+              <w:rPr>
+                <w:rFonts w:ascii="Calibri" w:cs="Calibri" w:eastAsia="Calibri" w:hAnsi="Calibri"/>
+                <w:b/>
+                <w:bCs/>
+                <w:color w:val="FFFFFF"/>
+                <w:sz w:val="17"/>
+                <w:szCs w:val="17"/>
+              </w:rPr>
+              <w:t xml:space="preserve"/>
+            </w:r>
+          </w:p>
+        </w:tc>
+        <w:tc>
+          <w:tcPr>
+            <w:tcW w:type="dxa" w:w="450"/>
+            <w:tcBorders>
+              <w:top w:val="single" w:color="808080" w:sz="4"/>
+              <w:left w:val="single" w:color="808080" w:sz="4"/>
+              <w:bottom w:val="single" w:color="808080" w:sz="4"/>
+              <w:right w:val="single" w:color="808080" w:sz="4"/>
+            </w:tcBorders>
+            <w:tcMar>
+              <w:top w:type="dxa" w:w="60"/>
+              <w:left w:type="dxa" w:w="20"/>
+              <w:bottom w:type="dxa" w:w="60"/>
+              <w:right w:type="dxa" w:w="20"/>
+            </w:tcMar>
+          </w:tcPr>
+          <w:p>
+            <w:pPr>
+              <w:spacing w:after="30"/>
+              <w:jc w:val="center"/>
+            </w:pPr>
+            <w:r>
+              <w:rPr>
+                <w:rFonts w:ascii="Calibri" w:cs="Calibri" w:eastAsia="Calibri" w:hAnsi="Calibri"/>
+                <w:b/>
+                <w:bCs/>
+                <w:color w:val="FFFFFF"/>
+                <w:sz w:val="17"/>
+                <w:szCs w:val="17"/>
+              </w:rPr>
+              <w:t xml:space="preserve"/>
+            </w:r>
+          </w:p>
+        </w:tc>
+        <w:tc>
+          <w:tcPr>
+            <w:tcW w:type="dxa" w:w="450"/>
+            <w:tcBorders>
+              <w:top w:val="single" w:color="808080" w:sz="4"/>
+              <w:left w:val="single" w:color="808080" w:sz="4"/>
+              <w:bottom w:val="single" w:color="808080" w:sz="4"/>
+              <w:right w:val="single" w:color="808080" w:sz="4"/>
+            </w:tcBorders>
+            <w:shd w:fill="D9D9D9" w:color="auto" w:val="clear"/>
+            <w:tcMar>
+              <w:top w:type="dxa" w:w="60"/>
+              <w:left w:type="dxa" w:w="20"/>
+              <w:bottom w:type="dxa" w:w="60"/>
+              <w:right w:type="dxa" w:w="20"/>
+            </w:tcMar>
+          </w:tcPr>
+          <w:p>
+            <w:pPr>
+              <w:spacing w:after="30"/>
+              <w:jc w:val="center"/>
+            </w:pPr>
+            <w:r>
+              <w:rPr>
+                <w:rFonts w:ascii="Calibri" w:cs="Calibri" w:eastAsia="Calibri" w:hAnsi="Calibri"/>
+                <w:b/>
+                <w:bCs/>
+                <w:color w:val="FFFFFF"/>
+                <w:sz w:val="17"/>
+                <w:szCs w:val="17"/>
+              </w:rPr>
+              <w:t xml:space="preserve"/>
+            </w:r>
+          </w:p>
+        </w:tc>
+        <w:tc>
+          <w:tcPr>
+            <w:tcW w:type="dxa" w:w="450"/>
+            <w:tcBorders>
+              <w:top w:val="single" w:color="808080" w:sz="4"/>
+              <w:left w:val="single" w:color="808080" w:sz="4"/>
+              <w:bottom w:val="single" w:color="808080" w:sz="4"/>
+              <w:right w:val="single" w:color="808080" w:sz="4"/>
+            </w:tcBorders>
+            <w:shd w:fill="D9D9D9" w:color="auto" w:val="clear"/>
+            <w:tcMar>
+              <w:top w:type="dxa" w:w="60"/>
+              <w:left w:type="dxa" w:w="20"/>
+              <w:bottom w:type="dxa" w:w="60"/>
+              <w:right w:type="dxa" w:w="20"/>
+            </w:tcMar>
+          </w:tcPr>
+          <w:p>
+            <w:pPr>
+              <w:spacing w:after="30"/>
+              <w:jc w:val="center"/>
+            </w:pPr>
+            <w:r>
+              <w:rPr>
+                <w:rFonts w:ascii="Calibri" w:cs="Calibri" w:eastAsia="Calibri" w:hAnsi="Calibri"/>
+                <w:b/>
+                <w:bCs/>
+                <w:color w:val="FFFFFF"/>
+                <w:sz w:val="17"/>
+                <w:szCs w:val="17"/>
+              </w:rPr>
+              <w:t xml:space="preserve"/>
+            </w:r>
+          </w:p>
+        </w:tc>
+        <w:tc>
+          <w:tcPr>
+            <w:tcW w:type="dxa" w:w="450"/>
+            <w:tcBorders>
+              <w:top w:val="single" w:color="808080" w:sz="4"/>
+              <w:left w:val="single" w:color="808080" w:sz="4"/>
+              <w:bottom w:val="single" w:color="808080" w:sz="4"/>
+              <w:right w:val="single" w:color="808080" w:sz="4"/>
+            </w:tcBorders>
+            <w:tcMar>
+              <w:top w:type="dxa" w:w="60"/>
+              <w:left w:type="dxa" w:w="20"/>
+              <w:bottom w:type="dxa" w:w="60"/>
+              <w:right w:type="dxa" w:w="20"/>
+            </w:tcMar>
+          </w:tcPr>
+          <w:p>
+            <w:pPr>
+              <w:spacing w:after="30"/>
+              <w:jc w:val="center"/>
+            </w:pPr>
+            <w:r>
+              <w:rPr>
+                <w:rFonts w:ascii="Calibri" w:cs="Calibri" w:eastAsia="Calibri" w:hAnsi="Calibri"/>
+                <w:b/>
+                <w:bCs/>
+                <w:color w:val="FFFFFF"/>
+                <w:sz w:val="17"/>
+                <w:szCs w:val="17"/>
+              </w:rPr>
+              <w:t xml:space="preserve"/>
+            </w:r>
+          </w:p>
+        </w:tc>
+        <w:tc>
+          <w:tcPr>
+            <w:tcW w:type="dxa" w:w="450"/>
+            <w:tcBorders>
+              <w:top w:val="single" w:color="808080" w:sz="4"/>
+              <w:left w:val="single" w:color="808080" w:sz="4"/>
+              <w:bottom w:val="single" w:color="808080" w:sz="4"/>
+              <w:right w:val="single" w:color="808080" w:sz="4"/>
+            </w:tcBorders>
+            <w:tcMar>
+              <w:top w:type="dxa" w:w="60"/>
+              <w:left w:type="dxa" w:w="20"/>
+              <w:bottom w:type="dxa" w:w="60"/>
+              <w:right w:type="dxa" w:w="20"/>
+            </w:tcMar>
+          </w:tcPr>
+          <w:p>
+            <w:pPr>
+              <w:spacing w:after="30"/>
+              <w:jc w:val="center"/>
+            </w:pPr>
+            <w:r>
+              <w:rPr>
+                <w:rFonts w:ascii="Calibri" w:cs="Calibri" w:eastAsia="Calibri" w:hAnsi="Calibri"/>
+                <w:b/>
+                <w:bCs/>
+                <w:color w:val="FFFFFF"/>
+                <w:sz w:val="17"/>
+                <w:szCs w:val="17"/>
+              </w:rPr>
+              <w:t xml:space="preserve"/>
+            </w:r>
+          </w:p>
+        </w:tc>
+        <w:tc>
+          <w:tcPr>
+            <w:tcW w:type="dxa" w:w="450"/>
+            <w:tcBorders>
+              <w:top w:val="single" w:color="808080" w:sz="4"/>
+              <w:left w:val="single" w:color="808080" w:sz="4"/>
+              <w:bottom w:val="single" w:color="808080" w:sz="4"/>
+              <w:right w:val="single" w:color="808080" w:sz="4"/>
+            </w:tcBorders>
+            <w:tcMar>
+              <w:top w:type="dxa" w:w="60"/>
+              <w:left w:type="dxa" w:w="20"/>
+              <w:bottom w:type="dxa" w:w="60"/>
+              <w:right w:type="dxa" w:w="20"/>
+            </w:tcMar>
+          </w:tcPr>
+          <w:p>
+            <w:pPr>
+              <w:spacing w:after="30"/>
+              <w:jc w:val="center"/>
+            </w:pPr>
+            <w:r>
+              <w:rPr>
+                <w:rFonts w:ascii="Calibri" w:cs="Calibri" w:eastAsia="Calibri" w:hAnsi="Calibri"/>
+                <w:b/>
+                <w:bCs/>
+                <w:color w:val="FFFFFF"/>
+                <w:sz w:val="17"/>
+                <w:szCs w:val="17"/>
+              </w:rPr>
+              <w:t xml:space="preserve"/>
+            </w:r>
+          </w:p>
+        </w:tc>
+        <w:tc>
+          <w:tcPr>
+            <w:tcW w:type="dxa" w:w="450"/>
+            <w:tcBorders>
+              <w:top w:val="single" w:color="808080" w:sz="4"/>
+              <w:left w:val="single" w:color="808080" w:sz="4"/>
+              <w:bottom w:val="single" w:color="808080" w:sz="4"/>
+              <w:right w:val="single" w:color="808080" w:sz="4"/>
+            </w:tcBorders>
+            <w:tcMar>
+              <w:top w:type="dxa" w:w="60"/>
+              <w:left w:type="dxa" w:w="20"/>
+              <w:bottom w:type="dxa" w:w="60"/>
+              <w:right w:type="dxa" w:w="20"/>
+            </w:tcMar>
+          </w:tcPr>
+          <w:p>
+            <w:pPr>
+              <w:spacing w:after="30"/>
+              <w:jc w:val="center"/>
+            </w:pPr>
+            <w:r>
+              <w:rPr>
+                <w:rFonts w:ascii="Calibri" w:cs="Calibri" w:eastAsia="Calibri" w:hAnsi="Calibri"/>
+                <w:b/>
+                <w:bCs/>
+                <w:color w:val="FFFFFF"/>
+                <w:sz w:val="17"/>
+                <w:szCs w:val="17"/>
+              </w:rPr>
+              <w:t xml:space="preserve"/>
+            </w:r>
+          </w:p>
+        </w:tc>
+        <w:tc>
+          <w:tcPr>
+            <w:tcW w:type="dxa" w:w="450"/>
+            <w:tcBorders>
+              <w:top w:val="single" w:color="808080" w:sz="4"/>
+              <w:left w:val="single" w:color="808080" w:sz="4"/>
+              <w:bottom w:val="single" w:color="808080" w:sz="4"/>
+              <w:right w:val="single" w:color="808080" w:sz="4"/>
+            </w:tcBorders>
+            <w:tcMar>
+              <w:top w:type="dxa" w:w="60"/>
+              <w:left w:type="dxa" w:w="20"/>
+              <w:bottom w:type="dxa" w:w="60"/>
+              <w:right w:type="dxa" w:w="20"/>
+            </w:tcMar>
+          </w:tcPr>
+          <w:p>
+            <w:pPr>
+              <w:spacing w:after="30"/>
+              <w:jc w:val="center"/>
+            </w:pPr>
+            <w:r>
+              <w:rPr>
+                <w:rFonts w:ascii="Calibri" w:cs="Calibri" w:eastAsia="Calibri" w:hAnsi="Calibri"/>
+                <w:b/>
+                <w:bCs/>
+                <w:color w:val="FFFFFF"/>
+                <w:sz w:val="17"/>
+                <w:szCs w:val="17"/>
+              </w:rPr>
+              <w:t xml:space="preserve"/>
+            </w:r>
+          </w:p>
+        </w:tc>
+        <w:tc>
+          <w:tcPr>
+            <w:tcW w:type="dxa" w:w="450"/>
+            <w:tcBorders>
+              <w:top w:val="single" w:color="808080" w:sz="4"/>
+              <w:left w:val="single" w:color="808080" w:sz="4"/>
+              <w:bottom w:val="single" w:color="808080" w:sz="4"/>
+              <w:right w:val="single" w:color="808080" w:sz="4"/>
+            </w:tcBorders>
+            <w:shd w:fill="2E5597" w:color="auto" w:val="clear"/>
+            <w:tcMar>
+              <w:top w:type="dxa" w:w="60"/>
+              <w:left w:type="dxa" w:w="20"/>
+              <w:bottom w:type="dxa" w:w="60"/>
+              <w:right w:type="dxa" w:w="20"/>
+            </w:tcMar>
+          </w:tcPr>
+          <w:p>
+            <w:pPr>
+              <w:spacing w:after="30"/>
+              <w:jc w:val="center"/>
+            </w:pPr>
+            <w:r>
+              <w:rPr>
+                <w:rFonts w:ascii="Calibri" w:cs="Calibri" w:eastAsia="Calibri" w:hAnsi="Calibri"/>
+                <w:b/>
+                <w:bCs/>
+                <w:color w:val="FFFFFF"/>
+                <w:sz w:val="17"/>
+                <w:szCs w:val="17"/>
+              </w:rPr>
+              <w:t xml:space="preserve"/>
+            </w:r>
+          </w:p>
+        </w:tc>
+        <w:tc>
+          <w:tcPr>
+            <w:tcW w:type="dxa" w:w="450"/>
+            <w:tcBorders>
+              <w:top w:val="single" w:color="808080" w:sz="4"/>
+              <w:left w:val="single" w:color="808080" w:sz="4"/>
+              <w:bottom w:val="single" w:color="808080" w:sz="4"/>
+              <w:right w:val="single" w:color="808080" w:sz="4"/>
+            </w:tcBorders>
+            <w:shd w:fill="2E5597" w:color="auto" w:val="clear"/>
+            <w:tcMar>
+              <w:top w:type="dxa" w:w="60"/>
+              <w:left w:type="dxa" w:w="20"/>
+              <w:bottom w:type="dxa" w:w="60"/>
+              <w:right w:type="dxa" w:w="20"/>
+            </w:tcMar>
+          </w:tcPr>
+          <w:p>
+            <w:pPr>
+              <w:spacing w:after="30"/>
+              <w:jc w:val="center"/>
+            </w:pPr>
+            <w:r>
+              <w:rPr>
+                <w:rFonts w:ascii="Calibri" w:cs="Calibri" w:eastAsia="Calibri" w:hAnsi="Calibri"/>
+                <w:b/>
+                <w:bCs/>
+                <w:color w:val="FFFFFF"/>
+                <w:sz w:val="17"/>
+                <w:szCs w:val="17"/>
+              </w:rPr>
+              <w:t xml:space="preserve"/>
+            </w:r>
+          </w:p>
+        </w:tc>
+        <w:tc>
+          <w:tcPr>
+            <w:tcW w:type="dxa" w:w="450"/>
+            <w:tcBorders>
+              <w:top w:val="single" w:color="808080" w:sz="4"/>
+              <w:left w:val="single" w:color="808080" w:sz="4"/>
+              <w:bottom w:val="single" w:color="808080" w:sz="4"/>
+              <w:right w:val="single" w:color="808080" w:sz="4"/>
+            </w:tcBorders>
+            <w:shd w:fill="2E5597" w:color="auto" w:val="clear"/>
+            <w:tcMar>
+              <w:top w:type="dxa" w:w="60"/>
+              <w:left w:type="dxa" w:w="20"/>
+              <w:bottom w:type="dxa" w:w="60"/>
+              <w:right w:type="dxa" w:w="20"/>
+            </w:tcMar>
+          </w:tcPr>
+          <w:p>
+            <w:pPr>
+              <w:spacing w:after="30"/>
+              <w:jc w:val="center"/>
+            </w:pPr>
+            <w:r>
+              <w:rPr>
+                <w:rFonts w:ascii="Calibri" w:cs="Calibri" w:eastAsia="Calibri" w:hAnsi="Calibri"/>
+                <w:b/>
+                <w:bCs/>
+                <w:color w:val="FFFFFF"/>
+                <w:sz w:val="17"/>
+                <w:szCs w:val="17"/>
+              </w:rPr>
+              <w:t xml:space="preserve"/>
+            </w:r>
+          </w:p>
+        </w:tc>
+      </w:tr>
+      <w:tr>
+        <w:trPr>
+          <w:cantSplit/>
+        </w:trPr>
+        <w:tc>
+          <w:tcPr>
+            <w:tcW w:type="dxa" w:w="1988"/>
+            <w:tcBorders>
+              <w:top w:val="single" w:color="808080" w:sz="4"/>
+              <w:left w:val="single" w:color="808080" w:sz="4"/>
+              <w:bottom w:val="single" w:color="808080" w:sz="4"/>
+              <w:right w:val="single" w:color="808080" w:sz="4"/>
+            </w:tcBorders>
+            <w:tcMar>
+              <w:top w:type="dxa" w:w="60"/>
+              <w:left w:type="dxa" w:w="100"/>
+              <w:bottom w:type="dxa" w:w="60"/>
+              <w:right w:type="dxa" w:w="100"/>
+            </w:tcMar>
+          </w:tcPr>
+          <w:p>
+            <w:pPr>
+              <w:spacing w:after="30"/>
+            </w:pPr>
+            <w:r>
+              <w:rPr>
+                <w:rFonts w:ascii="Calibri" w:cs="Calibri" w:eastAsia="Calibri" w:hAnsi="Calibri"/>
+                <w:b/>
+                <w:bCs/>
+                <w:sz w:val="17"/>
+                <w:szCs w:val="17"/>
+              </w:rPr>
+              <w:t xml:space="preserve">Go-live (26/02)</w:t>
+            </w:r>
+          </w:p>
+        </w:tc>
+        <w:tc>
+          <w:tcPr>
+            <w:tcW w:type="dxa" w:w="450"/>
+            <w:tcBorders>
+              <w:top w:val="single" w:color="808080" w:sz="4"/>
+              <w:left w:val="single" w:color="808080" w:sz="4"/>
+              <w:bottom w:val="single" w:color="808080" w:sz="4"/>
+              <w:right w:val="single" w:color="808080" w:sz="4"/>
+            </w:tcBorders>
+            <w:tcMar>
+              <w:top w:type="dxa" w:w="60"/>
+              <w:left w:type="dxa" w:w="20"/>
+              <w:bottom w:type="dxa" w:w="60"/>
+              <w:right w:type="dxa" w:w="20"/>
+            </w:tcMar>
+          </w:tcPr>
+          <w:p>
+            <w:pPr>
+              <w:spacing w:after="30"/>
+              <w:jc w:val="center"/>
+            </w:pPr>
+            <w:r>
+              <w:rPr>
+                <w:rFonts w:ascii="Calibri" w:cs="Calibri" w:eastAsia="Calibri" w:hAnsi="Calibri"/>
+                <w:b/>
+                <w:bCs/>
+                <w:color w:val="FFFFFF"/>
+                <w:sz w:val="17"/>
+                <w:szCs w:val="17"/>
+              </w:rPr>
+              <w:t xml:space="preserve"/>
+            </w:r>
+          </w:p>
+        </w:tc>
+        <w:tc>
+          <w:tcPr>
+            <w:tcW w:type="dxa" w:w="450"/>
+            <w:tcBorders>
+              <w:top w:val="single" w:color="808080" w:sz="4"/>
+              <w:left w:val="single" w:color="808080" w:sz="4"/>
+              <w:bottom w:val="single" w:color="808080" w:sz="4"/>
+              <w:right w:val="single" w:color="808080" w:sz="4"/>
+            </w:tcBorders>
+            <w:tcMar>
+              <w:top w:type="dxa" w:w="60"/>
+              <w:left w:type="dxa" w:w="20"/>
+              <w:bottom w:type="dxa" w:w="60"/>
+              <w:right w:type="dxa" w:w="20"/>
+            </w:tcMar>
+          </w:tcPr>
+          <w:p>
+            <w:pPr>
+              <w:spacing w:after="30"/>
+              <w:jc w:val="center"/>
+            </w:pPr>
+            <w:r>
+              <w:rPr>
+                <w:rFonts w:ascii="Calibri" w:cs="Calibri" w:eastAsia="Calibri" w:hAnsi="Calibri"/>
+                <w:b/>
+                <w:bCs/>
+                <w:color w:val="FFFFFF"/>
+                <w:sz w:val="17"/>
+                <w:szCs w:val="17"/>
+              </w:rPr>
+              <w:t xml:space="preserve"/>
+            </w:r>
+          </w:p>
+        </w:tc>
+        <w:tc>
+          <w:tcPr>
+            <w:tcW w:type="dxa" w:w="450"/>
+            <w:tcBorders>
+              <w:top w:val="single" w:color="808080" w:sz="4"/>
+              <w:left w:val="single" w:color="808080" w:sz="4"/>
+              <w:bottom w:val="single" w:color="808080" w:sz="4"/>
+              <w:right w:val="single" w:color="808080" w:sz="4"/>
+            </w:tcBorders>
+            <w:tcMar>
+              <w:top w:type="dxa" w:w="60"/>
+              <w:left w:type="dxa" w:w="20"/>
+              <w:bottom w:type="dxa" w:w="60"/>
+              <w:right w:type="dxa" w:w="20"/>
+            </w:tcMar>
+          </w:tcPr>
+          <w:p>
+            <w:pPr>
+              <w:spacing w:after="30"/>
+              <w:jc w:val="center"/>
+            </w:pPr>
+            <w:r>
+              <w:rPr>
+                <w:rFonts w:ascii="Calibri" w:cs="Calibri" w:eastAsia="Calibri" w:hAnsi="Calibri"/>
+                <w:b/>
+                <w:bCs/>
+                <w:color w:val="FFFFFF"/>
+                <w:sz w:val="17"/>
+                <w:szCs w:val="17"/>
+              </w:rPr>
+              <w:t xml:space="preserve"/>
+            </w:r>
+          </w:p>
+        </w:tc>
+        <w:tc>
+          <w:tcPr>
+            <w:tcW w:type="dxa" w:w="450"/>
+            <w:tcBorders>
+              <w:top w:val="single" w:color="808080" w:sz="4"/>
+              <w:left w:val="single" w:color="808080" w:sz="4"/>
+              <w:bottom w:val="single" w:color="808080" w:sz="4"/>
+              <w:right w:val="single" w:color="808080" w:sz="4"/>
+            </w:tcBorders>
+            <w:tcMar>
+              <w:top w:type="dxa" w:w="60"/>
+              <w:left w:type="dxa" w:w="20"/>
+              <w:bottom w:type="dxa" w:w="60"/>
+              <w:right w:type="dxa" w:w="20"/>
+            </w:tcMar>
+          </w:tcPr>
+          <w:p>
+            <w:pPr>
+              <w:spacing w:after="30"/>
+              <w:jc w:val="center"/>
+            </w:pPr>
+            <w:r>
+              <w:rPr>
+                <w:rFonts w:ascii="Calibri" w:cs="Calibri" w:eastAsia="Calibri" w:hAnsi="Calibri"/>
+                <w:b/>
+                <w:bCs/>
+                <w:color w:val="FFFFFF"/>
+                <w:sz w:val="17"/>
+                <w:szCs w:val="17"/>
+              </w:rPr>
+              <w:t xml:space="preserve"/>
+            </w:r>
+          </w:p>
+        </w:tc>
+        <w:tc>
+          <w:tcPr>
+            <w:tcW w:type="dxa" w:w="450"/>
+            <w:tcBorders>
+              <w:top w:val="single" w:color="808080" w:sz="4"/>
+              <w:left w:val="single" w:color="808080" w:sz="4"/>
+              <w:bottom w:val="single" w:color="808080" w:sz="4"/>
+              <w:right w:val="single" w:color="808080" w:sz="4"/>
+            </w:tcBorders>
+            <w:tcMar>
+              <w:top w:type="dxa" w:w="60"/>
+              <w:left w:type="dxa" w:w="20"/>
+              <w:bottom w:type="dxa" w:w="60"/>
+              <w:right w:type="dxa" w:w="20"/>
+            </w:tcMar>
+          </w:tcPr>
+          <w:p>
+            <w:pPr>
+              <w:spacing w:after="30"/>
+              <w:jc w:val="center"/>
+            </w:pPr>
+            <w:r>
+              <w:rPr>
+                <w:rFonts w:ascii="Calibri" w:cs="Calibri" w:eastAsia="Calibri" w:hAnsi="Calibri"/>
+                <w:b/>
+                <w:bCs/>
+                <w:color w:val="FFFFFF"/>
+                <w:sz w:val="17"/>
+                <w:szCs w:val="17"/>
+              </w:rPr>
+              <w:t xml:space="preserve"/>
+            </w:r>
+          </w:p>
+        </w:tc>
+        <w:tc>
+          <w:tcPr>
+            <w:tcW w:type="dxa" w:w="450"/>
+            <w:tcBorders>
+              <w:top w:val="single" w:color="808080" w:sz="4"/>
+              <w:left w:val="single" w:color="808080" w:sz="4"/>
+              <w:bottom w:val="single" w:color="808080" w:sz="4"/>
+              <w:right w:val="single" w:color="808080" w:sz="4"/>
+            </w:tcBorders>
+            <w:tcMar>
+              <w:top w:type="dxa" w:w="60"/>
+              <w:left w:type="dxa" w:w="20"/>
+              <w:bottom w:type="dxa" w:w="60"/>
+              <w:right w:type="dxa" w:w="20"/>
+            </w:tcMar>
+          </w:tcPr>
+          <w:p>
+            <w:pPr>
+              <w:spacing w:after="30"/>
+              <w:jc w:val="center"/>
+            </w:pPr>
+            <w:r>
+              <w:rPr>
+                <w:rFonts w:ascii="Calibri" w:cs="Calibri" w:eastAsia="Calibri" w:hAnsi="Calibri"/>
+                <w:b/>
+                <w:bCs/>
+                <w:color w:val="FFFFFF"/>
+                <w:sz w:val="17"/>
+                <w:szCs w:val="17"/>
+              </w:rPr>
+              <w:t xml:space="preserve"/>
+            </w:r>
+          </w:p>
+        </w:tc>
+        <w:tc>
+          <w:tcPr>
+            <w:tcW w:type="dxa" w:w="450"/>
+            <w:tcBorders>
+              <w:top w:val="single" w:color="808080" w:sz="4"/>
+              <w:left w:val="single" w:color="808080" w:sz="4"/>
+              <w:bottom w:val="single" w:color="808080" w:sz="4"/>
+              <w:right w:val="single" w:color="808080" w:sz="4"/>
+            </w:tcBorders>
+            <w:tcMar>
+              <w:top w:type="dxa" w:w="60"/>
+              <w:left w:type="dxa" w:w="20"/>
+              <w:bottom w:type="dxa" w:w="60"/>
+              <w:right w:type="dxa" w:w="20"/>
+            </w:tcMar>
+          </w:tcPr>
+          <w:p>
+            <w:pPr>
+              <w:spacing w:after="30"/>
+              <w:jc w:val="center"/>
+            </w:pPr>
+            <w:r>
+              <w:rPr>
+                <w:rFonts w:ascii="Calibri" w:cs="Calibri" w:eastAsia="Calibri" w:hAnsi="Calibri"/>
+                <w:b/>
+                <w:bCs/>
+                <w:color w:val="FFFFFF"/>
+                <w:sz w:val="17"/>
+                <w:szCs w:val="17"/>
+              </w:rPr>
+              <w:t xml:space="preserve"/>
+            </w:r>
+          </w:p>
+        </w:tc>
+        <w:tc>
+          <w:tcPr>
+            <w:tcW w:type="dxa" w:w="450"/>
+            <w:tcBorders>
+              <w:top w:val="single" w:color="808080" w:sz="4"/>
+              <w:left w:val="single" w:color="808080" w:sz="4"/>
+              <w:bottom w:val="single" w:color="808080" w:sz="4"/>
+              <w:right w:val="single" w:color="808080" w:sz="4"/>
+            </w:tcBorders>
+            <w:shd w:fill="D9D9D9" w:color="auto" w:val="clear"/>
+            <w:tcMar>
+              <w:top w:type="dxa" w:w="60"/>
+              <w:left w:type="dxa" w:w="20"/>
+              <w:bottom w:type="dxa" w:w="60"/>
+              <w:right w:type="dxa" w:w="20"/>
+            </w:tcMar>
+          </w:tcPr>
+          <w:p>
+            <w:pPr>
+              <w:spacing w:after="30"/>
+              <w:jc w:val="center"/>
+            </w:pPr>
+            <w:r>
+              <w:rPr>
+                <w:rFonts w:ascii="Calibri" w:cs="Calibri" w:eastAsia="Calibri" w:hAnsi="Calibri"/>
+                <w:b/>
+                <w:bCs/>
+                <w:color w:val="FFFFFF"/>
+                <w:sz w:val="17"/>
+                <w:szCs w:val="17"/>
+              </w:rPr>
+              <w:t xml:space="preserve"/>
+            </w:r>
+          </w:p>
+        </w:tc>
+        <w:tc>
+          <w:tcPr>
+            <w:tcW w:type="dxa" w:w="450"/>
+            <w:tcBorders>
+              <w:top w:val="single" w:color="808080" w:sz="4"/>
+              <w:left w:val="single" w:color="808080" w:sz="4"/>
+              <w:bottom w:val="single" w:color="808080" w:sz="4"/>
+              <w:right w:val="single" w:color="808080" w:sz="4"/>
+            </w:tcBorders>
+            <w:shd w:fill="D9D9D9" w:color="auto" w:val="clear"/>
+            <w:tcMar>
+              <w:top w:type="dxa" w:w="60"/>
+              <w:left w:type="dxa" w:w="20"/>
+              <w:bottom w:type="dxa" w:w="60"/>
+              <w:right w:type="dxa" w:w="20"/>
+            </w:tcMar>
+          </w:tcPr>
+          <w:p>
+            <w:pPr>
+              <w:spacing w:after="30"/>
+              <w:jc w:val="center"/>
+            </w:pPr>
+            <w:r>
+              <w:rPr>
+                <w:rFonts w:ascii="Calibri" w:cs="Calibri" w:eastAsia="Calibri" w:hAnsi="Calibri"/>
+                <w:b/>
+                <w:bCs/>
+                <w:color w:val="FFFFFF"/>
+                <w:sz w:val="17"/>
+                <w:szCs w:val="17"/>
+              </w:rPr>
+              <w:t xml:space="preserve"/>
+            </w:r>
+          </w:p>
+        </w:tc>
+        <w:tc>
+          <w:tcPr>
+            <w:tcW w:type="dxa" w:w="450"/>
+            <w:tcBorders>
+              <w:top w:val="single" w:color="808080" w:sz="4"/>
+              <w:left w:val="single" w:color="808080" w:sz="4"/>
+              <w:bottom w:val="single" w:color="808080" w:sz="4"/>
+              <w:right w:val="single" w:color="808080" w:sz="4"/>
+            </w:tcBorders>
+            <w:tcMar>
+              <w:top w:type="dxa" w:w="60"/>
+              <w:left w:type="dxa" w:w="20"/>
+              <w:bottom w:type="dxa" w:w="60"/>
+              <w:right w:type="dxa" w:w="20"/>
+            </w:tcMar>
+          </w:tcPr>
+          <w:p>
+            <w:pPr>
+              <w:spacing w:after="30"/>
+              <w:jc w:val="center"/>
+            </w:pPr>
+            <w:r>
+              <w:rPr>
+                <w:rFonts w:ascii="Calibri" w:cs="Calibri" w:eastAsia="Calibri" w:hAnsi="Calibri"/>
+                <w:b/>
+                <w:bCs/>
+                <w:color w:val="FFFFFF"/>
+                <w:sz w:val="17"/>
+                <w:szCs w:val="17"/>
+              </w:rPr>
+              <w:t xml:space="preserve"/>
+            </w:r>
+          </w:p>
+        </w:tc>
+        <w:tc>
+          <w:tcPr>
+            <w:tcW w:type="dxa" w:w="450"/>
+            <w:tcBorders>
+              <w:top w:val="single" w:color="808080" w:sz="4"/>
+              <w:left w:val="single" w:color="808080" w:sz="4"/>
+              <w:bottom w:val="single" w:color="808080" w:sz="4"/>
+              <w:right w:val="single" w:color="808080" w:sz="4"/>
+            </w:tcBorders>
+            <w:tcMar>
+              <w:top w:type="dxa" w:w="60"/>
+              <w:left w:type="dxa" w:w="20"/>
+              <w:bottom w:type="dxa" w:w="60"/>
+              <w:right w:type="dxa" w:w="20"/>
+            </w:tcMar>
+          </w:tcPr>
+          <w:p>
+            <w:pPr>
+              <w:spacing w:after="30"/>
+              <w:jc w:val="center"/>
+            </w:pPr>
+            <w:r>
+              <w:rPr>
+                <w:rFonts w:ascii="Calibri" w:cs="Calibri" w:eastAsia="Calibri" w:hAnsi="Calibri"/>
+                <w:b/>
+                <w:bCs/>
+                <w:color w:val="FFFFFF"/>
+                <w:sz w:val="17"/>
+                <w:szCs w:val="17"/>
+              </w:rPr>
+              <w:t xml:space="preserve"/>
+            </w:r>
+          </w:p>
+        </w:tc>
+        <w:tc>
+          <w:tcPr>
+            <w:tcW w:type="dxa" w:w="450"/>
+            <w:tcBorders>
+              <w:top w:val="single" w:color="808080" w:sz="4"/>
+              <w:left w:val="single" w:color="808080" w:sz="4"/>
+              <w:bottom w:val="single" w:color="808080" w:sz="4"/>
+              <w:right w:val="single" w:color="808080" w:sz="4"/>
+            </w:tcBorders>
+            <w:tcMar>
+              <w:top w:type="dxa" w:w="60"/>
+              <w:left w:type="dxa" w:w="20"/>
+              <w:bottom w:type="dxa" w:w="60"/>
+              <w:right w:type="dxa" w:w="20"/>
+            </w:tcMar>
+          </w:tcPr>
+          <w:p>
+            <w:pPr>
+              <w:spacing w:after="30"/>
+              <w:jc w:val="center"/>
+            </w:pPr>
+            <w:r>
+              <w:rPr>
+                <w:rFonts w:ascii="Calibri" w:cs="Calibri" w:eastAsia="Calibri" w:hAnsi="Calibri"/>
+                <w:b/>
+                <w:bCs/>
+                <w:color w:val="FFFFFF"/>
+                <w:sz w:val="17"/>
+                <w:szCs w:val="17"/>
+              </w:rPr>
+              <w:t xml:space="preserve"/>
+            </w:r>
+          </w:p>
+        </w:tc>
+        <w:tc>
+          <w:tcPr>
+            <w:tcW w:type="dxa" w:w="450"/>
+            <w:tcBorders>
+              <w:top w:val="single" w:color="808080" w:sz="4"/>
+              <w:left w:val="single" w:color="808080" w:sz="4"/>
+              <w:bottom w:val="single" w:color="808080" w:sz="4"/>
+              <w:right w:val="single" w:color="808080" w:sz="4"/>
+            </w:tcBorders>
+            <w:tcMar>
+              <w:top w:type="dxa" w:w="60"/>
+              <w:left w:type="dxa" w:w="20"/>
+              <w:bottom w:type="dxa" w:w="60"/>
+              <w:right w:type="dxa" w:w="20"/>
+            </w:tcMar>
+          </w:tcPr>
+          <w:p>
+            <w:pPr>
+              <w:spacing w:after="30"/>
+              <w:jc w:val="center"/>
+            </w:pPr>
+            <w:r>
+              <w:rPr>
+                <w:rFonts w:ascii="Calibri" w:cs="Calibri" w:eastAsia="Calibri" w:hAnsi="Calibri"/>
+                <w:b/>
+                <w:bCs/>
+                <w:color w:val="FFFFFF"/>
+                <w:sz w:val="17"/>
+                <w:szCs w:val="17"/>
+              </w:rPr>
+              <w:t xml:space="preserve"/>
+            </w:r>
+          </w:p>
+        </w:tc>
+        <w:tc>
+          <w:tcPr>
+            <w:tcW w:type="dxa" w:w="450"/>
+            <w:tcBorders>
+              <w:top w:val="single" w:color="808080" w:sz="4"/>
+              <w:left w:val="single" w:color="808080" w:sz="4"/>
+              <w:bottom w:val="single" w:color="808080" w:sz="4"/>
+              <w:right w:val="single" w:color="808080" w:sz="4"/>
+            </w:tcBorders>
+            <w:tcMar>
+              <w:top w:type="dxa" w:w="60"/>
+              <w:left w:type="dxa" w:w="20"/>
+              <w:bottom w:type="dxa" w:w="60"/>
+              <w:right w:type="dxa" w:w="20"/>
+            </w:tcMar>
+          </w:tcPr>
+          <w:p>
+            <w:pPr>
+              <w:spacing w:after="30"/>
+              <w:jc w:val="center"/>
+            </w:pPr>
+            <w:r>
+              <w:rPr>
+                <w:rFonts w:ascii="Calibri" w:cs="Calibri" w:eastAsia="Calibri" w:hAnsi="Calibri"/>
+                <w:b/>
+                <w:bCs/>
+                <w:color w:val="FFFFFF"/>
+                <w:sz w:val="17"/>
+                <w:szCs w:val="17"/>
+              </w:rPr>
+              <w:t xml:space="preserve"/>
+            </w:r>
+          </w:p>
+        </w:tc>
+        <w:tc>
+          <w:tcPr>
+            <w:tcW w:type="dxa" w:w="450"/>
+            <w:tcBorders>
+              <w:top w:val="single" w:color="808080" w:sz="4"/>
+              <w:left w:val="single" w:color="808080" w:sz="4"/>
+              <w:bottom w:val="single" w:color="808080" w:sz="4"/>
+              <w:right w:val="single" w:color="808080" w:sz="4"/>
+            </w:tcBorders>
+            <w:shd w:fill="D9D9D9" w:color="auto" w:val="clear"/>
+            <w:tcMar>
+              <w:top w:type="dxa" w:w="60"/>
+              <w:left w:type="dxa" w:w="20"/>
+              <w:bottom w:type="dxa" w:w="60"/>
+              <w:right w:type="dxa" w:w="20"/>
+            </w:tcMar>
+          </w:tcPr>
+          <w:p>
+            <w:pPr>
+              <w:spacing w:after="30"/>
+              <w:jc w:val="center"/>
+            </w:pPr>
+            <w:r>
+              <w:rPr>
+                <w:rFonts w:ascii="Calibri" w:cs="Calibri" w:eastAsia="Calibri" w:hAnsi="Calibri"/>
+                <w:b/>
+                <w:bCs/>
+                <w:color w:val="FFFFFF"/>
+                <w:sz w:val="17"/>
+                <w:szCs w:val="17"/>
+              </w:rPr>
+              <w:t xml:space="preserve"/>
+            </w:r>
+          </w:p>
+        </w:tc>
+        <w:tc>
+          <w:tcPr>
+            <w:tcW w:type="dxa" w:w="450"/>
+            <w:tcBorders>
+              <w:top w:val="single" w:color="808080" w:sz="4"/>
+              <w:left w:val="single" w:color="808080" w:sz="4"/>
+              <w:bottom w:val="single" w:color="808080" w:sz="4"/>
+              <w:right w:val="single" w:color="808080" w:sz="4"/>
+            </w:tcBorders>
+            <w:tcMar>
+              <w:top w:type="dxa" w:w="60"/>
+              <w:left w:type="dxa" w:w="20"/>
+              <w:bottom w:type="dxa" w:w="60"/>
+              <w:right w:type="dxa" w:w="20"/>
+            </w:tcMar>
+          </w:tcPr>
+          <w:p>
+            <w:pPr>
+              <w:spacing w:after="30"/>
+              <w:jc w:val="center"/>
+            </w:pPr>
+            <w:r>
+              <w:rPr>
+                <w:rFonts w:ascii="Calibri" w:cs="Calibri" w:eastAsia="Calibri" w:hAnsi="Calibri"/>
+                <w:b/>
+                <w:bCs/>
+                <w:color w:val="FFFFFF"/>
+                <w:sz w:val="17"/>
+                <w:szCs w:val="17"/>
+              </w:rPr>
+              <w:t xml:space="preserve"/>
+            </w:r>
+          </w:p>
+        </w:tc>
+        <w:tc>
+          <w:tcPr>
+            <w:tcW w:type="dxa" w:w="450"/>
+            <w:tcBorders>
+              <w:top w:val="single" w:color="808080" w:sz="4"/>
+              <w:left w:val="single" w:color="808080" w:sz="4"/>
+              <w:bottom w:val="single" w:color="808080" w:sz="4"/>
+              <w:right w:val="single" w:color="808080" w:sz="4"/>
+            </w:tcBorders>
+            <w:shd w:fill="C00000" w:color="auto" w:val="clear"/>
+            <w:tcMar>
+              <w:top w:type="dxa" w:w="60"/>
+              <w:left w:type="dxa" w:w="20"/>
+              <w:bottom w:type="dxa" w:w="60"/>
+              <w:right w:type="dxa" w:w="20"/>
+            </w:tcMar>
+          </w:tcPr>
+          <w:p>
+            <w:pPr>
+              <w:spacing w:after="30"/>
+              <w:jc w:val="center"/>
+            </w:pPr>
+            <w:r>
+              <w:rPr>
+                <w:rFonts w:ascii="Calibri" w:cs="Calibri" w:eastAsia="Calibri" w:hAnsi="Calibri"/>
+                <w:b/>
+                <w:bCs/>
+                <w:color w:val="FFFFFF"/>
+                <w:sz w:val="17"/>
+                <w:szCs w:val="17"/>
+              </w:rPr>
+              <w:t xml:space="preserve">◆</w:t>
+            </w:r>
+          </w:p>
+        </w:tc>
+      </w:tr>
+    </w:tbl>
+    <w:p>
+      <w:pPr>
+        <w:spacing w:after="80"/>
+      </w:pPr>
+    </w:p>
+    <w:p>
+      <w:pPr>
+        <w:spacing w:after="100" w:line="276"/>
+      </w:pPr>
+      <w:r>
+        <w:rPr>
+          <w:rFonts w:ascii="Calibri" w:cs="Calibri" w:eastAsia="Calibri" w:hAnsi="Calibri"/>
+          <w:sz w:val="21"/>
+          <w:szCs w:val="21"/>
+        </w:rPr>
+        <w:t xml:space="preserve">Observação: nas semanas de 21/12 e 28/12 o plano não prevê atividade (recesso). Na semana de 08/02, o Carnaval reduz a capacidade de homologação. Por isso as fases 2 a 5 correm em paralelo.</w:t>
+      </w:r>
+    </w:p>
+    <w:p>
+      <w:pPr>
+        <w:pStyle w:val="Heading2"/>
+        <w:keepNext/>
+        <w:spacing w:after="100" w:before="240"/>
+      </w:pPr>
+      <w:r>
+        <w:rPr>
+          <w:rFonts w:ascii="Calibri" w:cs="Calibri" w:eastAsia="Calibri" w:hAnsi="Calibri"/>
+          <w:b/>
+          <w:bCs/>
+          <w:color w:val="2E5597"/>
+          <w:sz w:val="26"/>
+          <w:szCs w:val="26"/>
+        </w:rPr>
+        <w:t xml:space="preserve">12.3 Marcos do cronograma</w:t>
+      </w:r>
+    </w:p>
+    <w:tbl>
+      <w:tblPr>
+        <w:tblW w:type="dxa" w:w="9638"/>
+        <w:tblBorders>
+          <w:top w:val="single" w:color="auto" w:sz="4"/>
+          <w:left w:val="single" w:color="auto" w:sz="4"/>
+          <w:bottom w:val="single" w:color="auto" w:sz="4"/>
+          <w:right w:val="single" w:color="auto" w:sz="4"/>
+          <w:insideH w:val="single" w:color="auto" w:sz="4"/>
+          <w:insideV w:val="single" w:color="auto" w:sz="4"/>
+        </w:tblBorders>
+      </w:tblPr>
+      <w:tblGrid>
+        <w:gridCol w:w="1000"/>
+        <w:gridCol w:w="6338"/>
+        <w:gridCol w:w="2300"/>
+      </w:tblGrid>
+      <w:tr>
+        <w:trPr>
+          <w:tblHeader/>
+        </w:trPr>
+        <w:tc>
+          <w:tcPr>
+            <w:tcW w:type="dxa" w:w="1000"/>
+            <w:tcBorders>
+              <w:top w:val="single" w:color="808080" w:sz="4"/>
+              <w:left w:val="single" w:color="808080" w:sz="4"/>
+              <w:bottom w:val="single" w:color="808080" w:sz="4"/>
+              <w:right w:val="single" w:color="808080" w:sz="4"/>
+            </w:tcBorders>
+            <w:shd w:fill="1F3864" w:color="auto" w:val="clear"/>
+            <w:tcMar>
+              <w:top w:type="dxa" w:w="60"/>
+              <w:left w:type="dxa" w:w="100"/>
+              <w:bottom w:type="dxa" w:w="60"/>
+              <w:right w:type="dxa" w:w="100"/>
+            </w:tcMar>
+          </w:tcPr>
+          <w:p>
+            <w:pPr>
+              <w:spacing w:after="30"/>
+            </w:pPr>
+            <w:r>
+              <w:rPr>
+                <w:rFonts w:ascii="Calibri" w:cs="Calibri" w:eastAsia="Calibri" w:hAnsi="Calibri"/>
+                <w:b/>
+                <w:bCs/>
+                <w:color w:val="FFFFFF"/>
+                <w:sz w:val="19"/>
+                <w:szCs w:val="19"/>
+              </w:rPr>
+              <w:t xml:space="preserve">Marco</w:t>
+            </w:r>
+          </w:p>
+        </w:tc>
+        <w:tc>
+          <w:tcPr>
+            <w:tcW w:type="dxa" w:w="6338"/>
+            <w:tcBorders>
+              <w:top w:val="single" w:color="808080" w:sz="4"/>
+              <w:left w:val="single" w:color="808080" w:sz="4"/>
+              <w:bottom w:val="single" w:color="808080" w:sz="4"/>
+              <w:right w:val="single" w:color="808080" w:sz="4"/>
+            </w:tcBorders>
+            <w:shd w:fill="1F3864" w:color="auto" w:val="clear"/>
+            <w:tcMar>
+              <w:top w:type="dxa" w:w="60"/>
+              <w:left w:type="dxa" w:w="100"/>
+              <w:bottom w:type="dxa" w:w="60"/>
+              <w:right w:type="dxa" w:w="100"/>
+            </w:tcMar>
+          </w:tcPr>
+          <w:p>
+            <w:pPr>
+              <w:spacing w:after="30"/>
+            </w:pPr>
+            <w:r>
+              <w:rPr>
+                <w:rFonts w:ascii="Calibri" w:cs="Calibri" w:eastAsia="Calibri" w:hAnsi="Calibri"/>
+                <w:b/>
+                <w:bCs/>
+                <w:color w:val="FFFFFF"/>
+                <w:sz w:val="19"/>
+                <w:szCs w:val="19"/>
+              </w:rPr>
+              <w:t xml:space="preserve">O que significa</w:t>
+            </w:r>
+          </w:p>
+        </w:tc>
+        <w:tc>
+          <w:tcPr>
+            <w:tcW w:type="dxa" w:w="2300"/>
+            <w:tcBorders>
+              <w:top w:val="single" w:color="808080" w:sz="4"/>
+              <w:left w:val="single" w:color="808080" w:sz="4"/>
+              <w:bottom w:val="single" w:color="808080" w:sz="4"/>
+              <w:right w:val="single" w:color="808080" w:sz="4"/>
+            </w:tcBorders>
+            <w:shd w:fill="1F3864" w:color="auto" w:val="clear"/>
+            <w:tcMar>
+              <w:top w:type="dxa" w:w="60"/>
+              <w:left w:type="dxa" w:w="100"/>
+              <w:bottom w:type="dxa" w:w="60"/>
+              <w:right w:type="dxa" w:w="100"/>
+            </w:tcMar>
+          </w:tcPr>
+          <w:p>
+            <w:pPr>
+              <w:spacing w:after="30"/>
+            </w:pPr>
+            <w:r>
+              <w:rPr>
+                <w:rFonts w:ascii="Calibri" w:cs="Calibri" w:eastAsia="Calibri" w:hAnsi="Calibri"/>
+                <w:b/>
+                <w:bCs/>
+                <w:color w:val="FFFFFF"/>
+                <w:sz w:val="19"/>
+                <w:szCs w:val="19"/>
+              </w:rPr>
+              <w:t xml:space="preserve">Data-alvo</w:t>
+            </w:r>
+          </w:p>
+        </w:tc>
+      </w:tr>
+      <w:tr>
+        <w:trPr>
+          <w:cantSplit/>
+        </w:trPr>
+        <w:tc>
+          <w:tcPr>
+            <w:tcW w:type="dxa" w:w="1000"/>
+            <w:tcBorders>
+              <w:top w:val="single" w:color="808080" w:sz="4"/>
+              <w:left w:val="single" w:color="808080" w:sz="4"/>
+              <w:bottom w:val="single" w:color="808080" w:sz="4"/>
+              <w:right w:val="single" w:color="808080" w:sz="4"/>
+            </w:tcBorders>
+            <w:tcMar>
+              <w:top w:type="dxa" w:w="60"/>
+              <w:left w:type="dxa" w:w="100"/>
+              <w:bottom w:type="dxa" w:w="60"/>
+              <w:right w:type="dxa" w:w="100"/>
+            </w:tcMar>
+          </w:tcPr>
+          <w:p>
+            <w:pPr>
+              <w:spacing w:after="30"/>
+            </w:pPr>
+            <w:r>
+              <w:rPr>
+                <w:rFonts w:ascii="Calibri" w:cs="Calibri" w:eastAsia="Calibri" w:hAnsi="Calibri"/>
+                <w:b w:val="false"/>
+                <w:bCs w:val="false"/>
+                <w:sz w:val="19"/>
+                <w:szCs w:val="19"/>
+              </w:rPr>
+              <w:t xml:space="preserve">M1</w:t>
+            </w:r>
+          </w:p>
+        </w:tc>
+        <w:tc>
+          <w:tcPr>
+            <w:tcW w:type="dxa" w:w="6338"/>
+            <w:tcBorders>
+              <w:top w:val="single" w:color="808080" w:sz="4"/>
+              <w:left w:val="single" w:color="808080" w:sz="4"/>
+              <w:bottom w:val="single" w:color="808080" w:sz="4"/>
+              <w:right w:val="single" w:color="808080" w:sz="4"/>
+            </w:tcBorders>
+            <w:tcMar>
+              <w:top w:type="dxa" w:w="60"/>
+              <w:left w:type="dxa" w:w="100"/>
+              <w:bottom w:type="dxa" w:w="60"/>
+              <w:right w:type="dxa" w:w="100"/>
+            </w:tcMar>
+          </w:tcPr>
+          <w:p>
+            <w:pPr>
+              <w:spacing w:after="30"/>
+            </w:pPr>
+            <w:r>
+              <w:rPr>
+                <w:rFonts w:ascii="Calibri" w:cs="Calibri" w:eastAsia="Calibri" w:hAnsi="Calibri"/>
+                <w:b w:val="false"/>
+                <w:bCs w:val="false"/>
+                <w:sz w:val="19"/>
+                <w:szCs w:val="19"/>
+              </w:rPr>
+              <w:t xml:space="preserve">Documento aprovado e pontos da seção 13 respondidos pelo Itaú</w:t>
+            </w:r>
+          </w:p>
+        </w:tc>
+        <w:tc>
+          <w:tcPr>
+            <w:tcW w:type="dxa" w:w="2300"/>
+            <w:tcBorders>
+              <w:top w:val="single" w:color="808080" w:sz="4"/>
+              <w:left w:val="single" w:color="808080" w:sz="4"/>
+              <w:bottom w:val="single" w:color="808080" w:sz="4"/>
+              <w:right w:val="single" w:color="808080" w:sz="4"/>
+            </w:tcBorders>
+            <w:tcMar>
+              <w:top w:type="dxa" w:w="60"/>
+              <w:left w:type="dxa" w:w="100"/>
+              <w:bottom w:type="dxa" w:w="60"/>
+              <w:right w:type="dxa" w:w="100"/>
+            </w:tcMar>
+          </w:tcPr>
+          <w:p>
+            <w:pPr>
+              <w:spacing w:after="30"/>
+            </w:pPr>
+            <w:r>
+              <w:rPr>
+                <w:rFonts w:ascii="Calibri" w:cs="Calibri" w:eastAsia="Calibri" w:hAnsi="Calibri"/>
+                <w:b w:val="false"/>
+                <w:bCs w:val="false"/>
+                <w:sz w:val="19"/>
+                <w:szCs w:val="19"/>
+              </w:rPr>
+              <w:t xml:space="preserve">20/11/2026</w:t>
+            </w:r>
+          </w:p>
+        </w:tc>
+      </w:tr>
+      <w:tr>
+        <w:trPr>
+          <w:cantSplit/>
+        </w:trPr>
+        <w:tc>
+          <w:tcPr>
+            <w:tcW w:type="dxa" w:w="1000"/>
+            <w:tcBorders>
+              <w:top w:val="single" w:color="808080" w:sz="4"/>
+              <w:left w:val="single" w:color="808080" w:sz="4"/>
+              <w:bottom w:val="single" w:color="808080" w:sz="4"/>
+              <w:right w:val="single" w:color="808080" w:sz="4"/>
+            </w:tcBorders>
+            <w:shd w:fill="E9EEF7" w:color="auto" w:val="clear"/>
+            <w:tcMar>
+              <w:top w:type="dxa" w:w="60"/>
+              <w:left w:type="dxa" w:w="100"/>
+              <w:bottom w:type="dxa" w:w="60"/>
+              <w:right w:type="dxa" w:w="100"/>
+            </w:tcMar>
+          </w:tcPr>
+          <w:p>
+            <w:pPr>
+              <w:spacing w:after="30"/>
+            </w:pPr>
+            <w:r>
+              <w:rPr>
+                <w:rFonts w:ascii="Calibri" w:cs="Calibri" w:eastAsia="Calibri" w:hAnsi="Calibri"/>
+                <w:b w:val="false"/>
+                <w:bCs w:val="false"/>
+                <w:sz w:val="19"/>
+                <w:szCs w:val="19"/>
+              </w:rPr>
+              <w:t xml:space="preserve">M2</w:t>
+            </w:r>
+          </w:p>
+        </w:tc>
+        <w:tc>
+          <w:tcPr>
+            <w:tcW w:type="dxa" w:w="6338"/>
+            <w:tcBorders>
+              <w:top w:val="single" w:color="808080" w:sz="4"/>
+              <w:left w:val="single" w:color="808080" w:sz="4"/>
+              <w:bottom w:val="single" w:color="808080" w:sz="4"/>
+              <w:right w:val="single" w:color="808080" w:sz="4"/>
+            </w:tcBorders>
+            <w:shd w:fill="E9EEF7" w:color="auto" w:val="clear"/>
+            <w:tcMar>
+              <w:top w:type="dxa" w:w="60"/>
+              <w:left w:type="dxa" w:w="100"/>
+              <w:bottom w:type="dxa" w:w="60"/>
+              <w:right w:type="dxa" w:w="100"/>
+            </w:tcMar>
+          </w:tcPr>
+          <w:p>
+            <w:pPr>
+              <w:spacing w:after="30"/>
+            </w:pPr>
+            <w:r>
+              <w:rPr>
+                <w:rFonts w:ascii="Calibri" w:cs="Calibri" w:eastAsia="Calibri" w:hAnsi="Calibri"/>
+                <w:b w:val="false"/>
+                <w:bCs w:val="false"/>
+                <w:sz w:val="19"/>
+                <w:szCs w:val="19"/>
+              </w:rPr>
+              <w:t xml:space="preserve">Ambientes, licenças e acessos prontos</w:t>
+            </w:r>
+          </w:p>
+        </w:tc>
+        <w:tc>
+          <w:tcPr>
+            <w:tcW w:type="dxa" w:w="2300"/>
+            <w:tcBorders>
+              <w:top w:val="single" w:color="808080" w:sz="4"/>
+              <w:left w:val="single" w:color="808080" w:sz="4"/>
+              <w:bottom w:val="single" w:color="808080" w:sz="4"/>
+              <w:right w:val="single" w:color="808080" w:sz="4"/>
+            </w:tcBorders>
+            <w:shd w:fill="E9EEF7" w:color="auto" w:val="clear"/>
+            <w:tcMar>
+              <w:top w:type="dxa" w:w="60"/>
+              <w:left w:type="dxa" w:w="100"/>
+              <w:bottom w:type="dxa" w:w="60"/>
+              <w:right w:type="dxa" w:w="100"/>
+            </w:tcMar>
+          </w:tcPr>
+          <w:p>
+            <w:pPr>
+              <w:spacing w:after="30"/>
+            </w:pPr>
+            <w:r>
+              <w:rPr>
+                <w:rFonts w:ascii="Calibri" w:cs="Calibri" w:eastAsia="Calibri" w:hAnsi="Calibri"/>
+                <w:b w:val="false"/>
+                <w:bCs w:val="false"/>
+                <w:sz w:val="19"/>
+                <w:szCs w:val="19"/>
+              </w:rPr>
+              <w:t xml:space="preserve">04/12/2026</w:t>
+            </w:r>
+          </w:p>
+        </w:tc>
+      </w:tr>
+      <w:tr>
+        <w:trPr>
+          <w:cantSplit/>
+        </w:trPr>
+        <w:tc>
+          <w:tcPr>
+            <w:tcW w:type="dxa" w:w="1000"/>
+            <w:tcBorders>
+              <w:top w:val="single" w:color="808080" w:sz="4"/>
+              <w:left w:val="single" w:color="808080" w:sz="4"/>
+              <w:bottom w:val="single" w:color="808080" w:sz="4"/>
+              <w:right w:val="single" w:color="808080" w:sz="4"/>
+            </w:tcBorders>
+            <w:tcMar>
+              <w:top w:type="dxa" w:w="60"/>
+              <w:left w:type="dxa" w:w="100"/>
+              <w:bottom w:type="dxa" w:w="60"/>
+              <w:right w:type="dxa" w:w="100"/>
+            </w:tcMar>
+          </w:tcPr>
+          <w:p>
+            <w:pPr>
+              <w:spacing w:after="30"/>
+            </w:pPr>
+            <w:r>
+              <w:rPr>
+                <w:rFonts w:ascii="Calibri" w:cs="Calibri" w:eastAsia="Calibri" w:hAnsi="Calibri"/>
+                <w:b w:val="false"/>
+                <w:bCs w:val="false"/>
+                <w:sz w:val="19"/>
+                <w:szCs w:val="19"/>
+              </w:rPr>
+              <w:t xml:space="preserve">M3</w:t>
+            </w:r>
+          </w:p>
+        </w:tc>
+        <w:tc>
+          <w:tcPr>
+            <w:tcW w:type="dxa" w:w="6338"/>
+            <w:tcBorders>
+              <w:top w:val="single" w:color="808080" w:sz="4"/>
+              <w:left w:val="single" w:color="808080" w:sz="4"/>
+              <w:bottom w:val="single" w:color="808080" w:sz="4"/>
+              <w:right w:val="single" w:color="808080" w:sz="4"/>
+            </w:tcBorders>
+            <w:tcMar>
+              <w:top w:type="dxa" w:w="60"/>
+              <w:left w:type="dxa" w:w="100"/>
+              <w:bottom w:type="dxa" w:w="60"/>
+              <w:right w:type="dxa" w:w="100"/>
+            </w:tcMar>
+          </w:tcPr>
+          <w:p>
+            <w:pPr>
+              <w:spacing w:after="30"/>
+            </w:pPr>
+            <w:r>
+              <w:rPr>
+                <w:rFonts w:ascii="Calibri" w:cs="Calibri" w:eastAsia="Calibri" w:hAnsi="Calibri"/>
+                <w:b w:val="false"/>
+                <w:bCs w:val="false"/>
+                <w:sz w:val="19"/>
+                <w:szCs w:val="19"/>
+              </w:rPr>
+              <w:t xml:space="preserve">Fase 1 entregue (F1 e alertas básicos); aceite do Itaú em até 3 dias úteis</w:t>
+            </w:r>
+          </w:p>
+        </w:tc>
+        <w:tc>
+          <w:tcPr>
+            <w:tcW w:type="dxa" w:w="2300"/>
+            <w:tcBorders>
+              <w:top w:val="single" w:color="808080" w:sz="4"/>
+              <w:left w:val="single" w:color="808080" w:sz="4"/>
+              <w:bottom w:val="single" w:color="808080" w:sz="4"/>
+              <w:right w:val="single" w:color="808080" w:sz="4"/>
+            </w:tcBorders>
+            <w:tcMar>
+              <w:top w:type="dxa" w:w="60"/>
+              <w:left w:type="dxa" w:w="100"/>
+              <w:bottom w:type="dxa" w:w="60"/>
+              <w:right w:type="dxa" w:w="100"/>
+            </w:tcMar>
+          </w:tcPr>
+          <w:p>
+            <w:pPr>
+              <w:spacing w:after="30"/>
+            </w:pPr>
+            <w:r>
+              <w:rPr>
+                <w:rFonts w:ascii="Calibri" w:cs="Calibri" w:eastAsia="Calibri" w:hAnsi="Calibri"/>
+                <w:b w:val="false"/>
+                <w:bCs w:val="false"/>
+                <w:sz w:val="19"/>
+                <w:szCs w:val="19"/>
+              </w:rPr>
+              <w:t xml:space="preserve">18/12/2026</w:t>
+            </w:r>
+          </w:p>
+        </w:tc>
+      </w:tr>
+      <w:tr>
+        <w:trPr>
+          <w:cantSplit/>
+        </w:trPr>
+        <w:tc>
+          <w:tcPr>
+            <w:tcW w:type="dxa" w:w="1000"/>
+            <w:tcBorders>
+              <w:top w:val="single" w:color="808080" w:sz="4"/>
+              <w:left w:val="single" w:color="808080" w:sz="4"/>
+              <w:bottom w:val="single" w:color="808080" w:sz="4"/>
+              <w:right w:val="single" w:color="808080" w:sz="4"/>
+            </w:tcBorders>
+            <w:shd w:fill="E9EEF7" w:color="auto" w:val="clear"/>
+            <w:tcMar>
+              <w:top w:type="dxa" w:w="60"/>
+              <w:left w:type="dxa" w:w="100"/>
+              <w:bottom w:type="dxa" w:w="60"/>
+              <w:right w:type="dxa" w:w="100"/>
+            </w:tcMar>
+          </w:tcPr>
+          <w:p>
+            <w:pPr>
+              <w:spacing w:after="30"/>
+            </w:pPr>
+            <w:r>
+              <w:rPr>
+                <w:rFonts w:ascii="Calibri" w:cs="Calibri" w:eastAsia="Calibri" w:hAnsi="Calibri"/>
+                <w:b w:val="false"/>
+                <w:bCs w:val="false"/>
+                <w:sz w:val="19"/>
+                <w:szCs w:val="19"/>
+              </w:rPr>
+              <w:t xml:space="preserve">M4</w:t>
+            </w:r>
+          </w:p>
+        </w:tc>
+        <w:tc>
+          <w:tcPr>
+            <w:tcW w:type="dxa" w:w="6338"/>
+            <w:tcBorders>
+              <w:top w:val="single" w:color="808080" w:sz="4"/>
+              <w:left w:val="single" w:color="808080" w:sz="4"/>
+              <w:bottom w:val="single" w:color="808080" w:sz="4"/>
+              <w:right w:val="single" w:color="808080" w:sz="4"/>
+            </w:tcBorders>
+            <w:shd w:fill="E9EEF7" w:color="auto" w:val="clear"/>
+            <w:tcMar>
+              <w:top w:type="dxa" w:w="60"/>
+              <w:left w:type="dxa" w:w="100"/>
+              <w:bottom w:type="dxa" w:w="60"/>
+              <w:right w:type="dxa" w:w="100"/>
+            </w:tcMar>
+          </w:tcPr>
+          <w:p>
+            <w:pPr>
+              <w:spacing w:after="30"/>
+            </w:pPr>
+            <w:r>
+              <w:rPr>
+                <w:rFonts w:ascii="Calibri" w:cs="Calibri" w:eastAsia="Calibri" w:hAnsi="Calibri"/>
+                <w:b w:val="false"/>
+                <w:bCs w:val="false"/>
+                <w:sz w:val="19"/>
+                <w:szCs w:val="19"/>
+              </w:rPr>
+              <w:t xml:space="preserve">Fase 2 entregue (F2 e F3: layout, projeto e aprovações)</w:t>
+            </w:r>
+          </w:p>
+        </w:tc>
+        <w:tc>
+          <w:tcPr>
+            <w:tcW w:type="dxa" w:w="2300"/>
+            <w:tcBorders>
+              <w:top w:val="single" w:color="808080" w:sz="4"/>
+              <w:left w:val="single" w:color="808080" w:sz="4"/>
+              <w:bottom w:val="single" w:color="808080" w:sz="4"/>
+              <w:right w:val="single" w:color="808080" w:sz="4"/>
+            </w:tcBorders>
+            <w:shd w:fill="E9EEF7" w:color="auto" w:val="clear"/>
+            <w:tcMar>
+              <w:top w:type="dxa" w:w="60"/>
+              <w:left w:type="dxa" w:w="100"/>
+              <w:bottom w:type="dxa" w:w="60"/>
+              <w:right w:type="dxa" w:w="100"/>
+            </w:tcMar>
+          </w:tcPr>
+          <w:p>
+            <w:pPr>
+              <w:spacing w:after="30"/>
+            </w:pPr>
+            <w:r>
+              <w:rPr>
+                <w:rFonts w:ascii="Calibri" w:cs="Calibri" w:eastAsia="Calibri" w:hAnsi="Calibri"/>
+                <w:b w:val="false"/>
+                <w:bCs w:val="false"/>
+                <w:sz w:val="19"/>
+                <w:szCs w:val="19"/>
+              </w:rPr>
+              <w:t xml:space="preserve">22/01/2027</w:t>
+            </w:r>
+          </w:p>
+        </w:tc>
+      </w:tr>
+      <w:tr>
+        <w:trPr>
+          <w:cantSplit/>
+        </w:trPr>
+        <w:tc>
+          <w:tcPr>
+            <w:tcW w:type="dxa" w:w="1000"/>
+            <w:tcBorders>
+              <w:top w:val="single" w:color="808080" w:sz="4"/>
+              <w:left w:val="single" w:color="808080" w:sz="4"/>
+              <w:bottom w:val="single" w:color="808080" w:sz="4"/>
+              <w:right w:val="single" w:color="808080" w:sz="4"/>
+            </w:tcBorders>
+            <w:tcMar>
+              <w:top w:type="dxa" w:w="60"/>
+              <w:left w:type="dxa" w:w="100"/>
+              <w:bottom w:type="dxa" w:w="60"/>
+              <w:right w:type="dxa" w:w="100"/>
+            </w:tcMar>
+          </w:tcPr>
+          <w:p>
+            <w:pPr>
+              <w:spacing w:after="30"/>
+            </w:pPr>
+            <w:r>
+              <w:rPr>
+                <w:rFonts w:ascii="Calibri" w:cs="Calibri" w:eastAsia="Calibri" w:hAnsi="Calibri"/>
+                <w:b w:val="false"/>
+                <w:bCs w:val="false"/>
+                <w:sz w:val="19"/>
+                <w:szCs w:val="19"/>
+              </w:rPr>
+              <w:t xml:space="preserve">M5</w:t>
+            </w:r>
+          </w:p>
+        </w:tc>
+        <w:tc>
+          <w:tcPr>
+            <w:tcW w:type="dxa" w:w="6338"/>
+            <w:tcBorders>
+              <w:top w:val="single" w:color="808080" w:sz="4"/>
+              <w:left w:val="single" w:color="808080" w:sz="4"/>
+              <w:bottom w:val="single" w:color="808080" w:sz="4"/>
+              <w:right w:val="single" w:color="808080" w:sz="4"/>
+            </w:tcBorders>
+            <w:tcMar>
+              <w:top w:type="dxa" w:w="60"/>
+              <w:left w:type="dxa" w:w="100"/>
+              <w:bottom w:type="dxa" w:w="60"/>
+              <w:right w:type="dxa" w:w="100"/>
+            </w:tcMar>
+          </w:tcPr>
+          <w:p>
+            <w:pPr>
+              <w:spacing w:after="30"/>
+            </w:pPr>
+            <w:r>
+              <w:rPr>
+                <w:rFonts w:ascii="Calibri" w:cs="Calibri" w:eastAsia="Calibri" w:hAnsi="Calibri"/>
+                <w:b w:val="false"/>
+                <w:bCs w:val="false"/>
+                <w:sz w:val="19"/>
+                <w:szCs w:val="19"/>
+              </w:rPr>
+              <w:t xml:space="preserve">Fase 3 entregue (F4, F5 e F6: compras, implantação, testes e aceite)</w:t>
+            </w:r>
+          </w:p>
+        </w:tc>
+        <w:tc>
+          <w:tcPr>
+            <w:tcW w:type="dxa" w:w="2300"/>
+            <w:tcBorders>
+              <w:top w:val="single" w:color="808080" w:sz="4"/>
+              <w:left w:val="single" w:color="808080" w:sz="4"/>
+              <w:bottom w:val="single" w:color="808080" w:sz="4"/>
+              <w:right w:val="single" w:color="808080" w:sz="4"/>
+            </w:tcBorders>
+            <w:tcMar>
+              <w:top w:type="dxa" w:w="60"/>
+              <w:left w:type="dxa" w:w="100"/>
+              <w:bottom w:type="dxa" w:w="60"/>
+              <w:right w:type="dxa" w:w="100"/>
+            </w:tcMar>
+          </w:tcPr>
+          <w:p>
+            <w:pPr>
+              <w:spacing w:after="30"/>
+            </w:pPr>
+            <w:r>
+              <w:rPr>
+                <w:rFonts w:ascii="Calibri" w:cs="Calibri" w:eastAsia="Calibri" w:hAnsi="Calibri"/>
+                <w:b w:val="false"/>
+                <w:bCs w:val="false"/>
+                <w:sz w:val="19"/>
+                <w:szCs w:val="19"/>
+              </w:rPr>
+              <w:t xml:space="preserve">05/02/2027</w:t>
+            </w:r>
+          </w:p>
+        </w:tc>
+      </w:tr>
+      <w:tr>
+        <w:trPr>
+          <w:cantSplit/>
+        </w:trPr>
+        <w:tc>
+          <w:tcPr>
+            <w:tcW w:type="dxa" w:w="1000"/>
+            <w:tcBorders>
+              <w:top w:val="single" w:color="808080" w:sz="4"/>
+              <w:left w:val="single" w:color="808080" w:sz="4"/>
+              <w:bottom w:val="single" w:color="808080" w:sz="4"/>
+              <w:right w:val="single" w:color="808080" w:sz="4"/>
+            </w:tcBorders>
+            <w:shd w:fill="E9EEF7" w:color="auto" w:val="clear"/>
+            <w:tcMar>
+              <w:top w:type="dxa" w:w="60"/>
+              <w:left w:type="dxa" w:w="100"/>
+              <w:bottom w:type="dxa" w:w="60"/>
+              <w:right w:type="dxa" w:w="100"/>
+            </w:tcMar>
+          </w:tcPr>
+          <w:p>
+            <w:pPr>
+              <w:spacing w:after="30"/>
+            </w:pPr>
+            <w:r>
+              <w:rPr>
+                <w:rFonts w:ascii="Calibri" w:cs="Calibri" w:eastAsia="Calibri" w:hAnsi="Calibri"/>
+                <w:b w:val="false"/>
+                <w:bCs w:val="false"/>
+                <w:sz w:val="19"/>
+                <w:szCs w:val="19"/>
+              </w:rPr>
+              <w:t xml:space="preserve">M6</w:t>
+            </w:r>
+          </w:p>
+        </w:tc>
+        <w:tc>
+          <w:tcPr>
+            <w:tcW w:type="dxa" w:w="6338"/>
+            <w:tcBorders>
+              <w:top w:val="single" w:color="808080" w:sz="4"/>
+              <w:left w:val="single" w:color="808080" w:sz="4"/>
+              <w:bottom w:val="single" w:color="808080" w:sz="4"/>
+              <w:right w:val="single" w:color="808080" w:sz="4"/>
+            </w:tcBorders>
+            <w:shd w:fill="E9EEF7" w:color="auto" w:val="clear"/>
+            <w:tcMar>
+              <w:top w:type="dxa" w:w="60"/>
+              <w:left w:type="dxa" w:w="100"/>
+              <w:bottom w:type="dxa" w:w="60"/>
+              <w:right w:type="dxa" w:w="100"/>
+            </w:tcMar>
+          </w:tcPr>
+          <w:p>
+            <w:pPr>
+              <w:spacing w:after="30"/>
+            </w:pPr>
+            <w:r>
+              <w:rPr>
+                <w:rFonts w:ascii="Calibri" w:cs="Calibri" w:eastAsia="Calibri" w:hAnsi="Calibri"/>
+                <w:b w:val="false"/>
+                <w:bCs w:val="false"/>
+                <w:sz w:val="19"/>
+                <w:szCs w:val="19"/>
+              </w:rPr>
+              <w:t xml:space="preserve">Fase 4 entregue (F7 e F8: medição, pagamento e encerramento)</w:t>
+            </w:r>
+          </w:p>
+        </w:tc>
+        <w:tc>
+          <w:tcPr>
+            <w:tcW w:type="dxa" w:w="2300"/>
+            <w:tcBorders>
+              <w:top w:val="single" w:color="808080" w:sz="4"/>
+              <w:left w:val="single" w:color="808080" w:sz="4"/>
+              <w:bottom w:val="single" w:color="808080" w:sz="4"/>
+              <w:right w:val="single" w:color="808080" w:sz="4"/>
+            </w:tcBorders>
+            <w:shd w:fill="E9EEF7" w:color="auto" w:val="clear"/>
+            <w:tcMar>
+              <w:top w:type="dxa" w:w="60"/>
+              <w:left w:type="dxa" w:w="100"/>
+              <w:bottom w:type="dxa" w:w="60"/>
+              <w:right w:type="dxa" w:w="100"/>
+            </w:tcMar>
+          </w:tcPr>
+          <w:p>
+            <w:pPr>
+              <w:spacing w:after="30"/>
+            </w:pPr>
+            <w:r>
+              <w:rPr>
+                <w:rFonts w:ascii="Calibri" w:cs="Calibri" w:eastAsia="Calibri" w:hAnsi="Calibri"/>
+                <w:b w:val="false"/>
+                <w:bCs w:val="false"/>
+                <w:sz w:val="19"/>
+                <w:szCs w:val="19"/>
+              </w:rPr>
+              <w:t xml:space="preserve">12/02/2027</w:t>
+            </w:r>
+          </w:p>
+        </w:tc>
+      </w:tr>
+      <w:tr>
+        <w:trPr>
+          <w:cantSplit/>
+        </w:trPr>
+        <w:tc>
+          <w:tcPr>
+            <w:tcW w:type="dxa" w:w="1000"/>
+            <w:tcBorders>
+              <w:top w:val="single" w:color="808080" w:sz="4"/>
+              <w:left w:val="single" w:color="808080" w:sz="4"/>
+              <w:bottom w:val="single" w:color="808080" w:sz="4"/>
+              <w:right w:val="single" w:color="808080" w:sz="4"/>
+            </w:tcBorders>
+            <w:tcMar>
+              <w:top w:type="dxa" w:w="60"/>
+              <w:left w:type="dxa" w:w="100"/>
+              <w:bottom w:type="dxa" w:w="60"/>
+              <w:right w:type="dxa" w:w="100"/>
+            </w:tcMar>
+          </w:tcPr>
+          <w:p>
+            <w:pPr>
+              <w:spacing w:after="30"/>
+            </w:pPr>
+            <w:r>
+              <w:rPr>
+                <w:rFonts w:ascii="Calibri" w:cs="Calibri" w:eastAsia="Calibri" w:hAnsi="Calibri"/>
+                <w:b w:val="false"/>
+                <w:bCs w:val="false"/>
+                <w:sz w:val="19"/>
+                <w:szCs w:val="19"/>
+              </w:rPr>
+              <w:t xml:space="preserve">M7</w:t>
+            </w:r>
+          </w:p>
+        </w:tc>
+        <w:tc>
+          <w:tcPr>
+            <w:tcW w:type="dxa" w:w="6338"/>
+            <w:tcBorders>
+              <w:top w:val="single" w:color="808080" w:sz="4"/>
+              <w:left w:val="single" w:color="808080" w:sz="4"/>
+              <w:bottom w:val="single" w:color="808080" w:sz="4"/>
+              <w:right w:val="single" w:color="808080" w:sz="4"/>
+            </w:tcBorders>
+            <w:tcMar>
+              <w:top w:type="dxa" w:w="60"/>
+              <w:left w:type="dxa" w:w="100"/>
+              <w:bottom w:type="dxa" w:w="60"/>
+              <w:right w:type="dxa" w:w="100"/>
+            </w:tcMar>
+          </w:tcPr>
+          <w:p>
+            <w:pPr>
+              <w:spacing w:after="30"/>
+            </w:pPr>
+            <w:r>
+              <w:rPr>
+                <w:rFonts w:ascii="Calibri" w:cs="Calibri" w:eastAsia="Calibri" w:hAnsi="Calibri"/>
+                <w:b w:val="false"/>
+                <w:bCs w:val="false"/>
+                <w:sz w:val="19"/>
+                <w:szCs w:val="19"/>
+              </w:rPr>
+              <w:t xml:space="preserve">Painel Power BI entregue e homologação integrada iniciada</w:t>
+            </w:r>
+          </w:p>
+        </w:tc>
+        <w:tc>
+          <w:tcPr>
+            <w:tcW w:type="dxa" w:w="2300"/>
+            <w:tcBorders>
+              <w:top w:val="single" w:color="808080" w:sz="4"/>
+              <w:left w:val="single" w:color="808080" w:sz="4"/>
+              <w:bottom w:val="single" w:color="808080" w:sz="4"/>
+              <w:right w:val="single" w:color="808080" w:sz="4"/>
+            </w:tcBorders>
+            <w:tcMar>
+              <w:top w:type="dxa" w:w="60"/>
+              <w:left w:type="dxa" w:w="100"/>
+              <w:bottom w:type="dxa" w:w="60"/>
+              <w:right w:type="dxa" w:w="100"/>
+            </w:tcMar>
+          </w:tcPr>
+          <w:p>
+            <w:pPr>
+              <w:spacing w:after="30"/>
+            </w:pPr>
+            <w:r>
+              <w:rPr>
+                <w:rFonts w:ascii="Calibri" w:cs="Calibri" w:eastAsia="Calibri" w:hAnsi="Calibri"/>
+                <w:b w:val="false"/>
+                <w:bCs w:val="false"/>
+                <w:sz w:val="19"/>
+                <w:szCs w:val="19"/>
+              </w:rPr>
+              <w:t xml:space="preserve">19/02/2027</w:t>
+            </w:r>
+          </w:p>
+        </w:tc>
+      </w:tr>
+      <w:tr>
+        <w:trPr>
+          <w:cantSplit/>
+        </w:trPr>
+        <w:tc>
+          <w:tcPr>
+            <w:tcW w:type="dxa" w:w="1000"/>
+            <w:tcBorders>
+              <w:top w:val="single" w:color="808080" w:sz="4"/>
+              <w:left w:val="single" w:color="808080" w:sz="4"/>
+              <w:bottom w:val="single" w:color="808080" w:sz="4"/>
+              <w:right w:val="single" w:color="808080" w:sz="4"/>
+            </w:tcBorders>
+            <w:shd w:fill="E9EEF7" w:color="auto" w:val="clear"/>
+            <w:tcMar>
+              <w:top w:type="dxa" w:w="60"/>
+              <w:left w:type="dxa" w:w="100"/>
+              <w:bottom w:type="dxa" w:w="60"/>
+              <w:right w:type="dxa" w:w="100"/>
+            </w:tcMar>
+          </w:tcPr>
+          <w:p>
+            <w:pPr>
+              <w:spacing w:after="30"/>
+            </w:pPr>
+            <w:r>
+              <w:rPr>
+                <w:rFonts w:ascii="Calibri" w:cs="Calibri" w:eastAsia="Calibri" w:hAnsi="Calibri"/>
+                <w:b w:val="false"/>
+                <w:bCs w:val="false"/>
+                <w:sz w:val="19"/>
+                <w:szCs w:val="19"/>
+              </w:rPr>
+              <w:t xml:space="preserve">M8</w:t>
+            </w:r>
+          </w:p>
+        </w:tc>
+        <w:tc>
+          <w:tcPr>
+            <w:tcW w:type="dxa" w:w="6338"/>
+            <w:tcBorders>
+              <w:top w:val="single" w:color="808080" w:sz="4"/>
+              <w:left w:val="single" w:color="808080" w:sz="4"/>
+              <w:bottom w:val="single" w:color="808080" w:sz="4"/>
+              <w:right w:val="single" w:color="808080" w:sz="4"/>
+            </w:tcBorders>
+            <w:shd w:fill="E9EEF7" w:color="auto" w:val="clear"/>
+            <w:tcMar>
+              <w:top w:type="dxa" w:w="60"/>
+              <w:left w:type="dxa" w:w="100"/>
+              <w:bottom w:type="dxa" w:w="60"/>
+              <w:right w:type="dxa" w:w="100"/>
+            </w:tcMar>
+          </w:tcPr>
+          <w:p>
+            <w:pPr>
+              <w:spacing w:after="30"/>
+            </w:pPr>
+            <w:r>
+              <w:rPr>
+                <w:rFonts w:ascii="Calibri" w:cs="Calibri" w:eastAsia="Calibri" w:hAnsi="Calibri"/>
+                <w:b w:val="false"/>
+                <w:bCs w:val="false"/>
+                <w:sz w:val="19"/>
+                <w:szCs w:val="19"/>
+              </w:rPr>
+              <w:t xml:space="preserve">Homologação concluída, treinamento realizado e aprovação para produção</w:t>
+            </w:r>
+          </w:p>
+        </w:tc>
+        <w:tc>
+          <w:tcPr>
+            <w:tcW w:type="dxa" w:w="2300"/>
+            <w:tcBorders>
+              <w:top w:val="single" w:color="808080" w:sz="4"/>
+              <w:left w:val="single" w:color="808080" w:sz="4"/>
+              <w:bottom w:val="single" w:color="808080" w:sz="4"/>
+              <w:right w:val="single" w:color="808080" w:sz="4"/>
+            </w:tcBorders>
+            <w:shd w:fill="E9EEF7" w:color="auto" w:val="clear"/>
+            <w:tcMar>
+              <w:top w:type="dxa" w:w="60"/>
+              <w:left w:type="dxa" w:w="100"/>
+              <w:bottom w:type="dxa" w:w="60"/>
+              <w:right w:type="dxa" w:w="100"/>
+            </w:tcMar>
+          </w:tcPr>
+          <w:p>
+            <w:pPr>
+              <w:spacing w:after="30"/>
+            </w:pPr>
+            <w:r>
+              <w:rPr>
+                <w:rFonts w:ascii="Calibri" w:cs="Calibri" w:eastAsia="Calibri" w:hAnsi="Calibri"/>
+                <w:b w:val="false"/>
+                <w:bCs w:val="false"/>
+                <w:sz w:val="19"/>
+                <w:szCs w:val="19"/>
+              </w:rPr>
+              <w:t xml:space="preserve">25/02/2027</w:t>
+            </w:r>
+          </w:p>
+        </w:tc>
+      </w:tr>
+      <w:tr>
+        <w:trPr>
+          <w:cantSplit/>
+        </w:trPr>
+        <w:tc>
+          <w:tcPr>
+            <w:tcW w:type="dxa" w:w="1000"/>
+            <w:tcBorders>
+              <w:top w:val="single" w:color="808080" w:sz="4"/>
+              <w:left w:val="single" w:color="808080" w:sz="4"/>
+              <w:bottom w:val="single" w:color="808080" w:sz="4"/>
+              <w:right w:val="single" w:color="808080" w:sz="4"/>
+            </w:tcBorders>
+            <w:tcMar>
+              <w:top w:type="dxa" w:w="60"/>
+              <w:left w:type="dxa" w:w="100"/>
+              <w:bottom w:type="dxa" w:w="60"/>
+              <w:right w:type="dxa" w:w="100"/>
+            </w:tcMar>
+          </w:tcPr>
+          <w:p>
+            <w:pPr>
+              <w:spacing w:after="30"/>
+            </w:pPr>
+            <w:r>
+              <w:rPr>
+                <w:rFonts w:ascii="Calibri" w:cs="Calibri" w:eastAsia="Calibri" w:hAnsi="Calibri"/>
+                <w:b w:val="false"/>
+                <w:bCs w:val="false"/>
+                <w:sz w:val="19"/>
+                <w:szCs w:val="19"/>
+              </w:rPr>
+              <w:t xml:space="preserve">M9</w:t>
+            </w:r>
+          </w:p>
+        </w:tc>
+        <w:tc>
+          <w:tcPr>
+            <w:tcW w:type="dxa" w:w="6338"/>
+            <w:tcBorders>
+              <w:top w:val="single" w:color="808080" w:sz="4"/>
+              <w:left w:val="single" w:color="808080" w:sz="4"/>
+              <w:bottom w:val="single" w:color="808080" w:sz="4"/>
+              <w:right w:val="single" w:color="808080" w:sz="4"/>
+            </w:tcBorders>
+            <w:tcMar>
+              <w:top w:type="dxa" w:w="60"/>
+              <w:left w:type="dxa" w:w="100"/>
+              <w:bottom w:type="dxa" w:w="60"/>
+              <w:right w:type="dxa" w:w="100"/>
+            </w:tcMar>
+          </w:tcPr>
+          <w:p>
+            <w:pPr>
+              <w:spacing w:after="30"/>
+            </w:pPr>
+            <w:r>
+              <w:rPr>
+                <w:rFonts w:ascii="Calibri" w:cs="Calibri" w:eastAsia="Calibri" w:hAnsi="Calibri"/>
+                <w:b w:val="false"/>
+                <w:bCs w:val="false"/>
+                <w:sz w:val="19"/>
+                <w:szCs w:val="19"/>
+              </w:rPr>
+              <w:t xml:space="preserve">Go-live em produção</w:t>
+            </w:r>
+          </w:p>
+        </w:tc>
+        <w:tc>
+          <w:tcPr>
+            <w:tcW w:type="dxa" w:w="2300"/>
+            <w:tcBorders>
+              <w:top w:val="single" w:color="808080" w:sz="4"/>
+              <w:left w:val="single" w:color="808080" w:sz="4"/>
+              <w:bottom w:val="single" w:color="808080" w:sz="4"/>
+              <w:right w:val="single" w:color="808080" w:sz="4"/>
+            </w:tcBorders>
+            <w:tcMar>
+              <w:top w:type="dxa" w:w="60"/>
+              <w:left w:type="dxa" w:w="100"/>
+              <w:bottom w:type="dxa" w:w="60"/>
+              <w:right w:type="dxa" w:w="100"/>
+            </w:tcMar>
+          </w:tcPr>
+          <w:p>
+            <w:pPr>
+              <w:spacing w:after="30"/>
+            </w:pPr>
+            <w:r>
+              <w:rPr>
+                <w:rFonts w:ascii="Calibri" w:cs="Calibri" w:eastAsia="Calibri" w:hAnsi="Calibri"/>
+                <w:b w:val="false"/>
+                <w:bCs w:val="false"/>
+                <w:sz w:val="19"/>
+                <w:szCs w:val="19"/>
+              </w:rPr>
+              <w:t xml:space="preserve">26/02/2027</w:t>
+            </w:r>
+          </w:p>
+        </w:tc>
+      </w:tr>
+      <w:tr>
+        <w:trPr>
+          <w:cantSplit/>
+        </w:trPr>
+        <w:tc>
+          <w:tcPr>
+            <w:tcW w:type="dxa" w:w="1000"/>
+            <w:tcBorders>
+              <w:top w:val="single" w:color="808080" w:sz="4"/>
+              <w:left w:val="single" w:color="808080" w:sz="4"/>
+              <w:bottom w:val="single" w:color="808080" w:sz="4"/>
+              <w:right w:val="single" w:color="808080" w:sz="4"/>
+            </w:tcBorders>
+            <w:shd w:fill="E9EEF7" w:color="auto" w:val="clear"/>
+            <w:tcMar>
+              <w:top w:type="dxa" w:w="60"/>
+              <w:left w:type="dxa" w:w="100"/>
+              <w:bottom w:type="dxa" w:w="60"/>
+              <w:right w:type="dxa" w:w="100"/>
+            </w:tcMar>
+          </w:tcPr>
+          <w:p>
+            <w:pPr>
+              <w:spacing w:after="30"/>
+            </w:pPr>
+            <w:r>
+              <w:rPr>
+                <w:rFonts w:ascii="Calibri" w:cs="Calibri" w:eastAsia="Calibri" w:hAnsi="Calibri"/>
+                <w:b w:val="false"/>
+                <w:bCs w:val="false"/>
+                <w:sz w:val="19"/>
+                <w:szCs w:val="19"/>
+              </w:rPr>
+              <w:t xml:space="preserve">Pós M9</w:t>
+            </w:r>
+          </w:p>
+        </w:tc>
+        <w:tc>
+          <w:tcPr>
+            <w:tcW w:type="dxa" w:w="6338"/>
+            <w:tcBorders>
+              <w:top w:val="single" w:color="808080" w:sz="4"/>
+              <w:left w:val="single" w:color="808080" w:sz="4"/>
+              <w:bottom w:val="single" w:color="808080" w:sz="4"/>
+              <w:right w:val="single" w:color="808080" w:sz="4"/>
+            </w:tcBorders>
+            <w:shd w:fill="E9EEF7" w:color="auto" w:val="clear"/>
+            <w:tcMar>
+              <w:top w:type="dxa" w:w="60"/>
+              <w:left w:type="dxa" w:w="100"/>
+              <w:bottom w:type="dxa" w:w="60"/>
+              <w:right w:type="dxa" w:w="100"/>
+            </w:tcMar>
+          </w:tcPr>
+          <w:p>
+            <w:pPr>
+              <w:spacing w:after="30"/>
+            </w:pPr>
+            <w:r>
+              <w:rPr>
+                <w:rFonts w:ascii="Calibri" w:cs="Calibri" w:eastAsia="Calibri" w:hAnsi="Calibri"/>
+                <w:b w:val="false"/>
+                <w:bCs w:val="false"/>
+                <w:sz w:val="19"/>
+                <w:szCs w:val="19"/>
+              </w:rPr>
+              <w:t xml:space="preserve">Acompanhamento pós-implantação (hypercare); duração a definir com o Itaú</w:t>
+            </w:r>
+          </w:p>
+        </w:tc>
+        <w:tc>
+          <w:tcPr>
+            <w:tcW w:type="dxa" w:w="2300"/>
+            <w:tcBorders>
+              <w:top w:val="single" w:color="808080" w:sz="4"/>
+              <w:left w:val="single" w:color="808080" w:sz="4"/>
+              <w:bottom w:val="single" w:color="808080" w:sz="4"/>
+              <w:right w:val="single" w:color="808080" w:sz="4"/>
+            </w:tcBorders>
+            <w:shd w:fill="E9EEF7" w:color="auto" w:val="clear"/>
+            <w:tcMar>
+              <w:top w:type="dxa" w:w="60"/>
+              <w:left w:type="dxa" w:w="100"/>
+              <w:bottom w:type="dxa" w:w="60"/>
+              <w:right w:type="dxa" w:w="100"/>
+            </w:tcMar>
+          </w:tcPr>
+          <w:p>
+            <w:pPr>
+              <w:spacing w:after="30"/>
+            </w:pPr>
+            <w:r>
+              <w:rPr>
+                <w:rFonts w:ascii="Calibri" w:cs="Calibri" w:eastAsia="Calibri" w:hAnsi="Calibri"/>
+                <w:b w:val="false"/>
+                <w:bCs w:val="false"/>
+                <w:sz w:val="19"/>
+                <w:szCs w:val="19"/>
+              </w:rPr>
+              <w:t xml:space="preserve">Março/2027</w:t>
+            </w:r>
+          </w:p>
+        </w:tc>
+      </w:tr>
+    </w:tbl>
+    <w:p>
+      <w:pPr>
+        <w:spacing w:after="80"/>
+      </w:pPr>
+    </w:p>
+    <w:p>
+      <w:pPr>
+        <w:pStyle w:val="Heading2"/>
+        <w:keepNext/>
+        <w:spacing w:after="100" w:before="240"/>
+      </w:pPr>
+      <w:r>
+        <w:rPr>
+          <w:rFonts w:ascii="Calibri" w:cs="Calibri" w:eastAsia="Calibri" w:hAnsi="Calibri"/>
+          <w:b/>
+          <w:bCs/>
+          <w:color w:val="2E5597"/>
+          <w:sz w:val="26"/>
+          <w:szCs w:val="26"/>
+        </w:rPr>
+        <w:t xml:space="preserve">12.4 Premissas e riscos do cronograma</w:t>
+      </w:r>
+    </w:p>
+    <w:p>
+      <w:pPr>
+        <w:pStyle w:val="ListParagraph"/>
+        <w:numPr>
+          <w:ilvl w:val="0"/>
+          <w:numId w:val="2"/>
+        </w:numPr>
+        <w:spacing w:after="50" w:line="264"/>
+      </w:pPr>
+      <w:r>
+        <w:rPr>
+          <w:rFonts w:ascii="Calibri" w:cs="Calibri" w:eastAsia="Calibri" w:hAnsi="Calibri"/>
+          <w:sz w:val="21"/>
+          <w:szCs w:val="21"/>
+        </w:rPr>
+        <w:t xml:space="preserve">Premissa: o Itaú aprova este documento e responde à seção 13 até 20/11/2026.</w:t>
+      </w:r>
+    </w:p>
+    <w:p>
+      <w:pPr>
+        <w:pStyle w:val="ListParagraph"/>
+        <w:numPr>
+          <w:ilvl w:val="0"/>
+          <w:numId w:val="2"/>
+        </w:numPr>
+        <w:spacing w:after="50" w:line="264"/>
+      </w:pPr>
+      <w:r>
+        <w:rPr>
+          <w:rFonts w:ascii="Calibri" w:cs="Calibri" w:eastAsia="Calibri" w:hAnsi="Calibri"/>
+          <w:sz w:val="21"/>
+          <w:szCs w:val="21"/>
+        </w:rPr>
+        <w:t xml:space="preserve">Premissa: licenças, ambientes e acessos ficam disponíveis até 04/12/2026.</w:t>
+      </w:r>
+    </w:p>
+    <w:p>
+      <w:pPr>
+        <w:pStyle w:val="ListParagraph"/>
+        <w:numPr>
+          <w:ilvl w:val="0"/>
+          <w:numId w:val="2"/>
+        </w:numPr>
+        <w:spacing w:after="50" w:line="264"/>
+      </w:pPr>
+      <w:r>
+        <w:rPr>
+          <w:rFonts w:ascii="Calibri" w:cs="Calibri" w:eastAsia="Calibri" w:hAnsi="Calibri"/>
+          <w:sz w:val="21"/>
+          <w:szCs w:val="21"/>
+        </w:rPr>
+        <w:t xml:space="preserve">Premissa: cada entrega é homologada pelo Itaú em até 3 dias úteis; pendências de homologação deslocam as fases seguintes.</w:t>
+      </w:r>
+    </w:p>
+    <w:p>
+      <w:pPr>
+        <w:pStyle w:val="ListParagraph"/>
+        <w:numPr>
+          <w:ilvl w:val="0"/>
+          <w:numId w:val="2"/>
+        </w:numPr>
+        <w:spacing w:after="50" w:line="264"/>
+      </w:pPr>
+      <w:r>
+        <w:rPr>
+          <w:rFonts w:ascii="Calibri" w:cs="Calibri" w:eastAsia="Calibri" w:hAnsi="Calibri"/>
+          <w:sz w:val="21"/>
+          <w:szCs w:val="21"/>
+        </w:rPr>
+        <w:t xml:space="preserve">Premissa: os feriados de fim de ano e o Carnaval seguem o calendário descrito; outros bloqueios (congelamento de mudanças, janelas de produção) precisam ser informados pelo Itaú.</w:t>
+      </w:r>
+    </w:p>
+    <w:p>
+      <w:pPr>
+        <w:pStyle w:val="ListParagraph"/>
+        <w:numPr>
+          <w:ilvl w:val="0"/>
+          <w:numId w:val="2"/>
+        </w:numPr>
+        <w:spacing w:after="50" w:line="264"/>
+      </w:pPr>
+      <w:r>
+        <w:rPr>
+          <w:rFonts w:ascii="Calibri" w:cs="Calibri" w:eastAsia="Calibri" w:hAnsi="Calibri"/>
+          <w:sz w:val="21"/>
+          <w:szCs w:val="21"/>
+        </w:rPr>
+        <w:t xml:space="preserve">Risco: integração com Compras, Portal de Obras ou base de ativos. Se exigir API ou autorização que ainda não exista, a integração sai como atualização manual no registro, e a automação completa entra em fase posterior.</w:t>
+      </w:r>
+    </w:p>
+    <w:p>
+      <w:pPr>
+        <w:pStyle w:val="ListParagraph"/>
+        <w:numPr>
+          <w:ilvl w:val="0"/>
+          <w:numId w:val="2"/>
+        </w:numPr>
+        <w:spacing w:after="50" w:line="264"/>
+      </w:pPr>
+      <w:r>
+        <w:rPr>
+          <w:rFonts w:ascii="Calibri" w:cs="Calibri" w:eastAsia="Calibri" w:hAnsi="Calibri"/>
+          <w:sz w:val="21"/>
+          <w:szCs w:val="21"/>
+        </w:rPr>
+        <w:t xml:space="preserve">Risco: restrições de segurança ou DLP que bloqueiem conectores. Isso será identificado na Fase 0.</w:t>
+      </w:r>
+    </w:p>
+    <w:p>
+      <w:pPr>
+        <w:pStyle w:val="ListParagraph"/>
+        <w:numPr>
+          <w:ilvl w:val="0"/>
+          <w:numId w:val="2"/>
+        </w:numPr>
+        <w:spacing w:after="50" w:line="264"/>
+      </w:pPr>
+      <w:r>
+        <w:rPr>
+          <w:rFonts w:ascii="Calibri" w:cs="Calibri" w:eastAsia="Calibri" w:hAnsi="Calibri"/>
+          <w:sz w:val="21"/>
+          <w:szCs w:val="21"/>
+        </w:rPr>
+        <w:t xml:space="preserve">Risco: indisponibilidade dos aprovadores e da Operação/CSP para homologar e treinar nas datas previstas.</w:t>
+      </w:r>
+    </w:p>
+    <w:p>
+      <w:pPr>
+        <w:pStyle w:val="ListParagraph"/>
+        <w:numPr>
+          <w:ilvl w:val="0"/>
+          <w:numId w:val="2"/>
+        </w:numPr>
+        <w:spacing w:after="50" w:line="264"/>
+      </w:pPr>
+      <w:r>
+        <w:rPr>
+          <w:rFonts w:ascii="Calibri" w:cs="Calibri" w:eastAsia="Calibri" w:hAnsi="Calibri"/>
+          <w:sz w:val="21"/>
+          <w:szCs w:val="21"/>
+        </w:rPr>
+        <w:t xml:space="preserve">Se algum marco atrasar, o go-live pode ser mantido com escopo reduzido (por exemplo, F7 e F8 com menos automações), mediante decisão do Itaú.</w:t>
+      </w:r>
+    </w:p>
     <w:p>
       <w:pPr>
         <w:pStyle w:val="Heading1"/>
